--- a/Measurement and Error Analysis (DROPBOX).docx
+++ b/Measurement and Error Analysis (DROPBOX).docx
@@ -43,13 +43,7 @@
         <w:rPr>
           <w:rFonts w:ascii="Times New Roman" w:hAnsi="Times New Roman" w:cs="Times New Roman"/>
         </w:rPr>
-        <w:t xml:space="preserve">, </w:t>
-      </w:r>
-      <w:r>
-        <w:rPr>
-          <w:rFonts w:ascii="Times New Roman" w:hAnsi="Times New Roman" w:cs="Times New Roman"/>
-        </w:rPr>
-        <w:t>Brayan Hernandez, Ryan Dunford</w:t>
+        <w:t>, Brayan Hernandez, Ryan Dunford</w:t>
       </w:r>
     </w:p>
     <w:p>
@@ -97,19 +91,7 @@
         <w:rPr>
           <w:rFonts w:ascii="Times New Roman" w:hAnsi="Times New Roman" w:cs="Times New Roman"/>
         </w:rPr>
-        <w:t>PHY1048L</w:t>
-      </w:r>
-      <w:r>
-        <w:rPr>
-          <w:rFonts w:ascii="Times New Roman" w:hAnsi="Times New Roman" w:cs="Times New Roman"/>
-        </w:rPr>
-        <w:t xml:space="preserve"> - </w:t>
-      </w:r>
-      <w:r>
-        <w:rPr>
-          <w:rFonts w:ascii="Times New Roman" w:hAnsi="Times New Roman" w:cs="Times New Roman"/>
-        </w:rPr>
-        <w:t>2230</w:t>
+        <w:t>PHY1048L - 2230</w:t>
       </w:r>
     </w:p>
     <w:p>
@@ -124,19 +106,7 @@
         <w:rPr>
           <w:rFonts w:ascii="Times New Roman" w:hAnsi="Times New Roman" w:cs="Times New Roman"/>
         </w:rPr>
-        <w:t>Sep 4, 2026 (</w:t>
-      </w:r>
-      <w:r>
-        <w:rPr>
-          <w:rFonts w:ascii="Times New Roman" w:hAnsi="Times New Roman" w:cs="Times New Roman"/>
-        </w:rPr>
-        <w:t>Sep 9, 2026</w:t>
-      </w:r>
-      <w:r>
-        <w:rPr>
-          <w:rFonts w:ascii="Times New Roman" w:hAnsi="Times New Roman" w:cs="Times New Roman"/>
-        </w:rPr>
-        <w:t>)</w:t>
+        <w:t>Sep 4, 2026 (Sep 9, 2026)</w:t>
       </w:r>
     </w:p>
     <w:p>
@@ -9188,14 +9158,7 @@
           <w:i/>
           <w:spacing w:val="-2"/>
         </w:rPr>
-        <w:t>Cylinder</w:t>
-      </w:r>
-      <w:r>
-        <w:rPr>
-          <w:i/>
-          <w:spacing w:val="-2"/>
-        </w:rPr>
-        <w:t xml:space="preserve"> = </w:t>
+        <w:t xml:space="preserve">Cylinder = </w:t>
       </w:r>
       <w:r>
         <w:rPr>
@@ -9211,7 +9174,7 @@
             <m:ctrlPr>
               <w:rPr>
                 <w:rFonts w:ascii="Cambria Math" w:hAnsi="Cambria Math"/>
-                <w:b/>
+                <w:bCs/>
                 <w:i/>
                 <w:spacing w:val="-10"/>
                 <w:sz w:val="20"/>
@@ -9220,22 +9183,16 @@
           </m:dPr>
           <m:e>
             <m:r>
-              <m:rPr>
-                <m:sty m:val="bi"/>
-              </m:rPr>
               <w:rPr>
                 <w:rFonts w:ascii="Cambria Math" w:hAnsi="Cambria Math"/>
                 <w:spacing w:val="-10"/>
                 <w:sz w:val="20"/>
               </w:rPr>
-              <m:t>4.12±0.055</m:t>
+              <m:t xml:space="preserve">4.12±0.03 </m:t>
             </m:r>
           </m:e>
         </m:d>
         <m:r>
-          <m:rPr>
-            <m:sty m:val="bi"/>
-          </m:rPr>
           <w:rPr>
             <w:rFonts w:ascii="Cambria Math" w:hAnsi="Cambria Math"/>
             <w:spacing w:val="-10"/>
@@ -9248,7 +9205,7 @@
             <m:ctrlPr>
               <w:rPr>
                 <w:rFonts w:ascii="Cambria Math" w:hAnsi="Cambria Math"/>
-                <w:b/>
+                <w:bCs/>
                 <w:i/>
                 <w:spacing w:val="-10"/>
                 <w:sz w:val="20"/>
@@ -9257,9 +9214,6 @@
           </m:sSupPr>
           <m:e>
             <m:r>
-              <m:rPr>
-                <m:sty m:val="bi"/>
-              </m:rPr>
               <w:rPr>
                 <w:rFonts w:ascii="Cambria Math" w:hAnsi="Cambria Math"/>
                 <w:spacing w:val="-10"/>
@@ -9270,9 +9224,6 @@
           </m:e>
           <m:sup>
             <m:r>
-              <m:rPr>
-                <m:sty m:val="bi"/>
-              </m:rPr>
               <w:rPr>
                 <w:rFonts w:ascii="Cambria Math" w:hAnsi="Cambria Math"/>
                 <w:spacing w:val="-10"/>
@@ -9287,7 +9238,7 @@
             <m:ctrlPr>
               <w:rPr>
                 <w:rFonts w:ascii="Cambria Math" w:hAnsi="Cambria Math"/>
-                <w:b/>
+                <w:bCs/>
                 <w:i/>
                 <w:spacing w:val="-10"/>
                 <w:sz w:val="20"/>
@@ -9296,33 +9247,16 @@
           </m:sSupPr>
           <m:e>
             <m:r>
-              <m:rPr>
-                <m:sty m:val="bi"/>
-              </m:rPr>
               <w:rPr>
                 <w:rFonts w:ascii="Cambria Math" w:hAnsi="Cambria Math"/>
                 <w:spacing w:val="-10"/>
                 <w:sz w:val="20"/>
               </w:rPr>
-              <m:t xml:space="preserve"> (</m:t>
-            </m:r>
-            <m:r>
-              <m:rPr>
-                <m:sty m:val="bi"/>
-              </m:rPr>
-              <w:rPr>
-                <w:rFonts w:ascii="Cambria Math" w:hAnsi="Cambria Math"/>
-                <w:spacing w:val="-10"/>
-                <w:sz w:val="20"/>
-              </w:rPr>
-              <m:t>m</m:t>
+              <m:t xml:space="preserve"> (m</m:t>
             </m:r>
           </m:e>
           <m:sup>
             <m:r>
-              <m:rPr>
-                <m:sty m:val="bi"/>
-              </m:rPr>
               <w:rPr>
                 <w:rFonts w:ascii="Cambria Math" w:hAnsi="Cambria Math"/>
                 <w:spacing w:val="-10"/>
@@ -9333,9 +9267,6 @@
           </m:sup>
         </m:sSup>
         <m:r>
-          <m:rPr>
-            <m:sty m:val="bi"/>
-          </m:rPr>
           <w:rPr>
             <w:rFonts w:ascii="Cambria Math" w:hAnsi="Cambria Math"/>
             <w:spacing w:val="-10"/>
@@ -9401,7 +9332,16 @@
           <w:spacing w:val="-10"/>
           <w:sz w:val="20"/>
         </w:rPr>
-        <w:t xml:space="preserve">  </w:t>
+        <w:t xml:space="preserve"> </w:t>
+      </w:r>
+      <w:r>
+        <w:rPr>
+          <w:rFonts w:ascii="Times New Roman" w:hAnsi="Times New Roman" w:cs="Times New Roman"/>
+          <w:bCs/>
+          <w:spacing w:val="-10"/>
+          <w:sz w:val="20"/>
+        </w:rPr>
+        <w:t>0.03</w:t>
       </w:r>
     </w:p>
     <w:p>
@@ -9439,14 +9379,7 @@
           <w:i/>
           <w:spacing w:val="-2"/>
         </w:rPr>
-        <w:t>Error</w:t>
-      </w:r>
-      <w:r>
-        <w:rPr>
-          <w:i/>
-          <w:spacing w:val="-2"/>
-        </w:rPr>
-        <w:t xml:space="preserve"> </w:t>
+        <w:t xml:space="preserve">Error </w:t>
       </w:r>
       <m:oMath>
         <m:r>
@@ -9456,55 +9389,13 @@
           </w:rPr>
           <m:t xml:space="preserve">= </m:t>
         </m:r>
-        <m:d>
-          <m:dPr>
-            <m:ctrlPr>
-              <w:rPr>
-                <w:rFonts w:ascii="Cambria Math" w:eastAsiaTheme="minorEastAsia" w:hAnsi="Cambria Math"/>
-                <w:i/>
-                <w:spacing w:val="-2"/>
-              </w:rPr>
-            </m:ctrlPr>
-          </m:dPr>
-          <m:e>
-            <m:r>
-              <w:rPr>
-                <w:rFonts w:ascii="Cambria Math" w:eastAsiaTheme="minorEastAsia" w:hAnsi="Cambria Math"/>
-                <w:spacing w:val="-2"/>
-              </w:rPr>
-              <m:t>7.77×</m:t>
-            </m:r>
-            <m:sSup>
-              <m:sSupPr>
-                <m:ctrlPr>
-                  <w:rPr>
-                    <w:rFonts w:ascii="Cambria Math" w:eastAsiaTheme="minorEastAsia" w:hAnsi="Cambria Math"/>
-                    <w:i/>
-                    <w:spacing w:val="-2"/>
-                  </w:rPr>
-                </m:ctrlPr>
-              </m:sSupPr>
-              <m:e>
-                <m:r>
-                  <w:rPr>
-                    <w:rFonts w:ascii="Cambria Math" w:eastAsiaTheme="minorEastAsia" w:hAnsi="Cambria Math"/>
-                    <w:spacing w:val="-2"/>
-                  </w:rPr>
-                  <m:t>10</m:t>
-                </m:r>
-              </m:e>
-              <m:sup>
-                <m:r>
-                  <w:rPr>
-                    <w:rFonts w:ascii="Cambria Math" w:eastAsiaTheme="minorEastAsia" w:hAnsi="Cambria Math"/>
-                    <w:spacing w:val="-2"/>
-                  </w:rPr>
-                  <m:t>-4</m:t>
-                </m:r>
-              </m:sup>
-            </m:sSup>
-          </m:e>
-        </m:d>
+        <m:r>
+          <w:rPr>
+            <w:rFonts w:ascii="Cambria Math" w:eastAsiaTheme="minorEastAsia" w:hAnsi="Cambria Math"/>
+            <w:spacing w:val="-2"/>
+          </w:rPr>
+          <m:t>0.78</m:t>
+        </m:r>
         <m:r>
           <w:rPr>
             <w:rFonts w:ascii="Cambria Math" w:eastAsiaTheme="minorEastAsia" w:hAnsi="Cambria Math"/>
@@ -10372,7 +10263,29 @@
                 <w:szCs w:val="18"/>
                 <w14:ligatures w14:val="none"/>
               </w:rPr>
-              <w:t>356.6</w:t>
+              <w:t>3</w:t>
+            </w:r>
+            <w:r>
+              <w:rPr>
+                <w:rFonts w:ascii="Calibri" w:eastAsia="Times New Roman" w:hAnsi="Calibri" w:cs="Calibri"/>
+                <w:color w:val="000000"/>
+                <w:kern w:val="0"/>
+                <w:sz w:val="18"/>
+                <w:szCs w:val="18"/>
+                <w14:ligatures w14:val="none"/>
+              </w:rPr>
+              <w:t>68</w:t>
+            </w:r>
+            <w:r>
+              <w:rPr>
+                <w:rFonts w:ascii="Calibri" w:eastAsia="Times New Roman" w:hAnsi="Calibri" w:cs="Calibri"/>
+                <w:color w:val="000000"/>
+                <w:kern w:val="0"/>
+                <w:sz w:val="18"/>
+                <w:szCs w:val="18"/>
+                <w14:ligatures w14:val="none"/>
+              </w:rPr>
+              <w:t>.6</w:t>
             </w:r>
           </w:p>
         </w:tc>
@@ -10676,27 +10589,22 @@
           </w:tcPr>
           <w:p>
             <w:pPr>
-              <w:spacing w:after="0" w:line="240" w:lineRule="auto"/>
-              <w:jc w:val="center"/>
-              <w:rPr>
-                <w:rFonts w:ascii="Times New Roman" w:eastAsia="Times New Roman" w:hAnsi="Times New Roman" w:cs="Times New Roman"/>
-                <w:color w:val="000000"/>
-                <w:kern w:val="0"/>
-                <w:sz w:val="18"/>
-                <w:szCs w:val="18"/>
-                <w14:ligatures w14:val="none"/>
-              </w:rPr>
-            </w:pPr>
-            <w:r>
-              <w:rPr>
-                <w:rFonts w:ascii="Times New Roman" w:eastAsia="Times New Roman" w:hAnsi="Times New Roman" w:cs="Times New Roman"/>
-                <w:color w:val="000000"/>
-                <w:kern w:val="0"/>
-                <w:sz w:val="18"/>
-                <w:szCs w:val="18"/>
-                <w14:ligatures w14:val="none"/>
-              </w:rPr>
-              <w:t>365.55</w:t>
+              <w:jc w:val="center"/>
+              <w:rPr>
+                <w:rFonts w:ascii="Times New Roman" w:hAnsi="Times New Roman" w:cs="Times New Roman"/>
+                <w:color w:val="000000"/>
+                <w:sz w:val="18"/>
+                <w:szCs w:val="18"/>
+              </w:rPr>
+            </w:pPr>
+            <w:r>
+              <w:rPr>
+                <w:rFonts w:ascii="Times New Roman" w:hAnsi="Times New Roman" w:cs="Times New Roman"/>
+                <w:color w:val="000000"/>
+                <w:sz w:val="18"/>
+                <w:szCs w:val="18"/>
+              </w:rPr>
+              <w:t>368.55</w:t>
             </w:r>
           </w:p>
         </w:tc>
@@ -10762,17 +10670,17 @@
               <w:spacing w:after="0" w:line="240" w:lineRule="auto"/>
               <w:jc w:val="center"/>
               <w:rPr>
-                <w:rFonts w:ascii="Symbol" w:eastAsia="Times New Roman" w:hAnsi="Symbol" w:cs="Calibri"/>
-                <w:color w:val="000000"/>
-                <w:kern w:val="0"/>
-                <w:sz w:val="18"/>
-                <w:szCs w:val="18"/>
-                <w14:ligatures w14:val="none"/>
-              </w:rPr>
-            </w:pPr>
-            <w:r>
-              <w:rPr>
-                <w:rFonts w:ascii="Symbol" w:eastAsia="Times New Roman" w:hAnsi="Symbol" w:cs="Calibri"/>
+                <w:rFonts w:ascii="Times New Roman" w:eastAsia="Times New Roman" w:hAnsi="Times New Roman" w:cs="Times New Roman"/>
+                <w:color w:val="000000"/>
+                <w:kern w:val="0"/>
+                <w:sz w:val="18"/>
+                <w:szCs w:val="18"/>
+                <w14:ligatures w14:val="none"/>
+              </w:rPr>
+            </w:pPr>
+            <w:r>
+              <w:rPr>
+                <w:rFonts w:ascii="Times New Roman" w:eastAsia="Times New Roman" w:hAnsi="Times New Roman" w:cs="Times New Roman"/>
                 <w:color w:val="000000"/>
                 <w:kern w:val="0"/>
                 <w:sz w:val="18"/>
@@ -10854,27 +10762,22 @@
           </w:tcPr>
           <w:p>
             <w:pPr>
-              <w:spacing w:after="0" w:line="240" w:lineRule="auto"/>
-              <w:jc w:val="center"/>
-              <w:rPr>
-                <w:rFonts w:ascii="Times New Roman" w:eastAsia="Times New Roman" w:hAnsi="Times New Roman" w:cs="Times New Roman"/>
-                <w:color w:val="000000"/>
-                <w:kern w:val="0"/>
-                <w:sz w:val="18"/>
-                <w:szCs w:val="18"/>
-                <w14:ligatures w14:val="none"/>
-              </w:rPr>
-            </w:pPr>
-            <w:r>
-              <w:rPr>
-                <w:rFonts w:ascii="Times New Roman" w:eastAsia="Times New Roman" w:hAnsi="Times New Roman" w:cs="Times New Roman"/>
-                <w:color w:val="000000"/>
-                <w:kern w:val="0"/>
-                <w:sz w:val="18"/>
-                <w:szCs w:val="18"/>
-                <w14:ligatures w14:val="none"/>
-              </w:rPr>
-              <w:t>5.966852884</w:t>
+              <w:jc w:val="center"/>
+              <w:rPr>
+                <w:rFonts w:ascii="Times New Roman" w:hAnsi="Times New Roman" w:cs="Times New Roman"/>
+                <w:color w:val="000000"/>
+                <w:sz w:val="18"/>
+                <w:szCs w:val="18"/>
+              </w:rPr>
+            </w:pPr>
+            <w:r>
+              <w:rPr>
+                <w:rFonts w:ascii="Times New Roman" w:hAnsi="Times New Roman" w:cs="Times New Roman"/>
+                <w:color w:val="000000"/>
+                <w:sz w:val="18"/>
+                <w:szCs w:val="18"/>
+              </w:rPr>
+              <w:t>0.057735027</w:t>
             </w:r>
           </w:p>
         </w:tc>
@@ -11023,27 +10926,22 @@
           </w:tcPr>
           <w:p>
             <w:pPr>
-              <w:spacing w:after="0" w:line="240" w:lineRule="auto"/>
-              <w:jc w:val="center"/>
-              <w:rPr>
-                <w:rFonts w:ascii="Times New Roman" w:eastAsia="Times New Roman" w:hAnsi="Times New Roman" w:cs="Times New Roman"/>
-                <w:color w:val="000000"/>
-                <w:kern w:val="0"/>
-                <w:sz w:val="18"/>
-                <w:szCs w:val="18"/>
-                <w14:ligatures w14:val="none"/>
-              </w:rPr>
-            </w:pPr>
-            <w:r>
-              <w:rPr>
-                <w:rFonts w:ascii="Times New Roman" w:eastAsia="Times New Roman" w:hAnsi="Times New Roman" w:cs="Times New Roman"/>
-                <w:color w:val="000000"/>
-                <w:kern w:val="0"/>
-                <w:sz w:val="18"/>
-                <w:szCs w:val="18"/>
-                <w14:ligatures w14:val="none"/>
-              </w:rPr>
-              <w:t>1.632294593</w:t>
+              <w:jc w:val="center"/>
+              <w:rPr>
+                <w:rFonts w:ascii="Times New Roman" w:hAnsi="Times New Roman" w:cs="Times New Roman"/>
+                <w:color w:val="000000"/>
+                <w:sz w:val="18"/>
+                <w:szCs w:val="18"/>
+              </w:rPr>
+            </w:pPr>
+            <w:r>
+              <w:rPr>
+                <w:rFonts w:ascii="Times New Roman" w:hAnsi="Times New Roman" w:cs="Times New Roman"/>
+                <w:color w:val="000000"/>
+                <w:sz w:val="18"/>
+                <w:szCs w:val="18"/>
+              </w:rPr>
+              <w:t>0.015665453</w:t>
             </w:r>
           </w:p>
         </w:tc>
@@ -11099,6 +10997,7 @@
         <w:autoSpaceDN w:val="0"/>
         <w:spacing w:after="0" w:line="240" w:lineRule="auto"/>
         <w:rPr>
+          <w:rFonts w:ascii="Times New Roman" w:hAnsi="Times New Roman" w:cs="Times New Roman"/>
           <w:b/>
         </w:rPr>
       </w:pPr>
@@ -11149,6 +11048,20 @@
         <w:t>Cylinder=</w:t>
       </w:r>
       <w:r>
+        <w:rPr>
+          <w:i/>
+          <w:spacing w:val="-2"/>
+        </w:rPr>
+        <w:t xml:space="preserve"> </w:t>
+      </w:r>
+      <w:r>
+        <w:rPr>
+          <w:i/>
+          <w:spacing w:val="-2"/>
+        </w:rPr>
+        <w:t>887.3</w:t>
+      </w:r>
+      <w:r>
         <w:tab/>
       </w:r>
     </w:p>
@@ -11183,6 +11096,21 @@
           <w:spacing w:val="-2"/>
         </w:rPr>
         <w:t>Error=</w:t>
+      </w:r>
+      <w:r>
+        <w:rPr>
+          <w:i/>
+          <w:spacing w:val="-2"/>
+        </w:rPr>
+        <w:t xml:space="preserve"> </w:t>
+      </w:r>
+      <w:r>
+        <w:rPr>
+          <w:rFonts w:ascii="Times New Roman" w:hAnsi="Times New Roman" w:cs="Times New Roman"/>
+          <w:iCs/>
+          <w:spacing w:val="-2"/>
+        </w:rPr>
+        <w:t>0.14</w:t>
       </w:r>
       <w:r>
         <w:tab/>
@@ -11225,6 +11153,21 @@
           <w:spacing w:val="-5"/>
         </w:rPr>
         <w:t>=</w:t>
+      </w:r>
+      <w:r>
+        <w:rPr>
+          <w:i/>
+          <w:spacing w:val="-5"/>
+        </w:rPr>
+        <w:t xml:space="preserve"> </w:t>
+      </w:r>
+      <w:r>
+        <w:rPr>
+          <w:rFonts w:ascii="Times New Roman" w:hAnsi="Times New Roman" w:cs="Times New Roman"/>
+          <w:iCs/>
+          <w:spacing w:val="-5"/>
+        </w:rPr>
+        <w:t>0.80%</w:t>
       </w:r>
     </w:p>
     <w:p>
@@ -11315,7 +11258,6 @@
       <w:lvlJc w:val="left"/>
       <w:pPr>
         <w:ind w:left="720" w:hanging="360"/>
-        <w:jc w:val="left"/>
       </w:pPr>
       <w:rPr>
         <w:rFonts w:hint="default"/>
@@ -11331,7 +11273,6 @@
       <w:lvlJc w:val="left"/>
       <w:pPr>
         <w:ind w:left="900" w:hanging="308"/>
-        <w:jc w:val="left"/>
       </w:pPr>
       <w:rPr>
         <w:rFonts w:ascii="Times New Roman" w:eastAsia="Times New Roman" w:hAnsi="Times New Roman" w:cs="Times New Roman" w:hint="default"/>
@@ -11353,7 +11294,6 @@
       <w:lvlJc w:val="left"/>
       <w:pPr>
         <w:ind w:left="1800" w:hanging="360"/>
-        <w:jc w:val="left"/>
       </w:pPr>
       <w:rPr>
         <w:rFonts w:ascii="Times New Roman" w:eastAsia="Times New Roman" w:hAnsi="Times New Roman" w:cs="Times New Roman" w:hint="default"/>

--- a/Measurement and Error Analysis (DROPBOX).docx
+++ b/Measurement and Error Analysis (DROPBOX).docx
@@ -14,6 +14,7 @@
           <w:szCs w:val="28"/>
         </w:rPr>
       </w:pPr>
+      <w:bookmarkStart w:id="0" w:name="_Hlk239872781"/>
       <w:r>
         <w:rPr>
           <w:rFonts w:ascii="Times New Roman" w:hAnsi="Times New Roman" w:cs="Times New Roman"/>
@@ -9125,90 +9126,1604 @@
           <w:tab w:val="left" w:pos="9185"/>
         </w:tabs>
         <w:spacing w:before="263"/>
+        <w:rPr>
+          <w:i/>
+        </w:rPr>
+      </w:pPr>
+    </w:p>
+    <w:p>
+      <w:pPr>
+        <w:pStyle w:val="FirstParagraph"/>
+        <w:spacing w:after="100" w:afterAutospacing="1"/>
       </w:pPr>
       <w:r>
         <w:rPr>
+          <w:b/>
+          <w:bCs/>
+        </w:rPr>
+        <w:t>Height:</w:t>
+      </w:r>
+    </w:p>
+    <w:p>
+      <w:pPr>
+        <w:pStyle w:val="BodyText"/>
+        <w:rPr>
+          <w:u w:val="single"/>
+        </w:rPr>
+      </w:pPr>
+      <w:r>
+        <w:rPr>
+          <w:u w:val="single"/>
+        </w:rPr>
+        <w:t>Average</w:t>
+      </w:r>
+      <w:r>
+        <w:rPr>
+          <w:u w:val="single"/>
+        </w:rPr>
+        <w:t>:</w:t>
+      </w:r>
+    </w:p>
+    <w:p>
+      <w:pPr>
+        <w:pStyle w:val="BodyText"/>
+      </w:pPr>
+      <m:oMath>
+        <m:acc>
+          <m:accPr>
+            <m:chr m:val="‾"/>
+            <m:ctrlPr>
+              <w:rPr>
+                <w:rFonts w:ascii="Cambria Math" w:hAnsi="Cambria Math"/>
+              </w:rPr>
+            </m:ctrlPr>
+          </m:accPr>
+          <m:e>
+            <m:r>
+              <w:rPr>
+                <w:rFonts w:ascii="Cambria Math" w:hAnsi="Cambria Math"/>
+              </w:rPr>
+              <m:t>x</m:t>
+            </m:r>
+          </m:e>
+        </m:acc>
+        <m:r>
+          <m:rPr>
+            <m:sty m:val="p"/>
+          </m:rPr>
+          <w:rPr>
+            <w:rFonts w:ascii="Cambria Math" w:hAnsi="Cambria Math"/>
+          </w:rPr>
+          <m:t>=</m:t>
+        </m:r>
+        <m:f>
+          <m:fPr>
+            <m:ctrlPr>
+              <w:rPr>
+                <w:rFonts w:ascii="Cambria Math" w:hAnsi="Cambria Math"/>
+              </w:rPr>
+            </m:ctrlPr>
+          </m:fPr>
+          <m:num>
+            <m:r>
+              <w:rPr>
+                <w:rFonts w:ascii="Cambria Math" w:hAnsi="Cambria Math"/>
+              </w:rPr>
+              <m:t>121.91</m:t>
+            </m:r>
+            <m:r>
+              <m:rPr>
+                <m:sty m:val="p"/>
+              </m:rPr>
+              <w:rPr>
+                <w:rFonts w:ascii="Cambria Math" w:hAnsi="Cambria Math"/>
+              </w:rPr>
+              <m:t>+</m:t>
+            </m:r>
+            <m:r>
+              <w:rPr>
+                <w:rFonts w:ascii="Cambria Math" w:hAnsi="Cambria Math"/>
+              </w:rPr>
+              <m:t>121.23</m:t>
+            </m:r>
+            <m:r>
+              <m:rPr>
+                <m:sty m:val="p"/>
+              </m:rPr>
+              <w:rPr>
+                <w:rFonts w:ascii="Cambria Math" w:hAnsi="Cambria Math"/>
+              </w:rPr>
+              <m:t>+</m:t>
+            </m:r>
+            <m:r>
+              <w:rPr>
+                <w:rFonts w:ascii="Cambria Math" w:hAnsi="Cambria Math"/>
+              </w:rPr>
+              <m:t>121.84</m:t>
+            </m:r>
+            <m:r>
+              <m:rPr>
+                <m:sty m:val="p"/>
+              </m:rPr>
+              <w:rPr>
+                <w:rFonts w:ascii="Cambria Math" w:hAnsi="Cambria Math"/>
+              </w:rPr>
+              <m:t>+</m:t>
+            </m:r>
+            <m:r>
+              <w:rPr>
+                <w:rFonts w:ascii="Cambria Math" w:hAnsi="Cambria Math"/>
+              </w:rPr>
+              <m:t>121.79</m:t>
+            </m:r>
+          </m:num>
+          <m:den>
+            <m:r>
+              <w:rPr>
+                <w:rFonts w:ascii="Cambria Math" w:hAnsi="Cambria Math"/>
+              </w:rPr>
+              <m:t>4</m:t>
+            </m:r>
+          </m:den>
+        </m:f>
+        <m:r>
+          <m:rPr>
+            <m:sty m:val="p"/>
+          </m:rPr>
+          <w:rPr>
+            <w:rFonts w:ascii="Cambria Math" w:hAnsi="Cambria Math"/>
+          </w:rPr>
+          <m:t>=</m:t>
+        </m:r>
+        <m:r>
+          <w:rPr>
+            <w:rFonts w:ascii="Cambria Math" w:hAnsi="Cambria Math"/>
+          </w:rPr>
+          <m:t>121.6925</m:t>
+        </m:r>
+        <m:r>
+          <m:rPr>
+            <m:nor/>
+          </m:rPr>
+          <m:t xml:space="preserve"> mm</m:t>
+        </m:r>
+      </m:oMath>
+      <w:r>
+        <w:t xml:space="preserve"> </w:t>
+      </w:r>
+    </w:p>
+    <w:p>
+      <w:pPr>
+        <w:pStyle w:val="FirstParagraph"/>
+        <w:rPr>
+          <w:u w:val="single"/>
+        </w:rPr>
+      </w:pPr>
+      <w:r>
+        <w:rPr>
+          <w:u w:val="single"/>
+        </w:rPr>
+        <w:t xml:space="preserve">Standard Deviation: </w:t>
+      </w:r>
+    </w:p>
+    <w:p>
+      <w:pPr>
+        <w:pStyle w:val="BodyText"/>
+      </w:pPr>
+      <m:oMath>
+        <m:r>
+          <w:rPr>
+            <w:rFonts w:ascii="Cambria Math" w:hAnsi="Cambria Math"/>
+            <w:lang w:val=""/>
+          </w:rPr>
+          <m:t>σ</m:t>
+        </m:r>
+        <m:r>
+          <m:rPr>
+            <m:sty m:val="p"/>
+          </m:rPr>
+          <w:rPr>
+            <w:rFonts w:ascii="Cambria Math" w:hAnsi="Cambria Math"/>
+            <w:lang w:val=""/>
+          </w:rPr>
+          <m:t>=</m:t>
+        </m:r>
+        <m:rad>
+          <m:radPr>
+            <m:degHide m:val="1"/>
+            <m:ctrlPr>
+              <w:rPr>
+                <w:rFonts w:ascii="Cambria Math" w:hAnsi="Cambria Math"/>
+                <w:lang w:val=""/>
+              </w:rPr>
+            </m:ctrlPr>
+          </m:radPr>
+          <m:deg/>
+          <m:e>
+            <m:f>
+              <m:fPr>
+                <m:ctrlPr>
+                  <w:rPr>
+                    <w:rFonts w:ascii="Cambria Math" w:hAnsi="Cambria Math"/>
+                    <w:lang w:val=""/>
+                  </w:rPr>
+                </m:ctrlPr>
+              </m:fPr>
+              <m:num>
+                <m:eqArr>
+                  <m:eqArrPr>
+                    <m:ctrlPr>
+                      <w:rPr>
+                        <w:rFonts w:ascii="Cambria Math" w:hAnsi="Cambria Math"/>
+                        <w:i/>
+                        <w:lang w:val=""/>
+                      </w:rPr>
+                    </m:ctrlPr>
+                  </m:eqArrPr>
+                  <m:e>
+                    <m:sSup>
+                      <m:sSupPr>
+                        <m:ctrlPr>
+                          <w:rPr>
+                            <w:rFonts w:ascii="Cambria Math" w:hAnsi="Cambria Math"/>
+                            <w:lang w:val=""/>
+                          </w:rPr>
+                        </m:ctrlPr>
+                      </m:sSupPr>
+                      <m:e>
+                        <m:d>
+                          <m:dPr>
+                            <m:ctrlPr>
+                              <w:rPr>
+                                <w:rFonts w:ascii="Cambria Math" w:hAnsi="Cambria Math"/>
+                                <w:lang w:val=""/>
+                              </w:rPr>
+                            </m:ctrlPr>
+                          </m:dPr>
+                          <m:e>
+                            <m:r>
+                              <m:rPr>
+                                <m:sty m:val="p"/>
+                              </m:rPr>
+                              <w:rPr>
+                                <w:rFonts w:ascii="Cambria Math" w:hAnsi="Cambria Math"/>
+                                <w:lang w:val=""/>
+                              </w:rPr>
+                              <m:t>121.91-121.6925</m:t>
+                            </m:r>
+                          </m:e>
+                        </m:d>
+                      </m:e>
+                      <m:sup>
+                        <m:r>
+                          <m:rPr>
+                            <m:sty m:val="p"/>
+                          </m:rPr>
+                          <w:rPr>
+                            <w:rFonts w:ascii="Cambria Math" w:hAnsi="Cambria Math"/>
+                            <w:lang w:val=""/>
+                          </w:rPr>
+                          <m:t>2</m:t>
+                        </m:r>
+                      </m:sup>
+                    </m:sSup>
+                    <m:r>
+                      <m:rPr>
+                        <m:sty m:val="p"/>
+                      </m:rPr>
+                      <w:rPr>
+                        <w:rFonts w:ascii="Cambria Math" w:hAnsi="Cambria Math"/>
+                        <w:lang w:val=""/>
+                      </w:rPr>
+                      <m:t>+</m:t>
+                    </m:r>
+                    <m:sSup>
+                      <m:sSupPr>
+                        <m:ctrlPr>
+                          <w:rPr>
+                            <w:rFonts w:ascii="Cambria Math" w:hAnsi="Cambria Math"/>
+                            <w:lang w:val=""/>
+                          </w:rPr>
+                        </m:ctrlPr>
+                      </m:sSupPr>
+                      <m:e>
+                        <m:d>
+                          <m:dPr>
+                            <m:ctrlPr>
+                              <w:rPr>
+                                <w:rFonts w:ascii="Cambria Math" w:hAnsi="Cambria Math"/>
+                                <w:lang w:val=""/>
+                              </w:rPr>
+                            </m:ctrlPr>
+                          </m:dPr>
+                          <m:e>
+                            <m:r>
+                              <m:rPr>
+                                <m:sty m:val="p"/>
+                              </m:rPr>
+                              <w:rPr>
+                                <w:rFonts w:ascii="Cambria Math" w:hAnsi="Cambria Math"/>
+                                <w:lang w:val=""/>
+                              </w:rPr>
+                              <m:t>121.23-121.6925</m:t>
+                            </m:r>
+                          </m:e>
+                        </m:d>
+                      </m:e>
+                      <m:sup>
+                        <m:r>
+                          <m:rPr>
+                            <m:sty m:val="p"/>
+                          </m:rPr>
+                          <w:rPr>
+                            <w:rFonts w:ascii="Cambria Math" w:hAnsi="Cambria Math"/>
+                            <w:lang w:val=""/>
+                          </w:rPr>
+                          <m:t>2</m:t>
+                        </m:r>
+                      </m:sup>
+                    </m:sSup>
+                    <m:r>
+                      <w:rPr>
+                        <w:rFonts w:ascii="Cambria Math" w:hAnsi="Cambria Math"/>
+                        <w:lang w:val=""/>
+                      </w:rPr>
+                      <m:t>+</m:t>
+                    </m:r>
+                  </m:e>
+                  <m:e>
+                    <m:sSup>
+                      <m:sSupPr>
+                        <m:ctrlPr>
+                          <w:rPr>
+                            <w:rFonts w:ascii="Cambria Math" w:hAnsi="Cambria Math"/>
+                            <w:lang w:val=""/>
+                          </w:rPr>
+                        </m:ctrlPr>
+                      </m:sSupPr>
+                      <m:e>
+                        <m:d>
+                          <m:dPr>
+                            <m:ctrlPr>
+                              <w:rPr>
+                                <w:rFonts w:ascii="Cambria Math" w:hAnsi="Cambria Math"/>
+                                <w:lang w:val=""/>
+                              </w:rPr>
+                            </m:ctrlPr>
+                          </m:dPr>
+                          <m:e>
+                            <m:r>
+                              <m:rPr>
+                                <m:sty m:val="p"/>
+                              </m:rPr>
+                              <w:rPr>
+                                <w:rFonts w:ascii="Cambria Math" w:hAnsi="Cambria Math"/>
+                                <w:lang w:val=""/>
+                              </w:rPr>
+                              <m:t>121.84-121.6925</m:t>
+                            </m:r>
+                          </m:e>
+                        </m:d>
+                      </m:e>
+                      <m:sup>
+                        <m:r>
+                          <m:rPr>
+                            <m:sty m:val="p"/>
+                          </m:rPr>
+                          <w:rPr>
+                            <w:rFonts w:ascii="Cambria Math" w:hAnsi="Cambria Math"/>
+                            <w:lang w:val=""/>
+                          </w:rPr>
+                          <m:t>2</m:t>
+                        </m:r>
+                      </m:sup>
+                    </m:sSup>
+                    <m:r>
+                      <w:rPr>
+                        <w:rFonts w:ascii="Cambria Math" w:hAnsi="Cambria Math"/>
+                        <w:lang w:val=""/>
+                      </w:rPr>
+                      <m:t>+</m:t>
+                    </m:r>
+                    <m:sSup>
+                      <m:sSupPr>
+                        <m:ctrlPr>
+                          <w:rPr>
+                            <w:rFonts w:ascii="Cambria Math" w:hAnsi="Cambria Math"/>
+                            <w:lang w:val=""/>
+                          </w:rPr>
+                        </m:ctrlPr>
+                      </m:sSupPr>
+                      <m:e>
+                        <m:d>
+                          <m:dPr>
+                            <m:ctrlPr>
+                              <w:rPr>
+                                <w:rFonts w:ascii="Cambria Math" w:hAnsi="Cambria Math"/>
+                                <w:lang w:val=""/>
+                              </w:rPr>
+                            </m:ctrlPr>
+                          </m:dPr>
+                          <m:e>
+                            <m:r>
+                              <m:rPr>
+                                <m:sty m:val="p"/>
+                              </m:rPr>
+                              <w:rPr>
+                                <w:rFonts w:ascii="Cambria Math" w:hAnsi="Cambria Math"/>
+                                <w:lang w:val=""/>
+                              </w:rPr>
+                              <m:t>121.79-121.6925</m:t>
+                            </m:r>
+                          </m:e>
+                        </m:d>
+                      </m:e>
+                      <m:sup>
+                        <m:r>
+                          <m:rPr>
+                            <m:sty m:val="p"/>
+                          </m:rPr>
+                          <w:rPr>
+                            <w:rFonts w:ascii="Cambria Math" w:hAnsi="Cambria Math"/>
+                            <w:lang w:val=""/>
+                          </w:rPr>
+                          <m:t>2</m:t>
+                        </m:r>
+                      </m:sup>
+                    </m:sSup>
+                  </m:e>
+                </m:eqArr>
+              </m:num>
+              <m:den>
+                <m:r>
+                  <m:rPr>
+                    <m:sty m:val="p"/>
+                  </m:rPr>
+                  <w:rPr>
+                    <w:rFonts w:ascii="Cambria Math" w:hAnsi="Cambria Math"/>
+                    <w:lang w:val=""/>
+                  </w:rPr>
+                  <m:t>4-1</m:t>
+                </m:r>
+              </m:den>
+            </m:f>
+          </m:e>
+        </m:rad>
+        <m:r>
+          <w:rPr>
+            <w:rFonts w:ascii="Cambria Math" w:hAnsi="Cambria Math"/>
+            <w:lang w:val=""/>
+          </w:rPr>
+          <m:t>=</m:t>
+        </m:r>
+        <m:rad>
+          <m:radPr>
+            <m:degHide m:val="1"/>
+            <m:ctrlPr>
+              <w:rPr>
+                <w:rFonts w:ascii="Cambria Math" w:hAnsi="Cambria Math"/>
+                <w:i/>
+                <w:lang w:val=""/>
+              </w:rPr>
+            </m:ctrlPr>
+          </m:radPr>
+          <m:deg/>
+          <m:e>
+            <m:f>
+              <m:fPr>
+                <m:ctrlPr>
+                  <w:rPr>
+                    <w:rFonts w:ascii="Cambria Math" w:hAnsi="Cambria Math"/>
+                    <w:i/>
+                    <w:lang w:val=""/>
+                  </w:rPr>
+                </m:ctrlPr>
+              </m:fPr>
+              <m:num>
+                <m:r>
+                  <w:rPr>
+                    <w:rFonts w:ascii="Cambria Math" w:hAnsi="Cambria Math"/>
+                    <w:lang w:val=""/>
+                  </w:rPr>
+                  <m:t>0.292475</m:t>
+                </m:r>
+              </m:num>
+              <m:den>
+                <m:r>
+                  <w:rPr>
+                    <w:rFonts w:ascii="Cambria Math" w:hAnsi="Cambria Math"/>
+                    <w:lang w:val=""/>
+                  </w:rPr>
+                  <m:t>3</m:t>
+                </m:r>
+              </m:den>
+            </m:f>
+          </m:e>
+        </m:rad>
+        <m:r>
+          <w:rPr>
+            <w:rFonts w:ascii="Cambria Math" w:hAnsi="Cambria Math"/>
+            <w:lang w:val=""/>
+          </w:rPr>
+          <m:t>=0.3122mm</m:t>
+        </m:r>
+      </m:oMath>
+      <w:r>
+        <w:t xml:space="preserve"> </w:t>
+      </w:r>
+    </w:p>
+    <w:p>
+      <w:pPr>
+        <w:pStyle w:val="FirstParagraph"/>
+        <w:rPr>
+          <w:u w:val="single"/>
+        </w:rPr>
+      </w:pPr>
+      <w:r>
+        <w:rPr>
+          <w:u w:val="single"/>
+        </w:rPr>
+        <w:t>Percentage Error:</w:t>
+      </w:r>
+    </w:p>
+    <w:p>
+      <w:pPr>
+        <w:pStyle w:val="BodyText"/>
+      </w:pPr>
+      <m:oMath>
+        <m:r>
+          <m:rPr>
+            <m:sty m:val="p"/>
+          </m:rPr>
+          <w:rPr>
+            <w:rFonts w:ascii="Cambria Math" w:hAnsi="Cambria Math"/>
+            <w:lang w:val=""/>
+          </w:rPr>
+          <m:t>%</m:t>
+        </m:r>
+        <m:r>
+          <w:rPr>
+            <w:rFonts w:ascii="Cambria Math" w:hAnsi="Cambria Math"/>
+            <w:lang w:val=""/>
+          </w:rPr>
+          <m:t>error</m:t>
+        </m:r>
+        <m:r>
+          <m:rPr>
+            <m:sty m:val="p"/>
+          </m:rPr>
+          <w:rPr>
+            <w:rFonts w:ascii="Cambria Math" w:hAnsi="Cambria Math"/>
+            <w:lang w:val=""/>
+          </w:rPr>
+          <m:t>=</m:t>
+        </m:r>
+        <m:f>
+          <m:fPr>
+            <m:ctrlPr>
+              <w:rPr>
+                <w:rFonts w:ascii="Cambria Math" w:hAnsi="Cambria Math"/>
+                <w:lang w:val=""/>
+              </w:rPr>
+            </m:ctrlPr>
+          </m:fPr>
+          <m:num>
+            <m:r>
+              <w:rPr>
+                <w:rFonts w:ascii="Cambria Math" w:hAnsi="Cambria Math"/>
+                <w:lang w:val=""/>
+              </w:rPr>
+              <m:t>σ</m:t>
+            </m:r>
+          </m:num>
+          <m:den>
+            <m:acc>
+              <m:accPr>
+                <m:chr m:val="̅"/>
+                <m:ctrlPr>
+                  <w:rPr>
+                    <w:rFonts w:ascii="Cambria Math" w:hAnsi="Cambria Math"/>
+                    <w:lang w:val=""/>
+                  </w:rPr>
+                </m:ctrlPr>
+              </m:accPr>
+              <m:e>
+                <m:r>
+                  <w:rPr>
+                    <w:rFonts w:ascii="Cambria Math" w:hAnsi="Cambria Math"/>
+                    <w:lang w:val=""/>
+                  </w:rPr>
+                  <m:t>x</m:t>
+                </m:r>
+              </m:e>
+            </m:acc>
+          </m:den>
+        </m:f>
+        <m:r>
+          <m:rPr>
+            <m:sty m:val="p"/>
+          </m:rPr>
+          <w:rPr>
+            <w:rFonts w:ascii="Cambria Math" w:hAnsi="Cambria Math"/>
+            <w:lang w:val=""/>
+          </w:rPr>
+          <m:t xml:space="preserve">*100= </m:t>
+        </m:r>
+        <m:f>
+          <m:fPr>
+            <m:ctrlPr>
+              <w:rPr>
+                <w:rFonts w:ascii="Cambria Math" w:hAnsi="Cambria Math"/>
+                <w:lang w:val=""/>
+              </w:rPr>
+            </m:ctrlPr>
+          </m:fPr>
+          <m:num>
+            <m:r>
+              <m:rPr>
+                <m:sty m:val="p"/>
+              </m:rPr>
+              <w:rPr>
+                <w:rFonts w:ascii="Cambria Math" w:hAnsi="Cambria Math"/>
+                <w:lang w:val=""/>
+              </w:rPr>
+              <m:t>0.3122</m:t>
+            </m:r>
+          </m:num>
+          <m:den>
+            <m:r>
+              <m:rPr>
+                <m:sty m:val="p"/>
+              </m:rPr>
+              <w:rPr>
+                <w:rFonts w:ascii="Cambria Math" w:hAnsi="Cambria Math"/>
+                <w:lang w:val=""/>
+              </w:rPr>
+              <m:t>121.6925</m:t>
+            </m:r>
+          </m:den>
+        </m:f>
+        <m:r>
+          <m:rPr>
+            <m:sty m:val="p"/>
+          </m:rPr>
+          <w:rPr>
+            <w:rFonts w:ascii="Cambria Math" w:hAnsi="Cambria Math"/>
+            <w:lang w:val=""/>
+          </w:rPr>
+          <m:t>*100=0.2565</m:t>
+        </m:r>
+        <m:r>
+          <m:rPr>
+            <m:sty m:val="p"/>
+          </m:rPr>
+          <w:rPr>
+            <w:rFonts w:ascii="Cambria Math" w:hAnsi="Cambria Math"/>
+            <w:lang w:val=""/>
+          </w:rPr>
+          <m:t>%</m:t>
+        </m:r>
+        <m:r>
+          <m:rPr>
+            <m:sty m:val="p"/>
+          </m:rPr>
+          <w:rPr>
+            <w:rFonts w:ascii="Cambria Math" w:hAnsi="Cambria Math"/>
+            <w:lang w:val=""/>
+          </w:rPr>
+          <m:t xml:space="preserve"> ≈0.2</m:t>
+        </m:r>
+        <m:r>
+          <m:rPr>
+            <m:sty m:val="p"/>
+          </m:rPr>
+          <w:rPr>
+            <w:rFonts w:ascii="Cambria Math" w:hAnsi="Cambria Math"/>
+            <w:lang w:val=""/>
+          </w:rPr>
+          <m:t>6%</m:t>
+        </m:r>
+      </m:oMath>
+      <w:r>
+        <w:t xml:space="preserve"> </w:t>
+      </w:r>
+    </w:p>
+    <w:p>
+      <w:pPr>
+        <w:pStyle w:val="FirstParagraph"/>
+        <w:rPr>
+          <w:b/>
+          <w:bCs/>
+        </w:rPr>
+      </w:pPr>
+      <w:r>
+        <w:rPr>
+          <w:b/>
+          <w:bCs/>
+        </w:rPr>
+        <w:t>D</w:t>
+      </w:r>
+      <w:r>
+        <w:rPr>
+          <w:b/>
+          <w:bCs/>
+        </w:rPr>
+        <w:t>iameter:</w:t>
+      </w:r>
+    </w:p>
+    <w:p>
+      <w:pPr>
+        <w:pStyle w:val="BodyText"/>
+        <w:rPr>
+          <w:u w:val="single"/>
+        </w:rPr>
+      </w:pPr>
+      <w:r>
+        <w:rPr>
+          <w:u w:val="single"/>
+        </w:rPr>
+        <w:t>Average:</w:t>
+      </w:r>
+    </w:p>
+    <w:p>
+      <w:pPr>
+        <w:tabs>
+          <w:tab w:val="left" w:pos="3242"/>
+          <w:tab w:val="left" w:pos="3612"/>
+          <w:tab w:val="left" w:pos="4156"/>
+          <w:tab w:val="left" w:pos="6499"/>
+          <w:tab w:val="left" w:pos="7324"/>
+          <w:tab w:val="left" w:pos="8817"/>
+          <w:tab w:val="left" w:pos="9185"/>
+        </w:tabs>
+        <w:spacing w:before="263"/>
+        <w:rPr>
+          <w:rFonts w:eastAsiaTheme="minorEastAsia"/>
           <w:i/>
         </w:rPr>
-        <w:lastRenderedPageBreak/>
+      </w:pPr>
+      <m:oMath>
+        <m:acc>
+          <m:accPr>
+            <m:chr m:val="‾"/>
+            <m:ctrlPr>
+              <w:rPr>
+                <w:rFonts w:ascii="Cambria Math" w:hAnsi="Cambria Math"/>
+              </w:rPr>
+            </m:ctrlPr>
+          </m:accPr>
+          <m:e>
+            <m:r>
+              <w:rPr>
+                <w:rFonts w:ascii="Cambria Math" w:hAnsi="Cambria Math"/>
+              </w:rPr>
+              <m:t>x</m:t>
+            </m:r>
+          </m:e>
+        </m:acc>
+        <m:r>
+          <m:rPr>
+            <m:sty m:val="p"/>
+          </m:rPr>
+          <w:rPr>
+            <w:rFonts w:ascii="Cambria Math" w:hAnsi="Cambria Math"/>
+          </w:rPr>
+          <m:t>=</m:t>
+        </m:r>
+        <m:f>
+          <m:fPr>
+            <m:ctrlPr>
+              <w:rPr>
+                <w:rFonts w:ascii="Cambria Math" w:hAnsi="Cambria Math"/>
+              </w:rPr>
+            </m:ctrlPr>
+          </m:fPr>
+          <m:num>
+            <m:r>
+              <w:rPr>
+                <w:rFonts w:ascii="Cambria Math" w:hAnsi="Cambria Math"/>
+              </w:rPr>
+              <m:t>65.48</m:t>
+            </m:r>
+            <m:r>
+              <m:rPr>
+                <m:sty m:val="p"/>
+              </m:rPr>
+              <w:rPr>
+                <w:rFonts w:ascii="Cambria Math" w:hAnsi="Cambria Math"/>
+              </w:rPr>
+              <m:t>+</m:t>
+            </m:r>
+            <m:r>
+              <w:rPr>
+                <w:rFonts w:ascii="Cambria Math" w:hAnsi="Cambria Math"/>
+              </w:rPr>
+              <m:t>65.55</m:t>
+            </m:r>
+            <m:r>
+              <m:rPr>
+                <m:sty m:val="p"/>
+              </m:rPr>
+              <w:rPr>
+                <w:rFonts w:ascii="Cambria Math" w:hAnsi="Cambria Math"/>
+              </w:rPr>
+              <m:t>+</m:t>
+            </m:r>
+            <m:r>
+              <w:rPr>
+                <w:rFonts w:ascii="Cambria Math" w:hAnsi="Cambria Math"/>
+              </w:rPr>
+              <m:t>65.67</m:t>
+            </m:r>
+            <m:r>
+              <m:rPr>
+                <m:sty m:val="p"/>
+              </m:rPr>
+              <w:rPr>
+                <w:rFonts w:ascii="Cambria Math" w:hAnsi="Cambria Math"/>
+              </w:rPr>
+              <m:t>+</m:t>
+            </m:r>
+            <m:r>
+              <w:rPr>
+                <w:rFonts w:ascii="Cambria Math" w:hAnsi="Cambria Math"/>
+              </w:rPr>
+              <m:t>65.87</m:t>
+            </m:r>
+          </m:num>
+          <m:den>
+            <m:r>
+              <w:rPr>
+                <w:rFonts w:ascii="Cambria Math" w:hAnsi="Cambria Math"/>
+              </w:rPr>
+              <m:t>4</m:t>
+            </m:r>
+          </m:den>
+        </m:f>
+        <m:r>
+          <m:rPr>
+            <m:sty m:val="p"/>
+          </m:rPr>
+          <w:rPr>
+            <w:rFonts w:ascii="Cambria Math" w:hAnsi="Cambria Math"/>
+          </w:rPr>
+          <m:t>=</m:t>
+        </m:r>
+        <m:r>
+          <w:rPr>
+            <w:rFonts w:ascii="Cambria Math" w:hAnsi="Cambria Math"/>
+          </w:rPr>
+          <m:t>65.6425</m:t>
+        </m:r>
+        <m:r>
+          <m:rPr>
+            <m:nor/>
+          </m:rPr>
+          <m:t xml:space="preserve"> mm</m:t>
+        </m:r>
+      </m:oMath>
+      <w:r>
+        <w:rPr>
+          <w:rFonts w:eastAsiaTheme="minorEastAsia"/>
+          <w:i/>
+        </w:rPr>
+        <w:t xml:space="preserve"> </w:t>
+      </w:r>
+    </w:p>
+    <w:p>
+      <w:pPr>
+        <w:pStyle w:val="FirstParagraph"/>
+        <w:rPr>
+          <w:u w:val="single"/>
+        </w:rPr>
+      </w:pPr>
+      <w:r>
+        <w:rPr>
+          <w:u w:val="single"/>
+        </w:rPr>
+        <w:t xml:space="preserve">Standard Deviation: </w:t>
+      </w:r>
+    </w:p>
+    <w:p>
+      <w:pPr>
+        <w:pStyle w:val="BodyText"/>
+      </w:pPr>
+      <m:oMath>
+        <m:r>
+          <w:rPr>
+            <w:rFonts w:ascii="Cambria Math" w:hAnsi="Cambria Math"/>
+            <w:lang w:val=""/>
+          </w:rPr>
+          <m:t>σ</m:t>
+        </m:r>
+        <m:r>
+          <m:rPr>
+            <m:sty m:val="p"/>
+          </m:rPr>
+          <w:rPr>
+            <w:rFonts w:ascii="Cambria Math" w:hAnsi="Cambria Math"/>
+            <w:lang w:val=""/>
+          </w:rPr>
+          <m:t>=</m:t>
+        </m:r>
+        <m:rad>
+          <m:radPr>
+            <m:degHide m:val="1"/>
+            <m:ctrlPr>
+              <w:rPr>
+                <w:rFonts w:ascii="Cambria Math" w:hAnsi="Cambria Math"/>
+                <w:lang w:val=""/>
+              </w:rPr>
+            </m:ctrlPr>
+          </m:radPr>
+          <m:deg/>
+          <m:e>
+            <m:f>
+              <m:fPr>
+                <m:ctrlPr>
+                  <w:rPr>
+                    <w:rFonts w:ascii="Cambria Math" w:hAnsi="Cambria Math"/>
+                    <w:lang w:val=""/>
+                  </w:rPr>
+                </m:ctrlPr>
+              </m:fPr>
+              <m:num>
+                <m:eqArr>
+                  <m:eqArrPr>
+                    <m:ctrlPr>
+                      <w:rPr>
+                        <w:rFonts w:ascii="Cambria Math" w:hAnsi="Cambria Math"/>
+                        <w:i/>
+                        <w:lang w:val=""/>
+                      </w:rPr>
+                    </m:ctrlPr>
+                  </m:eqArrPr>
+                  <m:e>
+                    <m:sSup>
+                      <m:sSupPr>
+                        <m:ctrlPr>
+                          <w:rPr>
+                            <w:rFonts w:ascii="Cambria Math" w:hAnsi="Cambria Math"/>
+                            <w:lang w:val=""/>
+                          </w:rPr>
+                        </m:ctrlPr>
+                      </m:sSupPr>
+                      <m:e>
+                        <m:d>
+                          <m:dPr>
+                            <m:ctrlPr>
+                              <w:rPr>
+                                <w:rFonts w:ascii="Cambria Math" w:hAnsi="Cambria Math"/>
+                                <w:lang w:val=""/>
+                              </w:rPr>
+                            </m:ctrlPr>
+                          </m:dPr>
+                          <m:e>
+                            <m:r>
+                              <w:rPr>
+                                <w:rFonts w:ascii="Cambria Math" w:hAnsi="Cambria Math"/>
+                              </w:rPr>
+                              <m:t>65.48</m:t>
+                            </m:r>
+                            <m:r>
+                              <m:rPr>
+                                <m:sty m:val="p"/>
+                              </m:rPr>
+                              <w:rPr>
+                                <w:rFonts w:ascii="Cambria Math" w:hAnsi="Cambria Math"/>
+                                <w:lang w:val=""/>
+                              </w:rPr>
+                              <m:t>-</m:t>
+                            </m:r>
+                            <m:r>
+                              <w:rPr>
+                                <w:rFonts w:ascii="Cambria Math" w:hAnsi="Cambria Math"/>
+                              </w:rPr>
+                              <m:t>65.6425</m:t>
+                            </m:r>
+                            <m:r>
+                              <m:rPr>
+                                <m:sty m:val="p"/>
+                              </m:rPr>
+                              <w:rPr>
+                                <w:rFonts w:ascii="Cambria Math" w:hAnsi="Cambria Math"/>
+                                <w:lang w:val=""/>
+                              </w:rPr>
+                              <m:t>m</m:t>
+                            </m:r>
+                          </m:e>
+                        </m:d>
+                      </m:e>
+                      <m:sup>
+                        <m:r>
+                          <m:rPr>
+                            <m:sty m:val="p"/>
+                          </m:rPr>
+                          <w:rPr>
+                            <w:rFonts w:ascii="Cambria Math" w:hAnsi="Cambria Math"/>
+                            <w:lang w:val=""/>
+                          </w:rPr>
+                          <m:t>2</m:t>
+                        </m:r>
+                      </m:sup>
+                    </m:sSup>
+                    <m:r>
+                      <m:rPr>
+                        <m:sty m:val="p"/>
+                      </m:rPr>
+                      <w:rPr>
+                        <w:rFonts w:ascii="Cambria Math" w:hAnsi="Cambria Math"/>
+                        <w:lang w:val=""/>
+                      </w:rPr>
+                      <m:t>+</m:t>
+                    </m:r>
+                    <m:sSup>
+                      <m:sSupPr>
+                        <m:ctrlPr>
+                          <w:rPr>
+                            <w:rFonts w:ascii="Cambria Math" w:hAnsi="Cambria Math"/>
+                            <w:lang w:val=""/>
+                          </w:rPr>
+                        </m:ctrlPr>
+                      </m:sSupPr>
+                      <m:e>
+                        <m:d>
+                          <m:dPr>
+                            <m:ctrlPr>
+                              <w:rPr>
+                                <w:rFonts w:ascii="Cambria Math" w:hAnsi="Cambria Math"/>
+                                <w:lang w:val=""/>
+                              </w:rPr>
+                            </m:ctrlPr>
+                          </m:dPr>
+                          <m:e>
+                            <m:r>
+                              <w:rPr>
+                                <w:rFonts w:ascii="Cambria Math" w:hAnsi="Cambria Math"/>
+                              </w:rPr>
+                              <m:t>65.55</m:t>
+                            </m:r>
+                            <m:r>
+                              <m:rPr>
+                                <m:sty m:val="p"/>
+                              </m:rPr>
+                              <w:rPr>
+                                <w:rFonts w:ascii="Cambria Math" w:hAnsi="Cambria Math"/>
+                                <w:lang w:val=""/>
+                              </w:rPr>
+                              <m:t>m-</m:t>
+                            </m:r>
+                            <m:r>
+                              <w:rPr>
+                                <w:rFonts w:ascii="Cambria Math" w:hAnsi="Cambria Math"/>
+                              </w:rPr>
+                              <m:t>65.6425</m:t>
+                            </m:r>
+                            <m:r>
+                              <m:rPr>
+                                <m:sty m:val="p"/>
+                              </m:rPr>
+                              <w:rPr>
+                                <w:rFonts w:ascii="Cambria Math" w:hAnsi="Cambria Math"/>
+                                <w:lang w:val=""/>
+                              </w:rPr>
+                              <m:t>m</m:t>
+                            </m:r>
+                          </m:e>
+                        </m:d>
+                      </m:e>
+                      <m:sup>
+                        <m:r>
+                          <m:rPr>
+                            <m:sty m:val="p"/>
+                          </m:rPr>
+                          <w:rPr>
+                            <w:rFonts w:ascii="Cambria Math" w:hAnsi="Cambria Math"/>
+                            <w:lang w:val=""/>
+                          </w:rPr>
+                          <m:t>2</m:t>
+                        </m:r>
+                      </m:sup>
+                    </m:sSup>
+                    <m:r>
+                      <w:rPr>
+                        <w:rFonts w:ascii="Cambria Math" w:hAnsi="Cambria Math"/>
+                        <w:lang w:val=""/>
+                      </w:rPr>
+                      <m:t>+</m:t>
+                    </m:r>
+                  </m:e>
+                  <m:e>
+                    <m:sSup>
+                      <m:sSupPr>
+                        <m:ctrlPr>
+                          <w:rPr>
+                            <w:rFonts w:ascii="Cambria Math" w:hAnsi="Cambria Math"/>
+                            <w:lang w:val=""/>
+                          </w:rPr>
+                        </m:ctrlPr>
+                      </m:sSupPr>
+                      <m:e>
+                        <m:d>
+                          <m:dPr>
+                            <m:ctrlPr>
+                              <w:rPr>
+                                <w:rFonts w:ascii="Cambria Math" w:hAnsi="Cambria Math"/>
+                                <w:lang w:val=""/>
+                              </w:rPr>
+                            </m:ctrlPr>
+                          </m:dPr>
+                          <m:e>
+                            <m:r>
+                              <w:rPr>
+                                <w:rFonts w:ascii="Cambria Math" w:hAnsi="Cambria Math"/>
+                              </w:rPr>
+                              <m:t>65.67</m:t>
+                            </m:r>
+                            <m:r>
+                              <m:rPr>
+                                <m:sty m:val="p"/>
+                              </m:rPr>
+                              <w:rPr>
+                                <w:rFonts w:ascii="Cambria Math" w:hAnsi="Cambria Math"/>
+                                <w:lang w:val=""/>
+                              </w:rPr>
+                              <m:t>m-</m:t>
+                            </m:r>
+                            <m:r>
+                              <w:rPr>
+                                <w:rFonts w:ascii="Cambria Math" w:hAnsi="Cambria Math"/>
+                              </w:rPr>
+                              <m:t>65.6425</m:t>
+                            </m:r>
+                            <m:r>
+                              <m:rPr>
+                                <m:sty m:val="p"/>
+                              </m:rPr>
+                              <w:rPr>
+                                <w:rFonts w:ascii="Cambria Math" w:hAnsi="Cambria Math"/>
+                                <w:lang w:val=""/>
+                              </w:rPr>
+                              <m:t>m</m:t>
+                            </m:r>
+                          </m:e>
+                        </m:d>
+                      </m:e>
+                      <m:sup>
+                        <m:r>
+                          <m:rPr>
+                            <m:sty m:val="p"/>
+                          </m:rPr>
+                          <w:rPr>
+                            <w:rFonts w:ascii="Cambria Math" w:hAnsi="Cambria Math"/>
+                            <w:lang w:val=""/>
+                          </w:rPr>
+                          <m:t>2</m:t>
+                        </m:r>
+                      </m:sup>
+                    </m:sSup>
+                    <m:r>
+                      <w:rPr>
+                        <w:rFonts w:ascii="Cambria Math" w:hAnsi="Cambria Math"/>
+                        <w:lang w:val=""/>
+                      </w:rPr>
+                      <m:t>+</m:t>
+                    </m:r>
+                    <m:sSup>
+                      <m:sSupPr>
+                        <m:ctrlPr>
+                          <w:rPr>
+                            <w:rFonts w:ascii="Cambria Math" w:hAnsi="Cambria Math"/>
+                            <w:lang w:val=""/>
+                          </w:rPr>
+                        </m:ctrlPr>
+                      </m:sSupPr>
+                      <m:e>
+                        <m:d>
+                          <m:dPr>
+                            <m:ctrlPr>
+                              <w:rPr>
+                                <w:rFonts w:ascii="Cambria Math" w:hAnsi="Cambria Math"/>
+                                <w:lang w:val=""/>
+                              </w:rPr>
+                            </m:ctrlPr>
+                          </m:dPr>
+                          <m:e>
+                            <m:r>
+                              <w:rPr>
+                                <w:rFonts w:ascii="Cambria Math" w:hAnsi="Cambria Math"/>
+                              </w:rPr>
+                              <m:t>65.87</m:t>
+                            </m:r>
+                            <m:r>
+                              <m:rPr>
+                                <m:sty m:val="p"/>
+                              </m:rPr>
+                              <w:rPr>
+                                <w:rFonts w:ascii="Cambria Math" w:hAnsi="Cambria Math"/>
+                                <w:lang w:val=""/>
+                              </w:rPr>
+                              <m:t>m-</m:t>
+                            </m:r>
+                            <m:r>
+                              <w:rPr>
+                                <w:rFonts w:ascii="Cambria Math" w:hAnsi="Cambria Math"/>
+                              </w:rPr>
+                              <m:t>65.6425</m:t>
+                            </m:r>
+                            <m:r>
+                              <m:rPr>
+                                <m:sty m:val="p"/>
+                              </m:rPr>
+                              <w:rPr>
+                                <w:rFonts w:ascii="Cambria Math" w:hAnsi="Cambria Math"/>
+                                <w:lang w:val=""/>
+                              </w:rPr>
+                              <m:t>m</m:t>
+                            </m:r>
+                          </m:e>
+                        </m:d>
+                      </m:e>
+                      <m:sup>
+                        <m:r>
+                          <m:rPr>
+                            <m:sty m:val="p"/>
+                          </m:rPr>
+                          <w:rPr>
+                            <w:rFonts w:ascii="Cambria Math" w:hAnsi="Cambria Math"/>
+                            <w:lang w:val=""/>
+                          </w:rPr>
+                          <m:t>2</m:t>
+                        </m:r>
+                      </m:sup>
+                    </m:sSup>
+                  </m:e>
+                </m:eqArr>
+              </m:num>
+              <m:den>
+                <m:r>
+                  <m:rPr>
+                    <m:sty m:val="p"/>
+                  </m:rPr>
+                  <w:rPr>
+                    <w:rFonts w:ascii="Cambria Math" w:hAnsi="Cambria Math"/>
+                    <w:lang w:val=""/>
+                  </w:rPr>
+                  <m:t>4-1</m:t>
+                </m:r>
+              </m:den>
+            </m:f>
+          </m:e>
+        </m:rad>
+        <m:r>
+          <w:rPr>
+            <w:rFonts w:ascii="Cambria Math" w:hAnsi="Cambria Math"/>
+            <w:lang w:val=""/>
+          </w:rPr>
+          <m:t>=</m:t>
+        </m:r>
+        <m:rad>
+          <m:radPr>
+            <m:degHide m:val="1"/>
+            <m:ctrlPr>
+              <w:rPr>
+                <w:rFonts w:ascii="Cambria Math" w:hAnsi="Cambria Math"/>
+                <w:i/>
+                <w:lang w:val=""/>
+              </w:rPr>
+            </m:ctrlPr>
+          </m:radPr>
+          <m:deg/>
+          <m:e>
+            <m:f>
+              <m:fPr>
+                <m:ctrlPr>
+                  <w:rPr>
+                    <w:rFonts w:ascii="Cambria Math" w:hAnsi="Cambria Math"/>
+                    <w:i/>
+                    <w:lang w:val=""/>
+                  </w:rPr>
+                </m:ctrlPr>
+              </m:fPr>
+              <m:num>
+                <m:r>
+                  <w:rPr>
+                    <w:rFonts w:ascii="Cambria Math" w:hAnsi="Cambria Math"/>
+                    <w:lang w:val=""/>
+                  </w:rPr>
+                  <m:t>0.098899</m:t>
+                </m:r>
+              </m:num>
+              <m:den>
+                <m:r>
+                  <w:rPr>
+                    <w:rFonts w:ascii="Cambria Math" w:hAnsi="Cambria Math"/>
+                    <w:lang w:val=""/>
+                  </w:rPr>
+                  <m:t>3</m:t>
+                </m:r>
+              </m:den>
+            </m:f>
+          </m:e>
+        </m:rad>
+        <m:r>
+          <w:rPr>
+            <w:rFonts w:ascii="Cambria Math" w:hAnsi="Cambria Math"/>
+            <w:lang w:val=""/>
+          </w:rPr>
+          <m:t>=0.1708mm</m:t>
+        </m:r>
+      </m:oMath>
+      <w:r>
+        <w:t xml:space="preserve"> </w:t>
+      </w:r>
+    </w:p>
+    <w:p>
+      <w:pPr>
+        <w:pStyle w:val="FirstParagraph"/>
+        <w:rPr>
+          <w:u w:val="single"/>
+        </w:rPr>
+      </w:pPr>
+      <w:r>
+        <w:rPr>
+          <w:u w:val="single"/>
+        </w:rPr>
+        <w:t>Percentage Error:</w:t>
+      </w:r>
+    </w:p>
+    <w:p>
+      <w:pPr>
+        <w:pStyle w:val="BodyText"/>
+      </w:pPr>
+      <m:oMath>
+        <m:r>
+          <m:rPr>
+            <m:sty m:val="p"/>
+          </m:rPr>
+          <w:rPr>
+            <w:rFonts w:ascii="Cambria Math" w:hAnsi="Cambria Math"/>
+            <w:lang w:val=""/>
+          </w:rPr>
+          <m:t>%</m:t>
+        </m:r>
+        <m:r>
+          <w:rPr>
+            <w:rFonts w:ascii="Cambria Math" w:hAnsi="Cambria Math"/>
+            <w:lang w:val=""/>
+          </w:rPr>
+          <m:t>error</m:t>
+        </m:r>
+        <m:r>
+          <m:rPr>
+            <m:sty m:val="p"/>
+          </m:rPr>
+          <w:rPr>
+            <w:rFonts w:ascii="Cambria Math" w:hAnsi="Cambria Math"/>
+            <w:lang w:val=""/>
+          </w:rPr>
+          <m:t>=</m:t>
+        </m:r>
+        <m:f>
+          <m:fPr>
+            <m:ctrlPr>
+              <w:rPr>
+                <w:rFonts w:ascii="Cambria Math" w:hAnsi="Cambria Math"/>
+                <w:lang w:val=""/>
+              </w:rPr>
+            </m:ctrlPr>
+          </m:fPr>
+          <m:num>
+            <m:r>
+              <w:rPr>
+                <w:rFonts w:ascii="Cambria Math" w:hAnsi="Cambria Math"/>
+                <w:lang w:val=""/>
+              </w:rPr>
+              <m:t>σ</m:t>
+            </m:r>
+          </m:num>
+          <m:den>
+            <m:acc>
+              <m:accPr>
+                <m:chr m:val="̅"/>
+                <m:ctrlPr>
+                  <w:rPr>
+                    <w:rFonts w:ascii="Cambria Math" w:hAnsi="Cambria Math"/>
+                    <w:lang w:val=""/>
+                  </w:rPr>
+                </m:ctrlPr>
+              </m:accPr>
+              <m:e>
+                <m:r>
+                  <w:rPr>
+                    <w:rFonts w:ascii="Cambria Math" w:hAnsi="Cambria Math"/>
+                    <w:lang w:val=""/>
+                  </w:rPr>
+                  <m:t>x</m:t>
+                </m:r>
+              </m:e>
+            </m:acc>
+          </m:den>
+        </m:f>
+        <m:r>
+          <m:rPr>
+            <m:sty m:val="p"/>
+          </m:rPr>
+          <w:rPr>
+            <w:rFonts w:ascii="Cambria Math" w:hAnsi="Cambria Math"/>
+            <w:lang w:val=""/>
+          </w:rPr>
+          <m:t xml:space="preserve">*100= </m:t>
+        </m:r>
+        <m:f>
+          <m:fPr>
+            <m:ctrlPr>
+              <w:rPr>
+                <w:rFonts w:ascii="Cambria Math" w:hAnsi="Cambria Math"/>
+                <w:lang w:val=""/>
+              </w:rPr>
+            </m:ctrlPr>
+          </m:fPr>
+          <m:num>
+            <m:r>
+              <w:rPr>
+                <w:rFonts w:ascii="Cambria Math" w:hAnsi="Cambria Math"/>
+              </w:rPr>
+              <m:t>0.1708</m:t>
+            </m:r>
+          </m:num>
+          <m:den>
+            <m:r>
+              <w:rPr>
+                <w:rFonts w:ascii="Cambria Math" w:hAnsi="Cambria Math"/>
+              </w:rPr>
+              <m:t>65.6425</m:t>
+            </m:r>
+          </m:den>
+        </m:f>
+        <m:r>
+          <m:rPr>
+            <m:sty m:val="p"/>
+          </m:rPr>
+          <w:rPr>
+            <w:rFonts w:ascii="Cambria Math" w:hAnsi="Cambria Math"/>
+            <w:lang w:val=""/>
+          </w:rPr>
+          <m:t>*100=0.2601</m:t>
+        </m:r>
+        <m:r>
+          <m:rPr>
+            <m:sty m:val="p"/>
+          </m:rPr>
+          <w:rPr>
+            <w:rFonts w:ascii="Cambria Math" w:hAnsi="Cambria Math"/>
+            <w:lang w:val=""/>
+          </w:rPr>
+          <m:t>%</m:t>
+        </m:r>
+        <m:r>
+          <m:rPr>
+            <m:sty m:val="p"/>
+          </m:rPr>
+          <w:rPr>
+            <w:rFonts w:ascii="Cambria Math" w:hAnsi="Cambria Math"/>
+            <w:lang w:val=""/>
+          </w:rPr>
+          <m:t>≈0.26</m:t>
+        </m:r>
+        <m:r>
+          <m:rPr>
+            <m:sty m:val="p"/>
+          </m:rPr>
+          <w:rPr>
+            <w:rFonts w:ascii="Cambria Math" w:hAnsi="Cambria Math"/>
+            <w:lang w:val=""/>
+          </w:rPr>
+          <m:t>%</m:t>
+        </m:r>
+      </m:oMath>
+      <w:r>
+        <w:t xml:space="preserve"> </w:t>
+      </w:r>
+    </w:p>
+    <w:p>
+      <w:pPr>
+        <w:tabs>
+          <w:tab w:val="left" w:pos="3242"/>
+          <w:tab w:val="left" w:pos="3612"/>
+          <w:tab w:val="left" w:pos="4156"/>
+          <w:tab w:val="left" w:pos="6499"/>
+          <w:tab w:val="left" w:pos="7324"/>
+          <w:tab w:val="left" w:pos="8817"/>
+          <w:tab w:val="left" w:pos="9185"/>
+        </w:tabs>
+        <w:spacing w:before="263"/>
+        <w:rPr>
+          <w:iCs/>
+          <w:spacing w:val="-2"/>
+        </w:rPr>
+      </w:pPr>
+      <w:r>
+        <w:rPr>
+          <w:b/>
+          <w:bCs/>
+          <w:iCs/>
+          <w:spacing w:val="-2"/>
+        </w:rPr>
+        <w:t>Volume of can</w:t>
+      </w:r>
+      <w:r>
+        <w:rPr>
+          <w:iCs/>
+          <w:spacing w:val="-2"/>
+        </w:rPr>
+        <w:t>:</w:t>
+      </w:r>
+      <w:r>
+        <w:rPr>
+          <w:iCs/>
+          <w:spacing w:val="-2"/>
+        </w:rPr>
+        <w:t xml:space="preserve"> </w:t>
+      </w:r>
+    </w:p>
+    <w:p>
+      <w:pPr>
+        <w:tabs>
+          <w:tab w:val="left" w:pos="3242"/>
+          <w:tab w:val="left" w:pos="3612"/>
+          <w:tab w:val="left" w:pos="4156"/>
+          <w:tab w:val="left" w:pos="6499"/>
+          <w:tab w:val="left" w:pos="7324"/>
+          <w:tab w:val="left" w:pos="8817"/>
+          <w:tab w:val="left" w:pos="9185"/>
+        </w:tabs>
+        <w:spacing w:before="263"/>
+        <w:rPr>
+          <w:iCs/>
+          <w:spacing w:val="-2"/>
+          <w:u w:val="single"/>
+        </w:rPr>
+      </w:pPr>
+      <w:r>
+        <w:rPr>
+          <w:iCs/>
+          <w:spacing w:val="-2"/>
+          <w:u w:val="single"/>
+        </w:rPr>
         <w:t>Volume</w:t>
       </w:r>
       <w:r>
         <w:rPr>
-          <w:i/>
-          <w:spacing w:val="-6"/>
+          <w:iCs/>
+          <w:spacing w:val="-2"/>
+          <w:u w:val="single"/>
         </w:rPr>
         <w:t xml:space="preserve"> </w:t>
       </w:r>
       <w:r>
         <w:rPr>
-          <w:i/>
-        </w:rPr>
-        <w:t>of</w:t>
-      </w:r>
-      <w:r>
-        <w:rPr>
-          <w:i/>
-          <w:spacing w:val="-6"/>
-        </w:rPr>
-        <w:t xml:space="preserve"> </w:t>
-      </w:r>
-      <w:r>
-        <w:rPr>
-          <w:i/>
+          <w:iCs/>
           <w:spacing w:val="-2"/>
         </w:rPr>
-        <w:t xml:space="preserve">Cylinder = </w:t>
-      </w:r>
-      <w:r>
-        <w:rPr>
-          <w:b/>
-          <w:spacing w:val="-10"/>
-          <w:sz w:val="20"/>
-        </w:rPr>
-        <w:t xml:space="preserve"> </w:t>
+        <w:t>(</w:t>
       </w:r>
       <m:oMath>
-        <m:d>
-          <m:dPr>
-            <m:ctrlPr>
-              <w:rPr>
-                <w:rFonts w:ascii="Cambria Math" w:hAnsi="Cambria Math"/>
-                <w:bCs/>
-                <w:i/>
-                <w:spacing w:val="-10"/>
-                <w:sz w:val="20"/>
-              </w:rPr>
-            </m:ctrlPr>
-          </m:dPr>
-          <m:e>
-            <m:r>
-              <w:rPr>
-                <w:rFonts w:ascii="Cambria Math" w:hAnsi="Cambria Math"/>
-                <w:spacing w:val="-10"/>
-                <w:sz w:val="20"/>
-              </w:rPr>
-              <m:t xml:space="preserve">4.12±0.03 </m:t>
-            </m:r>
-          </m:e>
-        </m:d>
         <m:r>
           <w:rPr>
             <w:rFonts w:ascii="Cambria Math" w:hAnsi="Cambria Math"/>
-            <w:spacing w:val="-10"/>
-            <w:sz w:val="20"/>
+            <w:spacing w:val="-2"/>
           </w:rPr>
-          <m:t>×</m:t>
+          <m:t>V=4.12 ×</m:t>
         </m:r>
         <m:sSup>
           <m:sSupPr>
             <m:ctrlPr>
               <w:rPr>
                 <w:rFonts w:ascii="Cambria Math" w:hAnsi="Cambria Math"/>
-                <w:bCs/>
                 <w:i/>
-                <w:spacing w:val="-10"/>
-                <w:sz w:val="20"/>
+                <w:iCs/>
+                <w:spacing w:val="-2"/>
               </w:rPr>
             </m:ctrlPr>
           </m:sSupPr>
@@ -9216,8 +10731,7 @@
             <m:r>
               <w:rPr>
                 <w:rFonts w:ascii="Cambria Math" w:hAnsi="Cambria Math"/>
-                <w:spacing w:val="-10"/>
-                <w:sz w:val="20"/>
+                <w:spacing w:val="-2"/>
               </w:rPr>
               <m:t>10</m:t>
             </m:r>
@@ -9226,8 +10740,341 @@
             <m:r>
               <w:rPr>
                 <w:rFonts w:ascii="Cambria Math" w:hAnsi="Cambria Math"/>
-                <w:spacing w:val="-10"/>
-                <w:sz w:val="20"/>
+                <w:spacing w:val="-2"/>
+              </w:rPr>
+              <m:t>-4</m:t>
+            </m:r>
+          </m:sup>
+        </m:sSup>
+      </m:oMath>
+      <w:r>
+        <w:rPr>
+          <w:iCs/>
+          <w:spacing w:val="-2"/>
+        </w:rPr>
+        <w:t>)</w:t>
+      </w:r>
+    </w:p>
+    <w:p>
+      <w:pPr>
+        <w:tabs>
+          <w:tab w:val="left" w:pos="3242"/>
+          <w:tab w:val="left" w:pos="3612"/>
+          <w:tab w:val="left" w:pos="4156"/>
+          <w:tab w:val="left" w:pos="6499"/>
+          <w:tab w:val="left" w:pos="7324"/>
+          <w:tab w:val="left" w:pos="8817"/>
+          <w:tab w:val="left" w:pos="9185"/>
+        </w:tabs>
+        <w:spacing w:before="263"/>
+        <w:rPr>
+          <w:rFonts w:ascii="Times New Roman" w:eastAsia="Times New Roman" w:hAnsi="Times New Roman" w:cs="Times New Roman"/>
+          <w:color w:val="000000"/>
+          <w:kern w:val="0"/>
+          <w14:ligatures w14:val="none"/>
+        </w:rPr>
+      </w:pPr>
+      <w:r>
+        <w:rPr>
+          <w:iCs/>
+          <w:spacing w:val="-2"/>
+        </w:rPr>
+        <w:t xml:space="preserve">We have: d = </w:t>
+      </w:r>
+      <w:r>
+        <w:rPr>
+          <w:rFonts w:ascii="Times New Roman" w:eastAsia="Times New Roman" w:hAnsi="Times New Roman" w:cs="Times New Roman"/>
+          <w:color w:val="000000"/>
+          <w:kern w:val="0"/>
+          <w14:ligatures w14:val="none"/>
+        </w:rPr>
+        <w:t xml:space="preserve">65.6425mm = 0.0656425m </w:t>
+      </w:r>
+    </w:p>
+    <w:p>
+      <w:pPr>
+        <w:tabs>
+          <w:tab w:val="left" w:pos="3242"/>
+          <w:tab w:val="left" w:pos="3612"/>
+          <w:tab w:val="left" w:pos="4156"/>
+          <w:tab w:val="left" w:pos="6499"/>
+          <w:tab w:val="left" w:pos="7324"/>
+          <w:tab w:val="left" w:pos="8817"/>
+          <w:tab w:val="left" w:pos="9185"/>
+        </w:tabs>
+        <w:spacing w:before="263"/>
+        <w:rPr>
+          <w:iCs/>
+          <w:spacing w:val="-2"/>
+        </w:rPr>
+      </w:pPr>
+      <w:r>
+        <w:rPr>
+          <w:rFonts w:ascii="Times New Roman" w:eastAsia="Times New Roman" w:hAnsi="Times New Roman" w:cs="Times New Roman"/>
+          <w:color w:val="000000"/>
+          <w:kern w:val="0"/>
+          <w14:ligatures w14:val="none"/>
+        </w:rPr>
+        <w:t xml:space="preserve">                 h = </w:t>
+      </w:r>
+      <w:r>
+        <w:rPr>
+          <w:rFonts w:ascii="Times New Roman" w:eastAsia="Times New Roman" w:hAnsi="Times New Roman" w:cs="Times New Roman"/>
+          <w:color w:val="000000"/>
+          <w:kern w:val="0"/>
+          <w14:ligatures w14:val="none"/>
+        </w:rPr>
+        <w:t>121.6925mm = 0.1216925 m</w:t>
+      </w:r>
+    </w:p>
+    <w:p>
+      <w:pPr>
+        <w:tabs>
+          <w:tab w:val="left" w:pos="3242"/>
+          <w:tab w:val="left" w:pos="3612"/>
+          <w:tab w:val="left" w:pos="4156"/>
+          <w:tab w:val="left" w:pos="6499"/>
+          <w:tab w:val="left" w:pos="7324"/>
+          <w:tab w:val="left" w:pos="8817"/>
+          <w:tab w:val="left" w:pos="9185"/>
+        </w:tabs>
+        <w:spacing w:after="100" w:afterAutospacing="1" w:line="240" w:lineRule="auto"/>
+        <w:rPr>
+          <w:b/>
+          <w:iCs/>
+        </w:rPr>
+      </w:pPr>
+      <m:oMath>
+        <m:r>
+          <w:rPr>
+            <w:rFonts w:ascii="Cambria Math" w:hAnsi="Cambria Math"/>
+            <w:spacing w:val="-2"/>
+          </w:rPr>
+          <m:t>V=</m:t>
+        </m:r>
+        <m:f>
+          <m:fPr>
+            <m:ctrlPr>
+              <w:rPr>
+                <w:rFonts w:ascii="Cambria Math" w:hAnsi="Cambria Math"/>
+                <w:i/>
+                <w:iCs/>
+                <w:spacing w:val="-2"/>
+              </w:rPr>
+            </m:ctrlPr>
+          </m:fPr>
+          <m:num>
+            <m:r>
+              <w:rPr>
+                <w:rFonts w:ascii="Cambria Math" w:hAnsi="Cambria Math"/>
+                <w:spacing w:val="-2"/>
+              </w:rPr>
+              <m:t>π</m:t>
+            </m:r>
+            <m:sSup>
+              <m:sSupPr>
+                <m:ctrlPr>
+                  <w:rPr>
+                    <w:rFonts w:ascii="Cambria Math" w:hAnsi="Cambria Math"/>
+                    <w:i/>
+                    <w:iCs/>
+                    <w:spacing w:val="-2"/>
+                  </w:rPr>
+                </m:ctrlPr>
+              </m:sSupPr>
+              <m:e>
+                <m:r>
+                  <w:rPr>
+                    <w:rFonts w:ascii="Cambria Math" w:hAnsi="Cambria Math"/>
+                    <w:spacing w:val="-2"/>
+                  </w:rPr>
+                  <m:t>ⅆ</m:t>
+                </m:r>
+              </m:e>
+              <m:sup>
+                <m:r>
+                  <w:rPr>
+                    <w:rFonts w:ascii="Cambria Math" w:hAnsi="Cambria Math"/>
+                    <w:spacing w:val="-2"/>
+                  </w:rPr>
+                  <m:t>2</m:t>
+                </m:r>
+              </m:sup>
+            </m:sSup>
+            <m:r>
+              <w:rPr>
+                <w:rFonts w:ascii="Cambria Math" w:hAnsi="Cambria Math"/>
+                <w:spacing w:val="-2"/>
+              </w:rPr>
+              <m:t>h</m:t>
+            </m:r>
+          </m:num>
+          <m:den>
+            <m:r>
+              <w:rPr>
+                <w:rFonts w:ascii="Cambria Math" w:hAnsi="Cambria Math"/>
+                <w:spacing w:val="-2"/>
+              </w:rPr>
+              <m:t>4</m:t>
+            </m:r>
+          </m:den>
+        </m:f>
+        <m:r>
+          <w:rPr>
+            <w:rFonts w:ascii="Cambria Math" w:hAnsi="Cambria Math"/>
+            <w:spacing w:val="-2"/>
+          </w:rPr>
+          <m:t>=</m:t>
+        </m:r>
+        <m:f>
+          <m:fPr>
+            <m:ctrlPr>
+              <w:rPr>
+                <w:rFonts w:ascii="Cambria Math" w:hAnsi="Cambria Math"/>
+                <w:i/>
+                <w:iCs/>
+                <w:spacing w:val="-2"/>
+              </w:rPr>
+            </m:ctrlPr>
+          </m:fPr>
+          <m:num>
+            <m:r>
+              <w:rPr>
+                <w:rFonts w:ascii="Cambria Math" w:hAnsi="Cambria Math"/>
+                <w:spacing w:val="-2"/>
+              </w:rPr>
+              <m:t>π</m:t>
+            </m:r>
+            <m:sSup>
+              <m:sSupPr>
+                <m:ctrlPr>
+                  <w:rPr>
+                    <w:rFonts w:ascii="Cambria Math" w:hAnsi="Cambria Math"/>
+                    <w:i/>
+                    <w:iCs/>
+                    <w:spacing w:val="-2"/>
+                  </w:rPr>
+                </m:ctrlPr>
+              </m:sSupPr>
+              <m:e>
+                <m:d>
+                  <m:dPr>
+                    <m:ctrlPr>
+                      <w:rPr>
+                        <w:rFonts w:ascii="Cambria Math" w:hAnsi="Cambria Math"/>
+                        <w:i/>
+                        <w:iCs/>
+                        <w:spacing w:val="-2"/>
+                      </w:rPr>
+                    </m:ctrlPr>
+                  </m:dPr>
+                  <m:e>
+                    <m:r>
+                      <m:rPr>
+                        <m:sty m:val="p"/>
+                      </m:rPr>
+                      <w:rPr>
+                        <w:rFonts w:ascii="Cambria Math" w:eastAsia="Times New Roman" w:hAnsi="Cambria Math" w:cs="Times New Roman"/>
+                        <w:color w:val="000000"/>
+                        <w:kern w:val="0"/>
+                        <w14:ligatures w14:val="none"/>
+                      </w:rPr>
+                      <m:t>0.0656425</m:t>
+                    </m:r>
+                    <m:r>
+                      <m:rPr>
+                        <m:sty m:val="p"/>
+                      </m:rPr>
+                      <w:rPr>
+                        <w:rFonts w:ascii="Cambria Math" w:eastAsia="Times New Roman" w:hAnsi="Times New Roman" w:cs="Times New Roman"/>
+                        <w:color w:val="000000"/>
+                        <w:kern w:val="0"/>
+                        <w14:ligatures w14:val="none"/>
+                      </w:rPr>
+                      <m:t>m</m:t>
+                    </m:r>
+                  </m:e>
+                </m:d>
+              </m:e>
+              <m:sup>
+                <m:r>
+                  <w:rPr>
+                    <w:rFonts w:ascii="Cambria Math" w:hAnsi="Cambria Math"/>
+                    <w:spacing w:val="-2"/>
+                  </w:rPr>
+                  <m:t>2</m:t>
+                </m:r>
+              </m:sup>
+            </m:sSup>
+            <m:r>
+              <w:rPr>
+                <w:rFonts w:ascii="Cambria Math" w:hAnsi="Cambria Math"/>
+                <w:spacing w:val="-2"/>
+              </w:rPr>
+              <m:t>(</m:t>
+            </m:r>
+            <m:r>
+              <m:rPr>
+                <m:sty m:val="p"/>
+              </m:rPr>
+              <w:rPr>
+                <w:rFonts w:ascii="Cambria Math" w:eastAsia="Times New Roman" w:hAnsi="Cambria Math" w:cs="Times New Roman"/>
+                <w:color w:val="000000"/>
+                <w:kern w:val="0"/>
+                <w14:ligatures w14:val="none"/>
+              </w:rPr>
+              <m:t>0.1216925m</m:t>
+            </m:r>
+            <m:r>
+              <w:rPr>
+                <w:rFonts w:ascii="Cambria Math" w:hAnsi="Cambria Math"/>
+                <w:spacing w:val="-2"/>
+              </w:rPr>
+              <m:t>)</m:t>
+            </m:r>
+          </m:num>
+          <m:den>
+            <m:r>
+              <w:rPr>
+                <w:rFonts w:ascii="Cambria Math" w:hAnsi="Cambria Math"/>
+                <w:spacing w:val="-2"/>
+              </w:rPr>
+              <m:t>4</m:t>
+            </m:r>
+          </m:den>
+        </m:f>
+        <m:r>
+          <w:rPr>
+            <w:rFonts w:ascii="Cambria Math" w:hAnsi="Cambria Math"/>
+            <w:spacing w:val="-2"/>
+          </w:rPr>
+          <m:t>=4.12×</m:t>
+        </m:r>
+        <m:sSup>
+          <m:sSupPr>
+            <m:ctrlPr>
+              <w:rPr>
+                <w:rFonts w:ascii="Cambria Math" w:hAnsi="Cambria Math"/>
+                <w:i/>
+                <w:iCs/>
+                <w:spacing w:val="-2"/>
+              </w:rPr>
+            </m:ctrlPr>
+          </m:sSupPr>
+          <m:e>
+            <m:r>
+              <w:rPr>
+                <w:rFonts w:ascii="Cambria Math" w:hAnsi="Cambria Math"/>
+                <w:spacing w:val="-2"/>
+              </w:rPr>
+              <m:t>10</m:t>
+            </m:r>
+          </m:e>
+          <m:sup>
+            <m:r>
+              <w:rPr>
+                <w:rFonts w:ascii="Cambria Math" w:hAnsi="Cambria Math"/>
+                <w:spacing w:val="-2"/>
               </w:rPr>
               <m:t>-4</m:t>
             </m:r>
@@ -9238,10 +11085,9 @@
             <m:ctrlPr>
               <w:rPr>
                 <w:rFonts w:ascii="Cambria Math" w:hAnsi="Cambria Math"/>
-                <w:bCs/>
                 <w:i/>
-                <w:spacing w:val="-10"/>
-                <w:sz w:val="20"/>
+                <w:iCs/>
+                <w:spacing w:val="-2"/>
               </w:rPr>
             </m:ctrlPr>
           </m:sSupPr>
@@ -9249,38 +11095,65 @@
             <m:r>
               <w:rPr>
                 <w:rFonts w:ascii="Cambria Math" w:hAnsi="Cambria Math"/>
-                <w:spacing w:val="-10"/>
-                <w:sz w:val="20"/>
-              </w:rPr>
-              <m:t xml:space="preserve"> (m</m:t>
+                <w:spacing w:val="-2"/>
+              </w:rPr>
+              <m:t>m</m:t>
             </m:r>
           </m:e>
           <m:sup>
             <m:r>
               <w:rPr>
                 <w:rFonts w:ascii="Cambria Math" w:hAnsi="Cambria Math"/>
-                <w:spacing w:val="-10"/>
-                <w:sz w:val="20"/>
+                <w:spacing w:val="-2"/>
               </w:rPr>
               <m:t>3</m:t>
             </m:r>
           </m:sup>
         </m:sSup>
-        <m:r>
-          <w:rPr>
-            <w:rFonts w:ascii="Cambria Math" w:hAnsi="Cambria Math"/>
-            <w:spacing w:val="-10"/>
-            <w:sz w:val="20"/>
-          </w:rPr>
-          <m:t>)</m:t>
-        </m:r>
       </m:oMath>
       <w:r>
         <w:rPr>
+          <w:rFonts w:eastAsiaTheme="minorEastAsia"/>
+          <w:iCs/>
+          <w:spacing w:val="-2"/>
+        </w:rPr>
+        <w:t xml:space="preserve">                                                                                       </w:t>
+      </w:r>
+      <w:r>
+        <w:rPr>
           <w:b/>
-          <w:sz w:val="20"/>
+          <w:iCs/>
         </w:rPr>
         <w:tab/>
+      </w:r>
+    </w:p>
+    <w:p>
+      <w:pPr>
+        <w:tabs>
+          <w:tab w:val="left" w:pos="3242"/>
+          <w:tab w:val="left" w:pos="3612"/>
+          <w:tab w:val="left" w:pos="4156"/>
+          <w:tab w:val="left" w:pos="6499"/>
+          <w:tab w:val="left" w:pos="7324"/>
+          <w:tab w:val="left" w:pos="8817"/>
+          <w:tab w:val="left" w:pos="9185"/>
+        </w:tabs>
+        <w:spacing w:after="100" w:afterAutospacing="1" w:line="240" w:lineRule="auto"/>
+        <w:rPr>
+          <w:rFonts w:ascii="Times New Roman" w:hAnsi="Times New Roman" w:cs="Times New Roman"/>
+          <w:iCs/>
+          <w:spacing w:val="-5"/>
+          <w:u w:val="single"/>
+        </w:rPr>
+      </w:pPr>
+      <w:r>
+        <w:rPr>
+          <w:rFonts w:ascii="Times New Roman" w:hAnsi="Times New Roman" w:cs="Times New Roman"/>
+          <w:iCs/>
+          <w:spacing w:val="-5"/>
+          <w:u w:val="single"/>
+        </w:rPr>
+        <w:t>Percentage Error:</w:t>
       </w:r>
     </w:p>
     <w:p>
@@ -9297,51 +11170,300 @@
         <w:spacing w:before="263"/>
         <w:rPr>
           <w:b/>
-          <w:spacing w:val="-10"/>
+          <w:iCs/>
           <w:sz w:val="20"/>
         </w:rPr>
       </w:pPr>
       <w:r>
         <w:rPr>
-          <w:rFonts w:ascii="Symbol" w:hAnsi="Symbol"/>
-          <w:i/>
-          <w:spacing w:val="-5"/>
-          <w:sz w:val="29"/>
-        </w:rPr>
-        <w:t></w:t>
-      </w:r>
-      <w:r>
-        <w:rPr>
-          <w:i/>
-          <w:spacing w:val="-5"/>
-          <w:sz w:val="29"/>
-          <w:vertAlign w:val="subscript"/>
-        </w:rPr>
-        <w:t>v</w:t>
-      </w:r>
-      <w:r>
-        <w:rPr>
-          <w:i/>
-          <w:spacing w:val="-5"/>
-        </w:rPr>
-        <w:t xml:space="preserve"> =</w:t>
-      </w:r>
-      <w:r>
-        <w:rPr>
           <w:b/>
-          <w:spacing w:val="-10"/>
+          <w:iCs/>
           <w:sz w:val="20"/>
         </w:rPr>
+        <w:lastRenderedPageBreak/>
         <w:t xml:space="preserve"> </w:t>
       </w:r>
+      <m:oMath>
+        <m:r>
+          <m:rPr>
+            <m:sty m:val="p"/>
+          </m:rPr>
+          <w:rPr>
+            <w:rFonts w:ascii="Cambria Math" w:eastAsiaTheme="minorEastAsia" w:hAnsi="Cambria Math"/>
+            <w:spacing w:val="-2"/>
+          </w:rPr>
+          <m:t>%Erro</m:t>
+        </m:r>
+        <m:sSub>
+          <m:sSubPr>
+            <m:ctrlPr>
+              <w:rPr>
+                <w:rFonts w:ascii="Cambria Math" w:eastAsiaTheme="minorEastAsia" w:hAnsi="Cambria Math"/>
+                <w:iCs/>
+                <w:spacing w:val="-2"/>
+              </w:rPr>
+            </m:ctrlPr>
+          </m:sSubPr>
+          <m:e>
+            <m:r>
+              <m:rPr>
+                <m:sty m:val="p"/>
+              </m:rPr>
+              <w:rPr>
+                <w:rFonts w:ascii="Cambria Math" w:eastAsiaTheme="minorEastAsia" w:hAnsi="Cambria Math"/>
+                <w:spacing w:val="-2"/>
+              </w:rPr>
+              <m:t>r</m:t>
+            </m:r>
+          </m:e>
+          <m:sub>
+            <m:r>
+              <m:rPr>
+                <m:sty m:val="p"/>
+              </m:rPr>
+              <w:rPr>
+                <w:rFonts w:ascii="Cambria Math" w:eastAsiaTheme="minorEastAsia" w:hAnsi="Cambria Math"/>
+                <w:spacing w:val="-2"/>
+              </w:rPr>
+              <m:t>Volume</m:t>
+            </m:r>
+          </m:sub>
+        </m:sSub>
+        <m:r>
+          <m:rPr>
+            <m:sty m:val="p"/>
+          </m:rPr>
+          <w:rPr>
+            <w:rFonts w:ascii="Cambria Math" w:hAnsi="Cambria Math"/>
+            <w:spacing w:val="-2"/>
+          </w:rPr>
+          <m:t>=2</m:t>
+        </m:r>
+        <m:d>
+          <m:dPr>
+            <m:ctrlPr>
+              <w:rPr>
+                <w:rFonts w:ascii="Cambria Math" w:eastAsiaTheme="minorEastAsia" w:hAnsi="Cambria Math"/>
+                <w:iCs/>
+                <w:spacing w:val="-2"/>
+              </w:rPr>
+            </m:ctrlPr>
+          </m:dPr>
+          <m:e>
+            <m:r>
+              <m:rPr>
+                <m:sty m:val="p"/>
+              </m:rPr>
+              <w:rPr>
+                <w:rFonts w:ascii="Cambria Math" w:eastAsiaTheme="minorEastAsia" w:hAnsi="Cambria Math"/>
+                <w:spacing w:val="-2"/>
+              </w:rPr>
+              <m:t>%Erro</m:t>
+            </m:r>
+            <m:sSub>
+              <m:sSubPr>
+                <m:ctrlPr>
+                  <w:rPr>
+                    <w:rFonts w:ascii="Cambria Math" w:eastAsiaTheme="minorEastAsia" w:hAnsi="Cambria Math"/>
+                    <w:iCs/>
+                    <w:spacing w:val="-2"/>
+                  </w:rPr>
+                </m:ctrlPr>
+              </m:sSubPr>
+              <m:e>
+                <m:r>
+                  <m:rPr>
+                    <m:sty m:val="p"/>
+                  </m:rPr>
+                  <w:rPr>
+                    <w:rFonts w:ascii="Cambria Math" w:eastAsiaTheme="minorEastAsia" w:hAnsi="Cambria Math"/>
+                    <w:spacing w:val="-2"/>
+                  </w:rPr>
+                  <m:t>r</m:t>
+                </m:r>
+              </m:e>
+              <m:sub>
+                <m:r>
+                  <m:rPr>
+                    <m:sty m:val="p"/>
+                  </m:rPr>
+                  <w:rPr>
+                    <w:rFonts w:ascii="Cambria Math" w:eastAsiaTheme="minorEastAsia" w:hAnsi="Cambria Math"/>
+                    <w:spacing w:val="-2"/>
+                  </w:rPr>
+                  <m:t>diameter</m:t>
+                </m:r>
+              </m:sub>
+            </m:sSub>
+          </m:e>
+        </m:d>
+        <m:r>
+          <m:rPr>
+            <m:sty m:val="p"/>
+          </m:rPr>
+          <w:rPr>
+            <w:rFonts w:ascii="Cambria Math" w:eastAsiaTheme="minorEastAsia" w:hAnsi="Cambria Math"/>
+            <w:spacing w:val="-2"/>
+          </w:rPr>
+          <m:t>+</m:t>
+        </m:r>
+        <m:d>
+          <m:dPr>
+            <m:ctrlPr>
+              <w:rPr>
+                <w:rFonts w:ascii="Cambria Math" w:eastAsiaTheme="minorEastAsia" w:hAnsi="Cambria Math"/>
+                <w:iCs/>
+                <w:spacing w:val="-2"/>
+              </w:rPr>
+            </m:ctrlPr>
+          </m:dPr>
+          <m:e>
+            <m:r>
+              <m:rPr>
+                <m:sty m:val="p"/>
+              </m:rPr>
+              <w:rPr>
+                <w:rFonts w:ascii="Cambria Math" w:eastAsiaTheme="minorEastAsia" w:hAnsi="Cambria Math"/>
+                <w:spacing w:val="-2"/>
+              </w:rPr>
+              <m:t>%Erro</m:t>
+            </m:r>
+            <m:sSub>
+              <m:sSubPr>
+                <m:ctrlPr>
+                  <w:rPr>
+                    <w:rFonts w:ascii="Cambria Math" w:eastAsiaTheme="minorEastAsia" w:hAnsi="Cambria Math"/>
+                    <w:iCs/>
+                    <w:spacing w:val="-2"/>
+                  </w:rPr>
+                </m:ctrlPr>
+              </m:sSubPr>
+              <m:e>
+                <m:r>
+                  <m:rPr>
+                    <m:sty m:val="p"/>
+                  </m:rPr>
+                  <w:rPr>
+                    <w:rFonts w:ascii="Cambria Math" w:eastAsiaTheme="minorEastAsia" w:hAnsi="Cambria Math"/>
+                    <w:spacing w:val="-2"/>
+                  </w:rPr>
+                  <m:t>r</m:t>
+                </m:r>
+              </m:e>
+              <m:sub>
+                <m:r>
+                  <w:rPr>
+                    <w:rFonts w:ascii="Cambria Math" w:eastAsiaTheme="minorEastAsia" w:hAnsi="Cambria Math"/>
+                    <w:spacing w:val="-2"/>
+                  </w:rPr>
+                  <m:t>height</m:t>
+                </m:r>
+              </m:sub>
+            </m:sSub>
+          </m:e>
+        </m:d>
+        <m:r>
+          <m:rPr>
+            <m:sty m:val="p"/>
+          </m:rPr>
+          <w:rPr>
+            <w:rFonts w:ascii="Cambria Math" w:eastAsiaTheme="minorEastAsia" w:hAnsi="Cambria Math"/>
+            <w:spacing w:val="-2"/>
+          </w:rPr>
+          <m:t>=2×</m:t>
+        </m:r>
+        <m:d>
+          <m:dPr>
+            <m:ctrlPr>
+              <w:rPr>
+                <w:rFonts w:ascii="Cambria Math" w:eastAsiaTheme="minorEastAsia" w:hAnsi="Cambria Math"/>
+                <w:iCs/>
+                <w:spacing w:val="-2"/>
+              </w:rPr>
+            </m:ctrlPr>
+          </m:dPr>
+          <m:e>
+            <m:r>
+              <m:rPr>
+                <m:sty m:val="p"/>
+              </m:rPr>
+              <w:rPr>
+                <w:rFonts w:ascii="Cambria Math" w:eastAsiaTheme="minorEastAsia" w:hAnsi="Cambria Math"/>
+                <w:spacing w:val="-2"/>
+              </w:rPr>
+              <m:t>0.26%</m:t>
+            </m:r>
+          </m:e>
+        </m:d>
+        <m:r>
+          <m:rPr>
+            <m:sty m:val="p"/>
+          </m:rPr>
+          <w:rPr>
+            <w:rFonts w:ascii="Cambria Math" w:eastAsiaTheme="minorEastAsia" w:hAnsi="Cambria Math"/>
+            <w:spacing w:val="-2"/>
+          </w:rPr>
+          <m:t>+</m:t>
+        </m:r>
+        <m:d>
+          <m:dPr>
+            <m:ctrlPr>
+              <w:rPr>
+                <w:rFonts w:ascii="Cambria Math" w:eastAsiaTheme="minorEastAsia" w:hAnsi="Cambria Math"/>
+                <w:iCs/>
+                <w:spacing w:val="-2"/>
+              </w:rPr>
+            </m:ctrlPr>
+          </m:dPr>
+          <m:e>
+            <m:r>
+              <m:rPr>
+                <m:sty m:val="p"/>
+              </m:rPr>
+              <w:rPr>
+                <w:rFonts w:ascii="Cambria Math" w:eastAsiaTheme="minorEastAsia" w:hAnsi="Cambria Math"/>
+                <w:spacing w:val="-2"/>
+              </w:rPr>
+              <m:t>0.26%</m:t>
+            </m:r>
+          </m:e>
+        </m:d>
+        <m:r>
+          <w:rPr>
+            <w:rFonts w:ascii="Cambria Math" w:eastAsiaTheme="minorEastAsia" w:hAnsi="Cambria Math"/>
+            <w:spacing w:val="-2"/>
+          </w:rPr>
+          <m:t>=0.78%</m:t>
+        </m:r>
+      </m:oMath>
+    </w:p>
+    <w:p>
+      <w:pPr>
+        <w:tabs>
+          <w:tab w:val="left" w:pos="3242"/>
+          <w:tab w:val="left" w:pos="3612"/>
+          <w:tab w:val="left" w:pos="4156"/>
+          <w:tab w:val="left" w:pos="6499"/>
+          <w:tab w:val="left" w:pos="7324"/>
+          <w:tab w:val="left" w:pos="8817"/>
+          <w:tab w:val="left" w:pos="9185"/>
+        </w:tabs>
+        <w:spacing w:after="100" w:afterAutospacing="1" w:line="240" w:lineRule="auto"/>
+        <w:rPr>
+          <w:rFonts w:ascii="Times New Roman" w:hAnsi="Times New Roman" w:cs="Times New Roman"/>
+          <w:iCs/>
+          <w:spacing w:val="-5"/>
+          <w:u w:val="single"/>
+        </w:rPr>
+      </w:pPr>
       <w:r>
         <w:rPr>
           <w:rFonts w:ascii="Times New Roman" w:hAnsi="Times New Roman" w:cs="Times New Roman"/>
-          <w:bCs/>
-          <w:spacing w:val="-10"/>
-          <w:sz w:val="20"/>
+          <w:iCs/>
+          <w:spacing w:val="-5"/>
+          <w:u w:val="single"/>
         </w:rPr>
-        <w:t>0.03</w:t>
+        <w:t>Standard Deviation:</w:t>
       </w:r>
     </w:p>
     <w:p>
@@ -9355,60 +11477,590 @@
           <w:tab w:val="left" w:pos="8817"/>
           <w:tab w:val="left" w:pos="9185"/>
         </w:tabs>
-        <w:spacing w:before="263"/>
+        <w:spacing w:after="100" w:afterAutospacing="1" w:line="240" w:lineRule="auto"/>
         <w:rPr>
-          <w:b/>
-          <w:sz w:val="20"/>
+          <w:rFonts w:eastAsiaTheme="minorEastAsia"/>
+          <w:bCs/>
+          <w:iCs/>
+          <w:spacing w:val="-10"/>
         </w:rPr>
       </w:pPr>
       <w:r>
         <w:rPr>
-          <w:i/>
+          <w:rFonts w:ascii="Symbol" w:hAnsi="Symbol"/>
+          <w:iCs/>
+          <w:spacing w:val="-5"/>
         </w:rPr>
-        <w:t>%</w:t>
+        <w:t></w:t>
       </w:r>
       <w:r>
         <w:rPr>
-          <w:i/>
-          <w:spacing w:val="-1"/>
+          <w:iCs/>
+          <w:spacing w:val="-5"/>
+          <w:sz w:val="29"/>
+          <w:vertAlign w:val="subscript"/>
+        </w:rPr>
+        <w:t>v</w:t>
+      </w:r>
+      <w:r>
+        <w:rPr>
+          <w:iCs/>
+          <w:spacing w:val="-5"/>
         </w:rPr>
         <w:t xml:space="preserve"> </w:t>
       </w:r>
       <w:r>
         <w:rPr>
-          <w:i/>
-          <w:spacing w:val="-2"/>
+          <w:iCs/>
+          <w:spacing w:val="-5"/>
         </w:rPr>
-        <w:t xml:space="preserve">Error </w:t>
+        <w:t>=</w:t>
       </w:r>
+      <m:oMath>
+        <m:f>
+          <m:fPr>
+            <m:ctrlPr>
+              <w:rPr>
+                <w:rFonts w:ascii="Cambria Math" w:hAnsi="Cambria Math"/>
+                <w:i/>
+                <w:iCs/>
+                <w:spacing w:val="-5"/>
+              </w:rPr>
+            </m:ctrlPr>
+          </m:fPr>
+          <m:num>
+            <m:r>
+              <w:rPr>
+                <w:rFonts w:ascii="Cambria Math" w:hAnsi="Cambria Math"/>
+                <w:spacing w:val="-5"/>
+              </w:rPr>
+              <m:t>(</m:t>
+            </m:r>
+            <m:r>
+              <m:rPr>
+                <m:sty m:val="b"/>
+              </m:rPr>
+              <w:rPr>
+                <w:rFonts w:ascii="Cambria Math" w:hAnsi="Cambria Math"/>
+              </w:rPr>
+              <m:t xml:space="preserve"> </m:t>
+            </m:r>
+            <m:r>
+              <m:rPr>
+                <m:sty m:val="p"/>
+              </m:rPr>
+              <w:rPr>
+                <w:rFonts w:ascii="Cambria Math" w:eastAsiaTheme="minorEastAsia" w:hAnsi="Cambria Math"/>
+                <w:spacing w:val="-2"/>
+              </w:rPr>
+              <m:t>%Erro</m:t>
+            </m:r>
+            <m:sSub>
+              <m:sSubPr>
+                <m:ctrlPr>
+                  <w:rPr>
+                    <w:rFonts w:ascii="Cambria Math" w:eastAsiaTheme="minorEastAsia" w:hAnsi="Cambria Math"/>
+                    <w:iCs/>
+                    <w:spacing w:val="-2"/>
+                  </w:rPr>
+                </m:ctrlPr>
+              </m:sSubPr>
+              <m:e>
+                <m:r>
+                  <m:rPr>
+                    <m:sty m:val="p"/>
+                  </m:rPr>
+                  <w:rPr>
+                    <w:rFonts w:ascii="Cambria Math" w:eastAsiaTheme="minorEastAsia" w:hAnsi="Cambria Math"/>
+                    <w:spacing w:val="-2"/>
+                  </w:rPr>
+                  <m:t>r</m:t>
+                </m:r>
+              </m:e>
+              <m:sub>
+                <m:r>
+                  <m:rPr>
+                    <m:sty m:val="p"/>
+                  </m:rPr>
+                  <w:rPr>
+                    <w:rFonts w:ascii="Cambria Math" w:eastAsiaTheme="minorEastAsia" w:hAnsi="Cambria Math"/>
+                    <w:spacing w:val="-2"/>
+                  </w:rPr>
+                  <m:t>Volume</m:t>
+                </m:r>
+              </m:sub>
+            </m:sSub>
+            <m:r>
+              <w:rPr>
+                <w:rFonts w:ascii="Cambria Math" w:hAnsi="Cambria Math"/>
+                <w:spacing w:val="-5"/>
+              </w:rPr>
+              <m:t>)×</m:t>
+            </m:r>
+            <m:acc>
+              <m:accPr>
+                <m:chr m:val="̅"/>
+                <m:ctrlPr>
+                  <w:rPr>
+                    <w:rFonts w:ascii="Cambria Math" w:hAnsi="Cambria Math"/>
+                    <w:i/>
+                    <w:iCs/>
+                    <w:spacing w:val="-5"/>
+                  </w:rPr>
+                </m:ctrlPr>
+              </m:accPr>
+              <m:e>
+                <m:r>
+                  <w:rPr>
+                    <w:rFonts w:ascii="Cambria Math" w:hAnsi="Cambria Math"/>
+                    <w:spacing w:val="-5"/>
+                  </w:rPr>
+                  <m:t>x</m:t>
+                </m:r>
+              </m:e>
+            </m:acc>
+          </m:num>
+          <m:den>
+            <m:r>
+              <w:rPr>
+                <w:rFonts w:ascii="Cambria Math" w:hAnsi="Cambria Math"/>
+                <w:spacing w:val="-5"/>
+              </w:rPr>
+              <m:t>100</m:t>
+            </m:r>
+          </m:den>
+        </m:f>
+        <m:r>
+          <m:rPr>
+            <m:sty m:val="bi"/>
+          </m:rPr>
+          <w:rPr>
+            <w:rFonts w:ascii="Cambria Math" w:hAnsi="Cambria Math"/>
+            <w:spacing w:val="-10"/>
+          </w:rPr>
+          <m:t>=</m:t>
+        </m:r>
+        <m:f>
+          <m:fPr>
+            <m:ctrlPr>
+              <w:rPr>
+                <w:rFonts w:ascii="Cambria Math" w:hAnsi="Cambria Math"/>
+                <w:b/>
+                <w:i/>
+                <w:iCs/>
+                <w:spacing w:val="-10"/>
+              </w:rPr>
+            </m:ctrlPr>
+          </m:fPr>
+          <m:num>
+            <m:r>
+              <m:rPr>
+                <m:sty m:val="bi"/>
+              </m:rPr>
+              <w:rPr>
+                <w:rFonts w:ascii="Cambria Math" w:hAnsi="Cambria Math"/>
+                <w:spacing w:val="-10"/>
+              </w:rPr>
+              <m:t>(0.78)×</m:t>
+            </m:r>
+            <m:r>
+              <w:rPr>
+                <w:rFonts w:ascii="Cambria Math" w:hAnsi="Cambria Math"/>
+                <w:spacing w:val="-2"/>
+              </w:rPr>
+              <m:t>4.12×</m:t>
+            </m:r>
+            <m:sSup>
+              <m:sSupPr>
+                <m:ctrlPr>
+                  <w:rPr>
+                    <w:rFonts w:ascii="Cambria Math" w:hAnsi="Cambria Math"/>
+                    <w:i/>
+                    <w:iCs/>
+                    <w:spacing w:val="-2"/>
+                  </w:rPr>
+                </m:ctrlPr>
+              </m:sSupPr>
+              <m:e>
+                <m:r>
+                  <w:rPr>
+                    <w:rFonts w:ascii="Cambria Math" w:hAnsi="Cambria Math"/>
+                    <w:spacing w:val="-2"/>
+                  </w:rPr>
+                  <m:t>10</m:t>
+                </m:r>
+              </m:e>
+              <m:sup>
+                <m:r>
+                  <w:rPr>
+                    <w:rFonts w:ascii="Cambria Math" w:hAnsi="Cambria Math"/>
+                    <w:spacing w:val="-2"/>
+                  </w:rPr>
+                  <m:t>-4</m:t>
+                </m:r>
+              </m:sup>
+            </m:sSup>
+            <m:sSup>
+              <m:sSupPr>
+                <m:ctrlPr>
+                  <w:rPr>
+                    <w:rFonts w:ascii="Cambria Math" w:hAnsi="Cambria Math"/>
+                    <w:i/>
+                    <w:iCs/>
+                    <w:spacing w:val="-2"/>
+                  </w:rPr>
+                </m:ctrlPr>
+              </m:sSupPr>
+              <m:e>
+                <m:r>
+                  <w:rPr>
+                    <w:rFonts w:ascii="Cambria Math" w:hAnsi="Cambria Math"/>
+                    <w:spacing w:val="-2"/>
+                  </w:rPr>
+                  <m:t>m</m:t>
+                </m:r>
+              </m:e>
+              <m:sup>
+                <m:r>
+                  <w:rPr>
+                    <w:rFonts w:ascii="Cambria Math" w:hAnsi="Cambria Math"/>
+                    <w:spacing w:val="-2"/>
+                  </w:rPr>
+                  <m:t>3</m:t>
+                </m:r>
+              </m:sup>
+            </m:sSup>
+            <m:r>
+              <m:rPr>
+                <m:sty m:val="p"/>
+              </m:rPr>
+              <w:rPr>
+                <w:rFonts w:ascii="Cambria Math" w:eastAsiaTheme="minorEastAsia" w:hAnsi="Cambria Math"/>
+                <w:spacing w:val="-2"/>
+              </w:rPr>
+              <m:t xml:space="preserve">       </m:t>
+            </m:r>
+          </m:num>
+          <m:den>
+            <m:r>
+              <m:rPr>
+                <m:sty m:val="bi"/>
+              </m:rPr>
+              <w:rPr>
+                <w:rFonts w:ascii="Cambria Math" w:hAnsi="Cambria Math"/>
+                <w:spacing w:val="-10"/>
+              </w:rPr>
+              <m:t>100</m:t>
+            </m:r>
+          </m:den>
+        </m:f>
+        <m:r>
+          <m:rPr>
+            <m:sty m:val="bi"/>
+          </m:rPr>
+          <w:rPr>
+            <w:rFonts w:ascii="Cambria Math" w:hAnsi="Cambria Math"/>
+            <w:spacing w:val="-10"/>
+          </w:rPr>
+          <m:t>=</m:t>
+        </m:r>
+        <m:r>
+          <w:rPr>
+            <w:rFonts w:ascii="Cambria Math" w:hAnsi="Cambria Math"/>
+            <w:spacing w:val="-10"/>
+          </w:rPr>
+          <m:t>0.</m:t>
+        </m:r>
+        <m:r>
+          <m:rPr>
+            <m:sty m:val="p"/>
+          </m:rPr>
+          <w:rPr>
+            <w:rFonts w:ascii="Cambria Math" w:hAnsi="Cambria Math"/>
+            <w:spacing w:val="-10"/>
+          </w:rPr>
+          <m:t>03</m:t>
+        </m:r>
+        <m:r>
+          <w:rPr>
+            <w:rFonts w:ascii="Cambria Math" w:hAnsi="Cambria Math"/>
+            <w:spacing w:val="-10"/>
+          </w:rPr>
+          <m:t>×</m:t>
+        </m:r>
+        <m:sSup>
+          <m:sSupPr>
+            <m:ctrlPr>
+              <w:rPr>
+                <w:rFonts w:ascii="Cambria Math" w:hAnsi="Cambria Math"/>
+                <w:bCs/>
+                <w:i/>
+                <w:iCs/>
+                <w:spacing w:val="-10"/>
+              </w:rPr>
+            </m:ctrlPr>
+          </m:sSupPr>
+          <m:e>
+            <m:r>
+              <w:rPr>
+                <w:rFonts w:ascii="Cambria Math" w:hAnsi="Cambria Math"/>
+                <w:spacing w:val="-10"/>
+              </w:rPr>
+              <m:t>10</m:t>
+            </m:r>
+          </m:e>
+          <m:sup>
+            <m:r>
+              <w:rPr>
+                <w:rFonts w:ascii="Cambria Math" w:hAnsi="Cambria Math"/>
+                <w:spacing w:val="-10"/>
+              </w:rPr>
+              <m:t>-4</m:t>
+            </m:r>
+          </m:sup>
+        </m:sSup>
+        <m:r>
+          <m:rPr>
+            <m:sty m:val="bi"/>
+          </m:rPr>
+          <w:rPr>
+            <w:rFonts w:ascii="Cambria Math" w:hAnsi="Cambria Math"/>
+            <w:spacing w:val="-10"/>
+          </w:rPr>
+          <m:t xml:space="preserve"> </m:t>
+        </m:r>
+        <m:sSup>
+          <m:sSupPr>
+            <m:ctrlPr>
+              <w:rPr>
+                <w:rFonts w:ascii="Cambria Math" w:hAnsi="Cambria Math"/>
+                <w:bCs/>
+                <w:i/>
+                <w:iCs/>
+                <w:spacing w:val="-10"/>
+              </w:rPr>
+            </m:ctrlPr>
+          </m:sSupPr>
+          <m:e>
+            <m:r>
+              <w:rPr>
+                <w:rFonts w:ascii="Cambria Math" w:hAnsi="Cambria Math"/>
+                <w:spacing w:val="-10"/>
+              </w:rPr>
+              <m:t>m</m:t>
+            </m:r>
+          </m:e>
+          <m:sup>
+            <m:r>
+              <w:rPr>
+                <w:rFonts w:ascii="Cambria Math" w:hAnsi="Cambria Math"/>
+                <w:spacing w:val="-10"/>
+              </w:rPr>
+              <m:t>3</m:t>
+            </m:r>
+          </m:sup>
+        </m:sSup>
+      </m:oMath>
+    </w:p>
+    <w:p>
+      <w:pPr>
+        <w:pStyle w:val="ListParagraph"/>
+        <w:numPr>
+          <w:ilvl w:val="0"/>
+          <w:numId w:val="4"/>
+        </w:numPr>
+        <w:tabs>
+          <w:tab w:val="left" w:pos="3242"/>
+          <w:tab w:val="left" w:pos="3612"/>
+          <w:tab w:val="left" w:pos="4156"/>
+          <w:tab w:val="left" w:pos="6499"/>
+          <w:tab w:val="left" w:pos="7324"/>
+          <w:tab w:val="left" w:pos="8817"/>
+          <w:tab w:val="left" w:pos="9185"/>
+        </w:tabs>
+        <w:spacing w:after="100" w:afterAutospacing="1" w:line="240" w:lineRule="auto"/>
+        <w:rPr>
+          <w:rFonts w:eastAsiaTheme="minorEastAsia"/>
+          <w:b/>
+          <w:iCs/>
+          <w:sz w:val="20"/>
+        </w:rPr>
+      </w:pPr>
       <m:oMath>
         <m:r>
           <w:rPr>
             <w:rFonts w:ascii="Cambria Math" w:hAnsi="Cambria Math"/>
-            <w:spacing w:val="-2"/>
+            <w:lang w:val=""/>
           </w:rPr>
-          <m:t xml:space="preserve">= </m:t>
+          <m:t>V</m:t>
         </m:r>
         <m:r>
           <w:rPr>
             <w:rFonts w:ascii="Cambria Math" w:eastAsiaTheme="minorEastAsia" w:hAnsi="Cambria Math"/>
-            <w:spacing w:val="-2"/>
+            <w:kern w:val="0"/>
+            <w:lang w:val="" w:eastAsia="zh-CN"/>
+            <w14:ligatures w14:val="none"/>
           </w:rPr>
-          <m:t>0.78</m:t>
+          <m:t>=</m:t>
+        </m:r>
+        <m:r>
+          <w:rPr>
+            <w:rFonts w:ascii="Cambria Math" w:hAnsi="Cambria Math"/>
+            <w:lang w:val=""/>
+          </w:rPr>
+          <m:t>4.12</m:t>
         </m:r>
         <m:r>
           <w:rPr>
             <w:rFonts w:ascii="Cambria Math" w:eastAsiaTheme="minorEastAsia" w:hAnsi="Cambria Math"/>
-            <w:spacing w:val="-2"/>
+            <w:kern w:val="0"/>
+            <w:lang w:val="" w:eastAsia="zh-CN"/>
+            <w14:ligatures w14:val="none"/>
           </w:rPr>
-          <m:t>%</m:t>
+          <m:t>±</m:t>
         </m:r>
+        <m:r>
+          <w:rPr>
+            <w:rFonts w:ascii="Cambria Math" w:hAnsi="Cambria Math"/>
+            <w:lang w:val=""/>
+          </w:rPr>
+          <m:t>0.</m:t>
+        </m:r>
+        <m:r>
+          <w:rPr>
+            <w:rFonts w:ascii="Cambria Math" w:hAnsi="Cambria Math"/>
+            <w:lang w:val=""/>
+          </w:rPr>
+          <m:t>03×</m:t>
+        </m:r>
+        <m:sSup>
+          <m:sSupPr>
+            <m:ctrlPr>
+              <w:rPr>
+                <w:rFonts w:ascii="Cambria Math" w:hAnsi="Cambria Math"/>
+                <w:i/>
+                <w:lang w:val=""/>
+              </w:rPr>
+            </m:ctrlPr>
+          </m:sSupPr>
+          <m:e>
+            <m:r>
+              <w:rPr>
+                <w:rFonts w:ascii="Cambria Math" w:hAnsi="Cambria Math"/>
+                <w:lang w:val=""/>
+              </w:rPr>
+              <m:t>10</m:t>
+            </m:r>
+          </m:e>
+          <m:sup>
+            <m:r>
+              <w:rPr>
+                <w:rFonts w:ascii="Cambria Math" w:hAnsi="Cambria Math"/>
+                <w:lang w:val=""/>
+              </w:rPr>
+              <m:t>-4</m:t>
+            </m:r>
+          </m:sup>
+        </m:sSup>
+        <m:r>
+          <w:rPr>
+            <w:rFonts w:ascii="Cambria Math" w:hAnsi="Cambria Math"/>
+            <w:lang w:val=""/>
+          </w:rPr>
+          <m:t xml:space="preserve"> </m:t>
+        </m:r>
+        <m:d>
+          <m:dPr>
+            <m:ctrlPr>
+              <w:rPr>
+                <w:rFonts w:ascii="Cambria Math" w:hAnsi="Cambria Math"/>
+                <w:i/>
+                <w:lang w:val=""/>
+              </w:rPr>
+            </m:ctrlPr>
+          </m:dPr>
+          <m:e>
+            <m:r>
+              <w:rPr>
+                <w:rFonts w:ascii="Cambria Math" w:hAnsi="Cambria Math"/>
+                <w:lang w:val=""/>
+              </w:rPr>
+              <m:t>0.</m:t>
+            </m:r>
+            <m:r>
+              <w:rPr>
+                <w:rFonts w:ascii="Cambria Math" w:hAnsi="Cambria Math"/>
+                <w:lang w:val=""/>
+              </w:rPr>
+              <m:t>78</m:t>
+            </m:r>
+            <m:r>
+              <w:rPr>
+                <w:rFonts w:ascii="Cambria Math" w:hAnsi="Cambria Math"/>
+                <w:lang w:val=""/>
+              </w:rPr>
+              <m:t>%</m:t>
+            </m:r>
+          </m:e>
+        </m:d>
+        <m:r>
+          <w:rPr>
+            <w:rFonts w:ascii="Cambria Math" w:hAnsi="Cambria Math"/>
+            <w:lang w:val=""/>
+          </w:rPr>
+          <m:t xml:space="preserve"> </m:t>
+        </m:r>
+        <m:sSup>
+          <m:sSupPr>
+            <m:ctrlPr>
+              <w:rPr>
+                <w:rFonts w:ascii="Cambria Math" w:eastAsiaTheme="minorEastAsia" w:hAnsi="Cambria Math"/>
+                <w:i/>
+                <w:kern w:val="0"/>
+                <w:lang w:val="" w:eastAsia="zh-CN"/>
+                <w14:ligatures w14:val="none"/>
+              </w:rPr>
+            </m:ctrlPr>
+          </m:sSupPr>
+          <m:e>
+            <m:r>
+              <w:rPr>
+                <w:rFonts w:ascii="Cambria Math" w:hAnsi="Cambria Math"/>
+                <w:lang w:val=""/>
+              </w:rPr>
+              <m:t>m</m:t>
+            </m:r>
+          </m:e>
+          <m:sup>
+            <m:r>
+              <w:rPr>
+                <w:rFonts w:ascii="Cambria Math" w:hAnsi="Cambria Math"/>
+                <w:lang w:val=""/>
+              </w:rPr>
+              <m:t>3</m:t>
+            </m:r>
+          </m:sup>
+        </m:sSup>
       </m:oMath>
     </w:p>
     <w:p>
       <w:pPr>
+        <w:pStyle w:val="ListParagraph"/>
+        <w:tabs>
+          <w:tab w:val="left" w:pos="3242"/>
+          <w:tab w:val="left" w:pos="3612"/>
+          <w:tab w:val="left" w:pos="4156"/>
+          <w:tab w:val="left" w:pos="6499"/>
+          <w:tab w:val="left" w:pos="7324"/>
+          <w:tab w:val="left" w:pos="8817"/>
+          <w:tab w:val="left" w:pos="9185"/>
+        </w:tabs>
+        <w:spacing w:after="100" w:afterAutospacing="1" w:line="240" w:lineRule="auto"/>
         <w:rPr>
-          <w:rFonts w:ascii="Times New Roman" w:hAnsi="Times New Roman" w:cs="Times New Roman"/>
+          <w:rFonts w:eastAsiaTheme="minorEastAsia"/>
+          <w:b/>
+          <w:iCs/>
+          <w:sz w:val="20"/>
         </w:rPr>
       </w:pPr>
     </w:p>
@@ -10547,7 +13199,6 @@
           <w:p>
             <w:pPr>
               <w:spacing w:after="0" w:line="240" w:lineRule="auto"/>
-              <w:jc w:val="center"/>
               <w:rPr>
                 <w:rFonts w:ascii="Times New Roman" w:eastAsia="Times New Roman" w:hAnsi="Times New Roman" w:cs="Times New Roman"/>
                 <w:b/>
@@ -10680,14 +13331,24 @@
             </w:pPr>
             <w:r>
               <w:rPr>
-                <w:rFonts w:ascii="Times New Roman" w:eastAsia="Times New Roman" w:hAnsi="Times New Roman" w:cs="Times New Roman"/>
-                <w:color w:val="000000"/>
-                <w:kern w:val="0"/>
-                <w:sz w:val="18"/>
-                <w:szCs w:val="18"/>
-                <w14:ligatures w14:val="none"/>
-              </w:rPr>
-              <w:t>s</w:t>
+                <w:rFonts w:ascii="Symbol" w:hAnsi="Symbol"/>
+                <w:iCs/>
+                <w:spacing w:val="-5"/>
+              </w:rPr>
+              <w:t></w:t>
+            </w:r>
+            <w:r>
+              <w:rPr>
+                <w:rFonts w:ascii="Times New Roman" w:eastAsia="Times New Roman" w:hAnsi="Times New Roman" w:cs="Times New Roman"/>
+                <w:b/>
+                <w:bCs/>
+                <w:color w:val="000000"/>
+                <w:kern w:val="0"/>
+                <w:sz w:val="18"/>
+                <w:szCs w:val="18"/>
+                <w14:ligatures w14:val="none"/>
+              </w:rPr>
+              <w:t xml:space="preserve"> </w:t>
             </w:r>
             <w:r>
               <w:rPr>
@@ -10720,7 +13381,6 @@
           <w:p>
             <w:pPr>
               <w:spacing w:after="0" w:line="240" w:lineRule="auto"/>
-              <w:jc w:val="center"/>
               <w:rPr>
                 <w:rFonts w:ascii="Times New Roman" w:eastAsia="Times New Roman" w:hAnsi="Times New Roman" w:cs="Times New Roman"/>
                 <w:b/>
@@ -11012,177 +13672,2470 @@
           <w:tab w:val="left" w:pos="8429"/>
         </w:tabs>
         <w:spacing w:before="109"/>
-        <w:ind w:left="143"/>
+        <w:rPr>
+          <w:rFonts w:ascii="Times New Roman" w:hAnsi="Times New Roman" w:cs="Times New Roman"/>
+          <w:b/>
+          <w:bCs/>
+          <w:iCs/>
+        </w:rPr>
       </w:pPr>
       <w:r>
         <w:rPr>
-          <w:i/>
+          <w:rFonts w:ascii="Times New Roman" w:hAnsi="Times New Roman" w:cs="Times New Roman"/>
+          <w:b/>
+          <w:bCs/>
+          <w:iCs/>
+          <w:spacing w:val="-5"/>
+          <w:sz w:val="29"/>
         </w:rPr>
-        <w:t>Density</w:t>
-      </w:r>
-      <w:r>
-        <w:rPr>
-          <w:i/>
-          <w:spacing w:val="-7"/>
-        </w:rPr>
-        <w:t xml:space="preserve"> </w:t>
-      </w:r>
-      <w:r>
-        <w:rPr>
-          <w:i/>
-        </w:rPr>
-        <w:t>of</w:t>
-      </w:r>
-      <w:r>
-        <w:rPr>
-          <w:i/>
-          <w:spacing w:val="-6"/>
-        </w:rPr>
-        <w:t xml:space="preserve"> </w:t>
-      </w:r>
-      <w:r>
-        <w:rPr>
-          <w:i/>
-          <w:spacing w:val="-2"/>
-        </w:rPr>
-        <w:t>Cylinder=</w:t>
-      </w:r>
-      <w:r>
-        <w:rPr>
-          <w:i/>
-          <w:spacing w:val="-2"/>
-        </w:rPr>
-        <w:t xml:space="preserve"> </w:t>
-      </w:r>
-      <w:r>
-        <w:rPr>
-          <w:i/>
-          <w:spacing w:val="-2"/>
-        </w:rPr>
-        <w:t>887.3</w:t>
-      </w:r>
-      <w:r>
-        <w:tab/>
+        <w:t>Mass</w:t>
       </w:r>
     </w:p>
     <w:p>
       <w:pPr>
-        <w:tabs>
-          <w:tab w:val="left" w:pos="3436"/>
-          <w:tab w:val="left" w:pos="3800"/>
-          <w:tab w:val="left" w:pos="6132"/>
-          <w:tab w:val="left" w:pos="6866"/>
-          <w:tab w:val="left" w:pos="8429"/>
-        </w:tabs>
-        <w:spacing w:before="109"/>
-        <w:ind w:left="143"/>
+        <w:pStyle w:val="BodyText"/>
+        <w:rPr>
+          <w:u w:val="single"/>
+        </w:rPr>
       </w:pPr>
       <w:r>
         <w:rPr>
-          <w:i/>
+          <w:u w:val="single"/>
         </w:rPr>
-        <w:t>%</w:t>
-      </w:r>
-      <w:r>
-        <w:rPr>
-          <w:i/>
-          <w:spacing w:val="-3"/>
-        </w:rPr>
-        <w:t xml:space="preserve"> </w:t>
-      </w:r>
-      <w:r>
-        <w:rPr>
-          <w:i/>
-          <w:spacing w:val="-2"/>
-        </w:rPr>
-        <w:t>Error=</w:t>
-      </w:r>
-      <w:r>
-        <w:rPr>
-          <w:i/>
-          <w:spacing w:val="-2"/>
-        </w:rPr>
-        <w:t xml:space="preserve"> </w:t>
-      </w:r>
-      <w:r>
-        <w:rPr>
-          <w:rFonts w:ascii="Times New Roman" w:hAnsi="Times New Roman" w:cs="Times New Roman"/>
-          <w:iCs/>
-          <w:spacing w:val="-2"/>
-        </w:rPr>
-        <w:t>0.14</w:t>
-      </w:r>
-      <w:r>
-        <w:tab/>
+        <w:t>Average:</w:t>
       </w:r>
     </w:p>
     <w:p>
       <w:pPr>
-        <w:tabs>
-          <w:tab w:val="left" w:pos="3436"/>
-          <w:tab w:val="left" w:pos="3800"/>
-          <w:tab w:val="left" w:pos="6132"/>
-          <w:tab w:val="left" w:pos="6866"/>
-          <w:tab w:val="left" w:pos="8429"/>
-        </w:tabs>
-        <w:spacing w:before="109"/>
-        <w:ind w:left="143"/>
+        <w:pStyle w:val="BodyText"/>
       </w:pPr>
+      <m:oMath>
+        <m:acc>
+          <m:accPr>
+            <m:chr m:val="‾"/>
+            <m:ctrlPr>
+              <w:rPr>
+                <w:rFonts w:ascii="Cambria Math" w:hAnsi="Cambria Math"/>
+              </w:rPr>
+            </m:ctrlPr>
+          </m:accPr>
+          <m:e>
+            <m:r>
+              <w:rPr>
+                <w:rFonts w:ascii="Cambria Math" w:hAnsi="Cambria Math"/>
+              </w:rPr>
+              <m:t>x</m:t>
+            </m:r>
+          </m:e>
+        </m:acc>
+        <m:r>
+          <m:rPr>
+            <m:sty m:val="p"/>
+          </m:rPr>
+          <w:rPr>
+            <w:rFonts w:ascii="Cambria Math" w:hAnsi="Cambria Math"/>
+          </w:rPr>
+          <m:t>=</m:t>
+        </m:r>
+        <m:f>
+          <m:fPr>
+            <m:ctrlPr>
+              <w:rPr>
+                <w:rFonts w:ascii="Cambria Math" w:hAnsi="Cambria Math"/>
+              </w:rPr>
+            </m:ctrlPr>
+          </m:fPr>
+          <m:num>
+            <m:r>
+              <m:rPr>
+                <m:sty m:val="p"/>
+              </m:rPr>
+              <w:rPr>
+                <w:rFonts w:ascii="Cambria Math" w:hAnsi="Cambria Math"/>
+              </w:rPr>
+              <m:t>368.5+368.6+368.6+368.5</m:t>
+            </m:r>
+          </m:num>
+          <m:den>
+            <m:r>
+              <w:rPr>
+                <w:rFonts w:ascii="Cambria Math" w:hAnsi="Cambria Math"/>
+              </w:rPr>
+              <m:t>4</m:t>
+            </m:r>
+          </m:den>
+        </m:f>
+        <m:r>
+          <m:rPr>
+            <m:sty m:val="p"/>
+          </m:rPr>
+          <w:rPr>
+            <w:rFonts w:ascii="Cambria Math" w:hAnsi="Cambria Math"/>
+          </w:rPr>
+          <m:t>=</m:t>
+        </m:r>
+        <m:r>
+          <w:rPr>
+            <w:rFonts w:ascii="Cambria Math" w:hAnsi="Cambria Math"/>
+          </w:rPr>
+          <m:t>368.55</m:t>
+        </m:r>
+        <m:r>
+          <m:rPr>
+            <m:nor/>
+          </m:rPr>
+          <m:t>mm</m:t>
+        </m:r>
+      </m:oMath>
       <w:r>
-        <w:rPr>
-          <w:rFonts w:ascii="Symbol" w:hAnsi="Symbol"/>
-          <w:i/>
-          <w:spacing w:val="-5"/>
-          <w:sz w:val="29"/>
-        </w:rPr>
-        <w:t></w:t>
-      </w:r>
-      <w:r>
-        <w:rPr>
-          <w:rFonts w:ascii="Symbol" w:hAnsi="Symbol"/>
-          <w:i/>
-          <w:spacing w:val="-5"/>
-          <w:position w:val="-11"/>
-          <w:sz w:val="19"/>
-        </w:rPr>
-        <w:t></w:t>
-      </w:r>
-      <w:r>
-        <w:rPr>
-          <w:i/>
-          <w:spacing w:val="-5"/>
-        </w:rPr>
-        <w:t>=</w:t>
-      </w:r>
-      <w:r>
-        <w:rPr>
-          <w:i/>
-          <w:spacing w:val="-5"/>
-        </w:rPr>
         <w:t xml:space="preserve"> </w:t>
-      </w:r>
-      <w:r>
-        <w:rPr>
-          <w:rFonts w:ascii="Times New Roman" w:hAnsi="Times New Roman" w:cs="Times New Roman"/>
-          <w:iCs/>
-          <w:spacing w:val="-5"/>
-        </w:rPr>
-        <w:t>0.80%</w:t>
       </w:r>
     </w:p>
     <w:p>
       <w:pPr>
+        <w:pStyle w:val="FirstParagraph"/>
         <w:rPr>
-          <w:rFonts w:ascii="Times New Roman" w:hAnsi="Times New Roman" w:cs="Times New Roman"/>
+          <w:u w:val="single"/>
         </w:rPr>
       </w:pPr>
+      <w:r>
+        <w:rPr>
+          <w:u w:val="single"/>
+        </w:rPr>
+        <w:t xml:space="preserve">Standard Deviation: </w:t>
+      </w:r>
     </w:p>
     <w:p>
       <w:pPr>
+        <w:pStyle w:val="BodyText"/>
+      </w:pPr>
+      <m:oMath>
+        <m:r>
+          <w:rPr>
+            <w:rFonts w:ascii="Cambria Math" w:hAnsi="Cambria Math"/>
+            <w:lang w:val=""/>
+          </w:rPr>
+          <m:t>σ</m:t>
+        </m:r>
+        <m:r>
+          <m:rPr>
+            <m:sty m:val="p"/>
+          </m:rPr>
+          <w:rPr>
+            <w:rFonts w:ascii="Cambria Math" w:hAnsi="Cambria Math"/>
+            <w:lang w:val=""/>
+          </w:rPr>
+          <m:t>=</m:t>
+        </m:r>
+        <m:rad>
+          <m:radPr>
+            <m:degHide m:val="1"/>
+            <m:ctrlPr>
+              <w:rPr>
+                <w:rFonts w:ascii="Cambria Math" w:hAnsi="Cambria Math"/>
+                <w:lang w:val=""/>
+              </w:rPr>
+            </m:ctrlPr>
+          </m:radPr>
+          <m:deg/>
+          <m:e>
+            <m:f>
+              <m:fPr>
+                <m:ctrlPr>
+                  <w:rPr>
+                    <w:rFonts w:ascii="Cambria Math" w:hAnsi="Cambria Math"/>
+                    <w:lang w:val=""/>
+                  </w:rPr>
+                </m:ctrlPr>
+              </m:fPr>
+              <m:num>
+                <m:eqArr>
+                  <m:eqArrPr>
+                    <m:ctrlPr>
+                      <w:rPr>
+                        <w:rFonts w:ascii="Cambria Math" w:hAnsi="Cambria Math"/>
+                        <w:i/>
+                        <w:lang w:val=""/>
+                      </w:rPr>
+                    </m:ctrlPr>
+                  </m:eqArrPr>
+                  <m:e>
+                    <m:sSup>
+                      <m:sSupPr>
+                        <m:ctrlPr>
+                          <w:rPr>
+                            <w:rFonts w:ascii="Cambria Math" w:hAnsi="Cambria Math"/>
+                            <w:lang w:val=""/>
+                          </w:rPr>
+                        </m:ctrlPr>
+                      </m:sSupPr>
+                      <m:e>
+                        <m:d>
+                          <m:dPr>
+                            <m:ctrlPr>
+                              <w:rPr>
+                                <w:rFonts w:ascii="Cambria Math" w:hAnsi="Cambria Math"/>
+                                <w:lang w:val=""/>
+                              </w:rPr>
+                            </m:ctrlPr>
+                          </m:dPr>
+                          <m:e>
+                            <m:r>
+                              <m:rPr>
+                                <m:sty m:val="p"/>
+                              </m:rPr>
+                              <w:rPr>
+                                <w:rFonts w:ascii="Cambria Math" w:hAnsi="Cambria Math"/>
+                              </w:rPr>
+                              <m:t>368.5</m:t>
+                            </m:r>
+                            <m:r>
+                              <m:rPr>
+                                <m:sty m:val="p"/>
+                              </m:rPr>
+                              <w:rPr>
+                                <w:rFonts w:ascii="Cambria Math" w:hAnsi="Cambria Math"/>
+                                <w:lang w:val=""/>
+                              </w:rPr>
+                              <m:t>-</m:t>
+                            </m:r>
+                            <m:r>
+                              <w:rPr>
+                                <w:rFonts w:ascii="Cambria Math" w:hAnsi="Cambria Math"/>
+                              </w:rPr>
+                              <m:t>368.55</m:t>
+                            </m:r>
+                          </m:e>
+                        </m:d>
+                      </m:e>
+                      <m:sup>
+                        <m:r>
+                          <m:rPr>
+                            <m:sty m:val="p"/>
+                          </m:rPr>
+                          <w:rPr>
+                            <w:rFonts w:ascii="Cambria Math" w:hAnsi="Cambria Math"/>
+                            <w:lang w:val=""/>
+                          </w:rPr>
+                          <m:t>2</m:t>
+                        </m:r>
+                      </m:sup>
+                    </m:sSup>
+                    <m:r>
+                      <m:rPr>
+                        <m:sty m:val="p"/>
+                      </m:rPr>
+                      <w:rPr>
+                        <w:rFonts w:ascii="Cambria Math" w:hAnsi="Cambria Math"/>
+                        <w:lang w:val=""/>
+                      </w:rPr>
+                      <m:t>+</m:t>
+                    </m:r>
+                    <m:sSup>
+                      <m:sSupPr>
+                        <m:ctrlPr>
+                          <w:rPr>
+                            <w:rFonts w:ascii="Cambria Math" w:hAnsi="Cambria Math"/>
+                            <w:lang w:val=""/>
+                          </w:rPr>
+                        </m:ctrlPr>
+                      </m:sSupPr>
+                      <m:e>
+                        <m:d>
+                          <m:dPr>
+                            <m:ctrlPr>
+                              <w:rPr>
+                                <w:rFonts w:ascii="Cambria Math" w:hAnsi="Cambria Math"/>
+                                <w:lang w:val=""/>
+                              </w:rPr>
+                            </m:ctrlPr>
+                          </m:dPr>
+                          <m:e>
+                            <m:r>
+                              <m:rPr>
+                                <m:sty m:val="p"/>
+                              </m:rPr>
+                              <w:rPr>
+                                <w:rFonts w:ascii="Cambria Math" w:hAnsi="Cambria Math"/>
+                              </w:rPr>
+                              <m:t>368.6</m:t>
+                            </m:r>
+                            <m:r>
+                              <m:rPr>
+                                <m:sty m:val="p"/>
+                              </m:rPr>
+                              <w:rPr>
+                                <w:rFonts w:ascii="Cambria Math" w:hAnsi="Cambria Math"/>
+                                <w:lang w:val=""/>
+                              </w:rPr>
+                              <m:t>-</m:t>
+                            </m:r>
+                            <m:r>
+                              <w:rPr>
+                                <w:rFonts w:ascii="Cambria Math" w:hAnsi="Cambria Math"/>
+                              </w:rPr>
+                              <m:t>368.55</m:t>
+                            </m:r>
+                          </m:e>
+                        </m:d>
+                      </m:e>
+                      <m:sup>
+                        <m:r>
+                          <m:rPr>
+                            <m:sty m:val="p"/>
+                          </m:rPr>
+                          <w:rPr>
+                            <w:rFonts w:ascii="Cambria Math" w:hAnsi="Cambria Math"/>
+                            <w:lang w:val=""/>
+                          </w:rPr>
+                          <m:t>2</m:t>
+                        </m:r>
+                      </m:sup>
+                    </m:sSup>
+                    <m:r>
+                      <w:rPr>
+                        <w:rFonts w:ascii="Cambria Math" w:hAnsi="Cambria Math"/>
+                        <w:lang w:val=""/>
+                      </w:rPr>
+                      <m:t>+</m:t>
+                    </m:r>
+                  </m:e>
+                  <m:e>
+                    <m:sSup>
+                      <m:sSupPr>
+                        <m:ctrlPr>
+                          <w:rPr>
+                            <w:rFonts w:ascii="Cambria Math" w:hAnsi="Cambria Math"/>
+                            <w:lang w:val=""/>
+                          </w:rPr>
+                        </m:ctrlPr>
+                      </m:sSupPr>
+                      <m:e>
+                        <m:d>
+                          <m:dPr>
+                            <m:ctrlPr>
+                              <w:rPr>
+                                <w:rFonts w:ascii="Cambria Math" w:hAnsi="Cambria Math"/>
+                                <w:lang w:val=""/>
+                              </w:rPr>
+                            </m:ctrlPr>
+                          </m:dPr>
+                          <m:e>
+                            <m:r>
+                              <m:rPr>
+                                <m:sty m:val="p"/>
+                              </m:rPr>
+                              <w:rPr>
+                                <w:rFonts w:ascii="Cambria Math" w:hAnsi="Cambria Math"/>
+                              </w:rPr>
+                              <m:t>368.6</m:t>
+                            </m:r>
+                            <m:r>
+                              <m:rPr>
+                                <m:sty m:val="p"/>
+                              </m:rPr>
+                              <w:rPr>
+                                <w:rFonts w:ascii="Cambria Math" w:hAnsi="Cambria Math"/>
+                                <w:lang w:val=""/>
+                              </w:rPr>
+                              <m:t>-</m:t>
+                            </m:r>
+                            <m:r>
+                              <w:rPr>
+                                <w:rFonts w:ascii="Cambria Math" w:hAnsi="Cambria Math"/>
+                              </w:rPr>
+                              <m:t>368.55</m:t>
+                            </m:r>
+                          </m:e>
+                        </m:d>
+                      </m:e>
+                      <m:sup>
+                        <m:r>
+                          <m:rPr>
+                            <m:sty m:val="p"/>
+                          </m:rPr>
+                          <w:rPr>
+                            <w:rFonts w:ascii="Cambria Math" w:hAnsi="Cambria Math"/>
+                            <w:lang w:val=""/>
+                          </w:rPr>
+                          <m:t>2</m:t>
+                        </m:r>
+                      </m:sup>
+                    </m:sSup>
+                    <m:r>
+                      <w:rPr>
+                        <w:rFonts w:ascii="Cambria Math" w:hAnsi="Cambria Math"/>
+                        <w:lang w:val=""/>
+                      </w:rPr>
+                      <m:t>+</m:t>
+                    </m:r>
+                    <m:sSup>
+                      <m:sSupPr>
+                        <m:ctrlPr>
+                          <w:rPr>
+                            <w:rFonts w:ascii="Cambria Math" w:hAnsi="Cambria Math"/>
+                            <w:lang w:val=""/>
+                          </w:rPr>
+                        </m:ctrlPr>
+                      </m:sSupPr>
+                      <m:e>
+                        <m:d>
+                          <m:dPr>
+                            <m:ctrlPr>
+                              <w:rPr>
+                                <w:rFonts w:ascii="Cambria Math" w:hAnsi="Cambria Math"/>
+                                <w:lang w:val=""/>
+                              </w:rPr>
+                            </m:ctrlPr>
+                          </m:dPr>
+                          <m:e>
+                            <m:r>
+                              <m:rPr>
+                                <m:sty m:val="p"/>
+                              </m:rPr>
+                              <w:rPr>
+                                <w:rFonts w:ascii="Cambria Math" w:hAnsi="Cambria Math"/>
+                              </w:rPr>
+                              <m:t>368.5</m:t>
+                            </m:r>
+                            <m:r>
+                              <m:rPr>
+                                <m:sty m:val="p"/>
+                              </m:rPr>
+                              <w:rPr>
+                                <w:rFonts w:ascii="Cambria Math" w:hAnsi="Cambria Math"/>
+                                <w:lang w:val=""/>
+                              </w:rPr>
+                              <m:t>-</m:t>
+                            </m:r>
+                            <m:r>
+                              <w:rPr>
+                                <w:rFonts w:ascii="Cambria Math" w:hAnsi="Cambria Math"/>
+                              </w:rPr>
+                              <m:t>368.55</m:t>
+                            </m:r>
+                          </m:e>
+                        </m:d>
+                      </m:e>
+                      <m:sup>
+                        <m:r>
+                          <m:rPr>
+                            <m:sty m:val="p"/>
+                          </m:rPr>
+                          <w:rPr>
+                            <w:rFonts w:ascii="Cambria Math" w:hAnsi="Cambria Math"/>
+                            <w:lang w:val=""/>
+                          </w:rPr>
+                          <m:t>2</m:t>
+                        </m:r>
+                      </m:sup>
+                    </m:sSup>
+                  </m:e>
+                </m:eqArr>
+              </m:num>
+              <m:den>
+                <m:r>
+                  <m:rPr>
+                    <m:sty m:val="p"/>
+                  </m:rPr>
+                  <w:rPr>
+                    <w:rFonts w:ascii="Cambria Math" w:hAnsi="Cambria Math"/>
+                    <w:lang w:val=""/>
+                  </w:rPr>
+                  <m:t>4-1</m:t>
+                </m:r>
+              </m:den>
+            </m:f>
+          </m:e>
+        </m:rad>
+        <m:r>
+          <w:rPr>
+            <w:rFonts w:ascii="Cambria Math" w:hAnsi="Cambria Math"/>
+            <w:lang w:val=""/>
+          </w:rPr>
+          <m:t>=</m:t>
+        </m:r>
+        <m:rad>
+          <m:radPr>
+            <m:degHide m:val="1"/>
+            <m:ctrlPr>
+              <w:rPr>
+                <w:rFonts w:ascii="Cambria Math" w:hAnsi="Cambria Math"/>
+                <w:i/>
+                <w:lang w:val=""/>
+              </w:rPr>
+            </m:ctrlPr>
+          </m:radPr>
+          <m:deg/>
+          <m:e>
+            <m:f>
+              <m:fPr>
+                <m:ctrlPr>
+                  <w:rPr>
+                    <w:rFonts w:ascii="Cambria Math" w:hAnsi="Cambria Math"/>
+                    <w:i/>
+                    <w:lang w:val=""/>
+                  </w:rPr>
+                </m:ctrlPr>
+              </m:fPr>
+              <m:num>
+                <m:r>
+                  <w:rPr>
+                    <w:rFonts w:ascii="Cambria Math" w:hAnsi="Cambria Math"/>
+                    <w:lang w:val=""/>
+                  </w:rPr>
+                  <m:t>0.01</m:t>
+                </m:r>
+              </m:num>
+              <m:den>
+                <m:r>
+                  <w:rPr>
+                    <w:rFonts w:ascii="Cambria Math" w:hAnsi="Cambria Math"/>
+                    <w:lang w:val=""/>
+                  </w:rPr>
+                  <m:t>3</m:t>
+                </m:r>
+              </m:den>
+            </m:f>
+          </m:e>
+        </m:rad>
+        <m:r>
+          <w:rPr>
+            <w:rFonts w:ascii="Cambria Math" w:hAnsi="Cambria Math"/>
+            <w:lang w:val=""/>
+          </w:rPr>
+          <m:t>=0.0577mm</m:t>
+        </m:r>
+      </m:oMath>
+      <w:r>
+        <w:t xml:space="preserve"> </w:t>
+      </w:r>
+    </w:p>
+    <w:p>
+      <w:pPr>
+        <w:pStyle w:val="FirstParagraph"/>
         <w:rPr>
-          <w:rFonts w:ascii="Times New Roman" w:hAnsi="Times New Roman" w:cs="Times New Roman"/>
+          <w:lang w:val=""/>
         </w:rPr>
       </w:pPr>
+      <w:r>
+        <w:rPr>
+          <w:u w:val="single"/>
+        </w:rPr>
+        <w:t>Percentage Error</w:t>
+      </w:r>
+      <w:r>
+        <w:t>:</w:t>
+      </w:r>
+      <w:r>
+        <w:t xml:space="preserve"> </w:t>
+      </w:r>
+      <m:oMath>
+        <m:r>
+          <w:rPr>
+            <w:rFonts w:ascii="Cambria Math" w:hAnsi="Cambria Math"/>
+          </w:rPr>
+          <m:t xml:space="preserve"> </m:t>
+        </m:r>
+        <m:r>
+          <m:rPr>
+            <m:sty m:val="p"/>
+          </m:rPr>
+          <w:rPr>
+            <w:rFonts w:ascii="Cambria Math" w:hAnsi="Cambria Math"/>
+            <w:lang w:val=""/>
+          </w:rPr>
+          <m:t>%</m:t>
+        </m:r>
+        <m:r>
+          <w:rPr>
+            <w:rFonts w:ascii="Cambria Math" w:hAnsi="Cambria Math"/>
+            <w:lang w:val=""/>
+          </w:rPr>
+          <m:t>error</m:t>
+        </m:r>
+        <m:r>
+          <m:rPr>
+            <m:sty m:val="p"/>
+          </m:rPr>
+          <w:rPr>
+            <w:rFonts w:ascii="Cambria Math" w:hAnsi="Cambria Math"/>
+            <w:lang w:val=""/>
+          </w:rPr>
+          <m:t>=</m:t>
+        </m:r>
+        <m:f>
+          <m:fPr>
+            <m:ctrlPr>
+              <w:rPr>
+                <w:rFonts w:ascii="Cambria Math" w:hAnsi="Cambria Math"/>
+                <w:lang w:val=""/>
+              </w:rPr>
+            </m:ctrlPr>
+          </m:fPr>
+          <m:num>
+            <m:r>
+              <w:rPr>
+                <w:rFonts w:ascii="Cambria Math" w:hAnsi="Cambria Math"/>
+                <w:lang w:val=""/>
+              </w:rPr>
+              <m:t>σ</m:t>
+            </m:r>
+          </m:num>
+          <m:den>
+            <m:acc>
+              <m:accPr>
+                <m:chr m:val="̅"/>
+                <m:ctrlPr>
+                  <w:rPr>
+                    <w:rFonts w:ascii="Cambria Math" w:hAnsi="Cambria Math"/>
+                    <w:lang w:val=""/>
+                  </w:rPr>
+                </m:ctrlPr>
+              </m:accPr>
+              <m:e>
+                <m:r>
+                  <w:rPr>
+                    <w:rFonts w:ascii="Cambria Math" w:hAnsi="Cambria Math"/>
+                    <w:lang w:val=""/>
+                  </w:rPr>
+                  <m:t>x</m:t>
+                </m:r>
+              </m:e>
+            </m:acc>
+          </m:den>
+        </m:f>
+        <m:r>
+          <m:rPr>
+            <m:sty m:val="p"/>
+          </m:rPr>
+          <w:rPr>
+            <w:rFonts w:ascii="Cambria Math" w:hAnsi="Cambria Math"/>
+            <w:lang w:val=""/>
+          </w:rPr>
+          <m:t xml:space="preserve">*100= </m:t>
+        </m:r>
+        <m:f>
+          <m:fPr>
+            <m:ctrlPr>
+              <w:rPr>
+                <w:rFonts w:ascii="Cambria Math" w:hAnsi="Cambria Math"/>
+                <w:lang w:val=""/>
+              </w:rPr>
+            </m:ctrlPr>
+          </m:fPr>
+          <m:num>
+            <m:r>
+              <w:rPr>
+                <w:rFonts w:ascii="Cambria Math" w:hAnsi="Cambria Math"/>
+                <w:lang w:val=""/>
+              </w:rPr>
+              <m:t>0.0577</m:t>
+            </m:r>
+          </m:num>
+          <m:den>
+            <m:r>
+              <m:rPr>
+                <m:sty m:val="p"/>
+              </m:rPr>
+              <w:rPr>
+                <w:rFonts w:ascii="Cambria Math" w:hAnsi="Cambria Math"/>
+                <w:lang w:val=""/>
+              </w:rPr>
+              <m:t>368.55</m:t>
+            </m:r>
+          </m:den>
+        </m:f>
+        <m:r>
+          <m:rPr>
+            <m:sty m:val="p"/>
+          </m:rPr>
+          <w:rPr>
+            <w:rFonts w:ascii="Cambria Math" w:hAnsi="Cambria Math"/>
+            <w:lang w:val=""/>
+          </w:rPr>
+          <m:t>*100=0.0157</m:t>
+        </m:r>
+        <m:r>
+          <m:rPr>
+            <m:sty m:val="p"/>
+          </m:rPr>
+          <w:rPr>
+            <w:rFonts w:ascii="Cambria Math" w:hAnsi="Cambria Math"/>
+            <w:lang w:val=""/>
+          </w:rPr>
+          <m:t>%</m:t>
+        </m:r>
+        <m:r>
+          <m:rPr>
+            <m:sty m:val="p"/>
+          </m:rPr>
+          <w:rPr>
+            <w:rFonts w:ascii="Cambria Math" w:hAnsi="Cambria Math"/>
+            <w:lang w:val=""/>
+          </w:rPr>
+          <m:t xml:space="preserve"> ≈0.02</m:t>
+        </m:r>
+        <m:r>
+          <m:rPr>
+            <m:sty m:val="p"/>
+          </m:rPr>
+          <w:rPr>
+            <w:rFonts w:ascii="Cambria Math" w:hAnsi="Cambria Math"/>
+            <w:lang w:val=""/>
+          </w:rPr>
+          <m:t>%</m:t>
+        </m:r>
+      </m:oMath>
+    </w:p>
+    <w:p>
+      <w:pPr>
+        <w:pStyle w:val="BodyText"/>
+        <w:rPr>
+          <w:b/>
+          <w:bCs/>
+          <w:lang w:val=""/>
+        </w:rPr>
+      </w:pPr>
+      <w:r>
+        <w:rPr>
+          <w:b/>
+          <w:bCs/>
+          <w:lang w:val=""/>
+        </w:rPr>
+        <w:t>Density</w:t>
+      </w:r>
+    </w:p>
+    <w:p>
+      <w:pPr>
+        <w:pStyle w:val="BodyText"/>
+        <w:rPr>
+          <w:lang w:val=""/>
+        </w:rPr>
+      </w:pPr>
+      <w:r>
+        <w:rPr>
+          <w:lang w:val=""/>
+        </w:rPr>
+        <w:t>We have 368.55g = 0.36855 kg</w:t>
+      </w:r>
+    </w:p>
+    <w:p>
+      <w:pPr>
+        <w:pStyle w:val="BodyText"/>
+        <w:rPr>
+          <w:u w:val="single"/>
+          <w:lang w:val=""/>
+        </w:rPr>
+      </w:pPr>
+      <w:r>
+        <w:rPr>
+          <w:u w:val="single"/>
+          <w:lang w:val=""/>
+        </w:rPr>
+        <w:t>Average Density</w:t>
+      </w:r>
+    </w:p>
+    <w:p>
+      <w:pPr>
+        <w:pStyle w:val="BodyText"/>
+        <w:rPr>
+          <w:lang w:val=""/>
+        </w:rPr>
+      </w:pPr>
+      <w:r>
+        <w:rPr>
+          <w:lang w:val=""/>
+        </w:rPr>
+        <w:t xml:space="preserve"> </w:t>
+      </w:r>
+      <m:oMath>
+        <m:r>
+          <w:rPr>
+            <w:rFonts w:ascii="Cambria Math" w:hAnsi="Cambria Math"/>
+            <w:lang w:val=""/>
+          </w:rPr>
+          <m:t>P=</m:t>
+        </m:r>
+        <m:f>
+          <m:fPr>
+            <m:ctrlPr>
+              <w:rPr>
+                <w:rFonts w:ascii="Cambria Math" w:hAnsi="Cambria Math"/>
+                <w:i/>
+                <w:lang w:val=""/>
+              </w:rPr>
+            </m:ctrlPr>
+          </m:fPr>
+          <m:num>
+            <m:r>
+              <w:rPr>
+                <w:rFonts w:ascii="Cambria Math" w:hAnsi="Cambria Math"/>
+                <w:lang w:val=""/>
+              </w:rPr>
+              <m:t>m</m:t>
+            </m:r>
+          </m:num>
+          <m:den>
+            <m:r>
+              <w:rPr>
+                <w:rFonts w:ascii="Cambria Math" w:hAnsi="Cambria Math"/>
+                <w:lang w:val=""/>
+              </w:rPr>
+              <m:t>V</m:t>
+            </m:r>
+          </m:den>
+        </m:f>
+        <m:r>
+          <w:rPr>
+            <w:rFonts w:ascii="Cambria Math" w:hAnsi="Cambria Math"/>
+            <w:lang w:val=""/>
+          </w:rPr>
+          <m:t>=</m:t>
+        </m:r>
+        <m:f>
+          <m:fPr>
+            <m:ctrlPr>
+              <w:rPr>
+                <w:rFonts w:ascii="Cambria Math" w:hAnsi="Cambria Math"/>
+                <w:i/>
+                <w:lang w:val=""/>
+              </w:rPr>
+            </m:ctrlPr>
+          </m:fPr>
+          <m:num>
+            <m:r>
+              <w:rPr>
+                <w:rFonts w:ascii="Cambria Math" w:hAnsi="Cambria Math"/>
+                <w:lang w:val=""/>
+              </w:rPr>
+              <m:t>0.36855kg</m:t>
+            </m:r>
+          </m:num>
+          <m:den>
+            <m:r>
+              <w:rPr>
+                <w:rFonts w:ascii="Cambria Math" w:hAnsi="Cambria Math"/>
+                <w:spacing w:val="-2"/>
+              </w:rPr>
+              <m:t>4.12×</m:t>
+            </m:r>
+            <m:sSup>
+              <m:sSupPr>
+                <m:ctrlPr>
+                  <w:rPr>
+                    <w:rFonts w:ascii="Cambria Math" w:eastAsiaTheme="minorHAnsi" w:hAnsi="Cambria Math"/>
+                    <w:i/>
+                    <w:iCs/>
+                    <w:spacing w:val="-2"/>
+                    <w:kern w:val="2"/>
+                    <w:lang w:eastAsia="en-US"/>
+                    <w14:ligatures w14:val="standardContextual"/>
+                  </w:rPr>
+                </m:ctrlPr>
+              </m:sSupPr>
+              <m:e>
+                <m:r>
+                  <w:rPr>
+                    <w:rFonts w:ascii="Cambria Math" w:hAnsi="Cambria Math"/>
+                    <w:spacing w:val="-2"/>
+                  </w:rPr>
+                  <m:t>10</m:t>
+                </m:r>
+              </m:e>
+              <m:sup>
+                <m:r>
+                  <w:rPr>
+                    <w:rFonts w:ascii="Cambria Math" w:hAnsi="Cambria Math"/>
+                    <w:spacing w:val="-2"/>
+                  </w:rPr>
+                  <m:t>-4</m:t>
+                </m:r>
+              </m:sup>
+            </m:sSup>
+            <m:sSup>
+              <m:sSupPr>
+                <m:ctrlPr>
+                  <w:rPr>
+                    <w:rFonts w:ascii="Cambria Math" w:eastAsiaTheme="minorHAnsi" w:hAnsi="Cambria Math"/>
+                    <w:i/>
+                    <w:iCs/>
+                    <w:spacing w:val="-2"/>
+                    <w:kern w:val="2"/>
+                    <w:lang w:eastAsia="en-US"/>
+                    <w14:ligatures w14:val="standardContextual"/>
+                  </w:rPr>
+                </m:ctrlPr>
+              </m:sSupPr>
+              <m:e>
+                <m:r>
+                  <w:rPr>
+                    <w:rFonts w:ascii="Cambria Math" w:hAnsi="Cambria Math"/>
+                    <w:spacing w:val="-2"/>
+                  </w:rPr>
+                  <m:t>m</m:t>
+                </m:r>
+              </m:e>
+              <m:sup>
+                <m:r>
+                  <w:rPr>
+                    <w:rFonts w:ascii="Cambria Math" w:hAnsi="Cambria Math"/>
+                    <w:spacing w:val="-2"/>
+                  </w:rPr>
+                  <m:t>3</m:t>
+                </m:r>
+              </m:sup>
+            </m:sSup>
+          </m:den>
+        </m:f>
+        <m:r>
+          <w:rPr>
+            <w:rFonts w:ascii="Cambria Math" w:hAnsi="Cambria Math"/>
+            <w:lang w:val=""/>
+          </w:rPr>
+          <m:t>=894.53</m:t>
+        </m:r>
+        <m:f>
+          <m:fPr>
+            <m:ctrlPr>
+              <w:rPr>
+                <w:rFonts w:ascii="Cambria Math" w:hAnsi="Cambria Math"/>
+                <w:i/>
+                <w:lang w:val=""/>
+              </w:rPr>
+            </m:ctrlPr>
+          </m:fPr>
+          <m:num>
+            <m:r>
+              <w:rPr>
+                <w:rFonts w:ascii="Cambria Math" w:hAnsi="Cambria Math"/>
+                <w:lang w:val=""/>
+              </w:rPr>
+              <m:t>kg</m:t>
+            </m:r>
+          </m:num>
+          <m:den>
+            <m:sSup>
+              <m:sSupPr>
+                <m:ctrlPr>
+                  <w:rPr>
+                    <w:rFonts w:ascii="Cambria Math" w:hAnsi="Cambria Math"/>
+                    <w:i/>
+                    <w:lang w:val=""/>
+                  </w:rPr>
+                </m:ctrlPr>
+              </m:sSupPr>
+              <m:e>
+                <m:r>
+                  <w:rPr>
+                    <w:rFonts w:ascii="Cambria Math" w:hAnsi="Cambria Math"/>
+                    <w:lang w:val=""/>
+                  </w:rPr>
+                  <m:t>m</m:t>
+                </m:r>
+              </m:e>
+              <m:sup>
+                <m:r>
+                  <w:rPr>
+                    <w:rFonts w:ascii="Cambria Math" w:hAnsi="Cambria Math"/>
+                    <w:lang w:val=""/>
+                  </w:rPr>
+                  <m:t>3</m:t>
+                </m:r>
+              </m:sup>
+            </m:sSup>
+          </m:den>
+        </m:f>
+      </m:oMath>
+      <w:r>
+        <w:rPr>
+          <w:lang w:val=""/>
+        </w:rPr>
+        <w:t xml:space="preserve">  </w:t>
+      </w:r>
+    </w:p>
+    <w:bookmarkEnd w:id="0"/>
+    <w:p>
+      <w:pPr>
+        <w:pStyle w:val="BodyText"/>
+        <w:rPr>
+          <w:lang w:val=""/>
+        </w:rPr>
+      </w:pPr>
+      <w:r>
+        <w:rPr>
+          <w:lang w:val=""/>
+        </w:rPr>
+        <w:t>We have 368.5g = 0.3685kg</w:t>
+      </w:r>
+    </w:p>
+    <w:p>
+      <w:pPr>
+        <w:pStyle w:val="BodyText"/>
+        <w:rPr>
+          <w:lang w:val=""/>
+        </w:rPr>
+      </w:pPr>
+      <w:r>
+        <w:rPr>
+          <w:lang w:val=""/>
+        </w:rPr>
+        <w:tab/>
+        <w:t xml:space="preserve">     368.6g = 0.3685kg</w:t>
+      </w:r>
+    </w:p>
+    <w:p>
+      <w:pPr>
+        <w:pStyle w:val="BodyText"/>
+        <w:rPr>
+          <w:lang w:val=""/>
+        </w:rPr>
+      </w:pPr>
+      <m:oMath>
+        <m:sSub>
+          <m:sSubPr>
+            <m:ctrlPr>
+              <w:rPr>
+                <w:rFonts w:ascii="Cambria Math" w:hAnsi="Cambria Math"/>
+                <w:i/>
+                <w:lang w:val=""/>
+              </w:rPr>
+            </m:ctrlPr>
+          </m:sSubPr>
+          <m:e>
+            <m:r>
+              <w:rPr>
+                <w:rFonts w:ascii="Cambria Math" w:hAnsi="Cambria Math"/>
+                <w:lang w:val=""/>
+              </w:rPr>
+              <m:t>P</m:t>
+            </m:r>
+          </m:e>
+          <m:sub>
+            <m:r>
+              <w:rPr>
+                <w:rFonts w:ascii="Cambria Math" w:hAnsi="Cambria Math"/>
+                <w:lang w:val=""/>
+              </w:rPr>
+              <m:t>1</m:t>
+            </m:r>
+          </m:sub>
+        </m:sSub>
+        <m:r>
+          <w:rPr>
+            <w:rFonts w:ascii="Cambria Math" w:hAnsi="Cambria Math"/>
+            <w:lang w:val=""/>
+          </w:rPr>
+          <m:t>=</m:t>
+        </m:r>
+        <m:sSub>
+          <m:sSubPr>
+            <m:ctrlPr>
+              <w:rPr>
+                <w:rFonts w:ascii="Cambria Math" w:hAnsi="Cambria Math"/>
+                <w:i/>
+                <w:lang w:val=""/>
+              </w:rPr>
+            </m:ctrlPr>
+          </m:sSubPr>
+          <m:e>
+            <m:r>
+              <w:rPr>
+                <w:rFonts w:ascii="Cambria Math" w:hAnsi="Cambria Math"/>
+                <w:lang w:val=""/>
+              </w:rPr>
+              <m:t>P</m:t>
+            </m:r>
+          </m:e>
+          <m:sub>
+            <m:r>
+              <w:rPr>
+                <w:rFonts w:ascii="Cambria Math" w:hAnsi="Cambria Math"/>
+                <w:lang w:val=""/>
+              </w:rPr>
+              <m:t>4</m:t>
+            </m:r>
+          </m:sub>
+        </m:sSub>
+        <m:r>
+          <w:rPr>
+            <w:rFonts w:ascii="Cambria Math" w:hAnsi="Cambria Math"/>
+            <w:lang w:val=""/>
+          </w:rPr>
+          <m:t>=</m:t>
+        </m:r>
+        <m:f>
+          <m:fPr>
+            <m:ctrlPr>
+              <w:rPr>
+                <w:rFonts w:ascii="Cambria Math" w:hAnsi="Cambria Math"/>
+                <w:i/>
+                <w:lang w:val=""/>
+              </w:rPr>
+            </m:ctrlPr>
+          </m:fPr>
+          <m:num>
+            <m:sSub>
+              <m:sSubPr>
+                <m:ctrlPr>
+                  <w:rPr>
+                    <w:rFonts w:ascii="Cambria Math" w:hAnsi="Cambria Math"/>
+                    <w:i/>
+                    <w:lang w:val=""/>
+                  </w:rPr>
+                </m:ctrlPr>
+              </m:sSubPr>
+              <m:e>
+                <m:r>
+                  <w:rPr>
+                    <w:rFonts w:ascii="Cambria Math" w:hAnsi="Cambria Math"/>
+                    <w:lang w:val=""/>
+                  </w:rPr>
+                  <m:t>m</m:t>
+                </m:r>
+              </m:e>
+              <m:sub>
+                <m:r>
+                  <w:rPr>
+                    <w:rFonts w:ascii="Cambria Math" w:hAnsi="Cambria Math"/>
+                    <w:lang w:val=""/>
+                  </w:rPr>
+                  <m:t>1</m:t>
+                </m:r>
+              </m:sub>
+            </m:sSub>
+          </m:num>
+          <m:den>
+            <m:r>
+              <w:rPr>
+                <w:rFonts w:ascii="Cambria Math" w:hAnsi="Cambria Math"/>
+                <w:lang w:val=""/>
+              </w:rPr>
+              <m:t>V</m:t>
+            </m:r>
+          </m:den>
+        </m:f>
+      </m:oMath>
+      <w:r>
+        <w:rPr>
+          <w:lang w:val=""/>
+        </w:rPr>
+        <w:t>=</w:t>
+      </w:r>
+      <m:oMath>
+        <m:f>
+          <m:fPr>
+            <m:ctrlPr>
+              <w:rPr>
+                <w:rFonts w:ascii="Cambria Math" w:hAnsi="Cambria Math"/>
+                <w:i/>
+                <w:lang w:val=""/>
+              </w:rPr>
+            </m:ctrlPr>
+          </m:fPr>
+          <m:num>
+            <m:r>
+              <w:rPr>
+                <w:rFonts w:ascii="Cambria Math" w:hAnsi="Cambria Math"/>
+                <w:lang w:val=""/>
+              </w:rPr>
+              <m:t>0.3685kg</m:t>
+            </m:r>
+          </m:num>
+          <m:den>
+            <m:r>
+              <w:rPr>
+                <w:rFonts w:ascii="Cambria Math" w:hAnsi="Cambria Math"/>
+                <w:spacing w:val="-2"/>
+              </w:rPr>
+              <m:t>4.12×</m:t>
+            </m:r>
+            <m:sSup>
+              <m:sSupPr>
+                <m:ctrlPr>
+                  <w:rPr>
+                    <w:rFonts w:ascii="Cambria Math" w:eastAsiaTheme="minorHAnsi" w:hAnsi="Cambria Math"/>
+                    <w:i/>
+                    <w:iCs/>
+                    <w:spacing w:val="-2"/>
+                    <w:kern w:val="2"/>
+                    <w:lang w:eastAsia="en-US"/>
+                    <w14:ligatures w14:val="standardContextual"/>
+                  </w:rPr>
+                </m:ctrlPr>
+              </m:sSupPr>
+              <m:e>
+                <m:r>
+                  <w:rPr>
+                    <w:rFonts w:ascii="Cambria Math" w:hAnsi="Cambria Math"/>
+                    <w:spacing w:val="-2"/>
+                  </w:rPr>
+                  <m:t>10</m:t>
+                </m:r>
+              </m:e>
+              <m:sup>
+                <m:r>
+                  <w:rPr>
+                    <w:rFonts w:ascii="Cambria Math" w:hAnsi="Cambria Math"/>
+                    <w:spacing w:val="-2"/>
+                  </w:rPr>
+                  <m:t>-4</m:t>
+                </m:r>
+              </m:sup>
+            </m:sSup>
+            <m:sSup>
+              <m:sSupPr>
+                <m:ctrlPr>
+                  <w:rPr>
+                    <w:rFonts w:ascii="Cambria Math" w:eastAsiaTheme="minorHAnsi" w:hAnsi="Cambria Math"/>
+                    <w:i/>
+                    <w:iCs/>
+                    <w:spacing w:val="-2"/>
+                    <w:kern w:val="2"/>
+                    <w:lang w:eastAsia="en-US"/>
+                    <w14:ligatures w14:val="standardContextual"/>
+                  </w:rPr>
+                </m:ctrlPr>
+              </m:sSupPr>
+              <m:e>
+                <m:r>
+                  <w:rPr>
+                    <w:rFonts w:ascii="Cambria Math" w:hAnsi="Cambria Math"/>
+                    <w:spacing w:val="-2"/>
+                  </w:rPr>
+                  <m:t>m</m:t>
+                </m:r>
+              </m:e>
+              <m:sup>
+                <m:r>
+                  <w:rPr>
+                    <w:rFonts w:ascii="Cambria Math" w:hAnsi="Cambria Math"/>
+                    <w:spacing w:val="-2"/>
+                  </w:rPr>
+                  <m:t>3</m:t>
+                </m:r>
+              </m:sup>
+            </m:sSup>
+          </m:den>
+        </m:f>
+        <m:r>
+          <w:rPr>
+            <w:rFonts w:ascii="Cambria Math" w:hAnsi="Cambria Math"/>
+            <w:lang w:val=""/>
+          </w:rPr>
+          <m:t>=894.42 kg/</m:t>
+        </m:r>
+        <m:sSup>
+          <m:sSupPr>
+            <m:ctrlPr>
+              <w:rPr>
+                <w:rFonts w:ascii="Cambria Math" w:hAnsi="Cambria Math"/>
+                <w:i/>
+                <w:lang w:val=""/>
+              </w:rPr>
+            </m:ctrlPr>
+          </m:sSupPr>
+          <m:e>
+            <m:r>
+              <w:rPr>
+                <w:rFonts w:ascii="Cambria Math" w:hAnsi="Cambria Math"/>
+                <w:lang w:val=""/>
+              </w:rPr>
+              <m:t>m</m:t>
+            </m:r>
+          </m:e>
+          <m:sup>
+            <m:r>
+              <w:rPr>
+                <w:rFonts w:ascii="Cambria Math" w:hAnsi="Cambria Math"/>
+                <w:lang w:val=""/>
+              </w:rPr>
+              <m:t>3</m:t>
+            </m:r>
+          </m:sup>
+        </m:sSup>
+      </m:oMath>
+    </w:p>
+    <w:p>
+      <w:pPr>
+        <w:pStyle w:val="BodyText"/>
+        <w:rPr>
+          <w:lang w:val=""/>
+        </w:rPr>
+      </w:pPr>
+      <m:oMath>
+        <m:sSub>
+          <m:sSubPr>
+            <m:ctrlPr>
+              <w:rPr>
+                <w:rFonts w:ascii="Cambria Math" w:hAnsi="Cambria Math"/>
+                <w:i/>
+                <w:lang w:val=""/>
+              </w:rPr>
+            </m:ctrlPr>
+          </m:sSubPr>
+          <m:e>
+            <m:r>
+              <w:rPr>
+                <w:rFonts w:ascii="Cambria Math" w:hAnsi="Cambria Math"/>
+                <w:lang w:val=""/>
+              </w:rPr>
+              <m:t>P</m:t>
+            </m:r>
+          </m:e>
+          <m:sub>
+            <m:r>
+              <w:rPr>
+                <w:rFonts w:ascii="Cambria Math" w:hAnsi="Cambria Math"/>
+                <w:lang w:val=""/>
+              </w:rPr>
+              <m:t>2</m:t>
+            </m:r>
+          </m:sub>
+        </m:sSub>
+        <m:r>
+          <w:rPr>
+            <w:rFonts w:ascii="Cambria Math" w:hAnsi="Cambria Math"/>
+            <w:lang w:val=""/>
+          </w:rPr>
+          <m:t>=</m:t>
+        </m:r>
+        <m:sSub>
+          <m:sSubPr>
+            <m:ctrlPr>
+              <w:rPr>
+                <w:rFonts w:ascii="Cambria Math" w:hAnsi="Cambria Math"/>
+                <w:i/>
+                <w:lang w:val=""/>
+              </w:rPr>
+            </m:ctrlPr>
+          </m:sSubPr>
+          <m:e>
+            <m:r>
+              <w:rPr>
+                <w:rFonts w:ascii="Cambria Math" w:hAnsi="Cambria Math"/>
+                <w:lang w:val=""/>
+              </w:rPr>
+              <m:t>P</m:t>
+            </m:r>
+          </m:e>
+          <m:sub>
+            <m:r>
+              <w:rPr>
+                <w:rFonts w:ascii="Cambria Math" w:hAnsi="Cambria Math"/>
+                <w:lang w:val=""/>
+              </w:rPr>
+              <m:t>3</m:t>
+            </m:r>
+          </m:sub>
+        </m:sSub>
+        <m:r>
+          <w:rPr>
+            <w:rFonts w:ascii="Cambria Math" w:hAnsi="Cambria Math"/>
+            <w:lang w:val=""/>
+          </w:rPr>
+          <m:t>=</m:t>
+        </m:r>
+        <m:f>
+          <m:fPr>
+            <m:ctrlPr>
+              <w:rPr>
+                <w:rFonts w:ascii="Cambria Math" w:hAnsi="Cambria Math"/>
+                <w:i/>
+                <w:lang w:val=""/>
+              </w:rPr>
+            </m:ctrlPr>
+          </m:fPr>
+          <m:num>
+            <m:sSub>
+              <m:sSubPr>
+                <m:ctrlPr>
+                  <w:rPr>
+                    <w:rFonts w:ascii="Cambria Math" w:hAnsi="Cambria Math"/>
+                    <w:i/>
+                    <w:lang w:val=""/>
+                  </w:rPr>
+                </m:ctrlPr>
+              </m:sSubPr>
+              <m:e>
+                <m:r>
+                  <w:rPr>
+                    <w:rFonts w:ascii="Cambria Math" w:hAnsi="Cambria Math"/>
+                    <w:lang w:val=""/>
+                  </w:rPr>
+                  <m:t>m</m:t>
+                </m:r>
+              </m:e>
+              <m:sub>
+                <m:r>
+                  <w:rPr>
+                    <w:rFonts w:ascii="Cambria Math" w:hAnsi="Cambria Math"/>
+                    <w:lang w:val=""/>
+                  </w:rPr>
+                  <m:t>2</m:t>
+                </m:r>
+              </m:sub>
+            </m:sSub>
+          </m:num>
+          <m:den>
+            <m:r>
+              <w:rPr>
+                <w:rFonts w:ascii="Cambria Math" w:hAnsi="Cambria Math"/>
+                <w:lang w:val=""/>
+              </w:rPr>
+              <m:t>V</m:t>
+            </m:r>
+          </m:den>
+        </m:f>
+      </m:oMath>
+      <w:r>
+        <w:rPr>
+          <w:lang w:val=""/>
+        </w:rPr>
+        <w:t>=</w:t>
+      </w:r>
+      <m:oMath>
+        <m:f>
+          <m:fPr>
+            <m:ctrlPr>
+              <w:rPr>
+                <w:rFonts w:ascii="Cambria Math" w:hAnsi="Cambria Math"/>
+                <w:i/>
+                <w:lang w:val=""/>
+              </w:rPr>
+            </m:ctrlPr>
+          </m:fPr>
+          <m:num>
+            <m:r>
+              <w:rPr>
+                <w:rFonts w:ascii="Cambria Math" w:hAnsi="Cambria Math"/>
+                <w:lang w:val=""/>
+              </w:rPr>
+              <m:t>0.3686</m:t>
+            </m:r>
+          </m:num>
+          <m:den>
+            <m:r>
+              <w:rPr>
+                <w:rFonts w:ascii="Cambria Math" w:hAnsi="Cambria Math"/>
+                <w:spacing w:val="-2"/>
+              </w:rPr>
+              <m:t>4.12×</m:t>
+            </m:r>
+            <m:sSup>
+              <m:sSupPr>
+                <m:ctrlPr>
+                  <w:rPr>
+                    <w:rFonts w:ascii="Cambria Math" w:eastAsiaTheme="minorHAnsi" w:hAnsi="Cambria Math"/>
+                    <w:i/>
+                    <w:iCs/>
+                    <w:spacing w:val="-2"/>
+                    <w:kern w:val="2"/>
+                    <w:lang w:eastAsia="en-US"/>
+                    <w14:ligatures w14:val="standardContextual"/>
+                  </w:rPr>
+                </m:ctrlPr>
+              </m:sSupPr>
+              <m:e>
+                <m:r>
+                  <w:rPr>
+                    <w:rFonts w:ascii="Cambria Math" w:hAnsi="Cambria Math"/>
+                    <w:spacing w:val="-2"/>
+                  </w:rPr>
+                  <m:t>10</m:t>
+                </m:r>
+              </m:e>
+              <m:sup>
+                <m:r>
+                  <w:rPr>
+                    <w:rFonts w:ascii="Cambria Math" w:hAnsi="Cambria Math"/>
+                    <w:spacing w:val="-2"/>
+                  </w:rPr>
+                  <m:t>-4</m:t>
+                </m:r>
+              </m:sup>
+            </m:sSup>
+            <m:sSup>
+              <m:sSupPr>
+                <m:ctrlPr>
+                  <w:rPr>
+                    <w:rFonts w:ascii="Cambria Math" w:eastAsiaTheme="minorHAnsi" w:hAnsi="Cambria Math"/>
+                    <w:i/>
+                    <w:iCs/>
+                    <w:spacing w:val="-2"/>
+                    <w:kern w:val="2"/>
+                    <w:lang w:eastAsia="en-US"/>
+                    <w14:ligatures w14:val="standardContextual"/>
+                  </w:rPr>
+                </m:ctrlPr>
+              </m:sSupPr>
+              <m:e>
+                <m:r>
+                  <w:rPr>
+                    <w:rFonts w:ascii="Cambria Math" w:hAnsi="Cambria Math"/>
+                    <w:spacing w:val="-2"/>
+                  </w:rPr>
+                  <m:t>m</m:t>
+                </m:r>
+              </m:e>
+              <m:sup>
+                <m:r>
+                  <w:rPr>
+                    <w:rFonts w:ascii="Cambria Math" w:hAnsi="Cambria Math"/>
+                    <w:spacing w:val="-2"/>
+                  </w:rPr>
+                  <m:t>3</m:t>
+                </m:r>
+              </m:sup>
+            </m:sSup>
+          </m:den>
+        </m:f>
+        <m:r>
+          <w:rPr>
+            <w:rFonts w:ascii="Cambria Math" w:hAnsi="Cambria Math"/>
+            <w:lang w:val=""/>
+          </w:rPr>
+          <m:t>=894.66 kg/</m:t>
+        </m:r>
+        <m:sSup>
+          <m:sSupPr>
+            <m:ctrlPr>
+              <w:rPr>
+                <w:rFonts w:ascii="Cambria Math" w:hAnsi="Cambria Math"/>
+                <w:i/>
+                <w:lang w:val=""/>
+              </w:rPr>
+            </m:ctrlPr>
+          </m:sSupPr>
+          <m:e>
+            <m:r>
+              <w:rPr>
+                <w:rFonts w:ascii="Cambria Math" w:hAnsi="Cambria Math"/>
+                <w:lang w:val=""/>
+              </w:rPr>
+              <m:t>m</m:t>
+            </m:r>
+          </m:e>
+          <m:sup>
+            <m:r>
+              <w:rPr>
+                <w:rFonts w:ascii="Cambria Math" w:hAnsi="Cambria Math"/>
+                <w:lang w:val=""/>
+              </w:rPr>
+              <m:t>3</m:t>
+            </m:r>
+          </m:sup>
+        </m:sSup>
+      </m:oMath>
+    </w:p>
+    <w:p>
+      <w:pPr>
+        <w:pStyle w:val="BodyText"/>
+        <w:rPr>
+          <w:u w:val="single"/>
+          <w:lang w:val=""/>
+        </w:rPr>
+      </w:pPr>
+      <w:r>
+        <w:rPr>
+          <w:u w:val="single"/>
+          <w:lang w:val=""/>
+        </w:rPr>
+        <w:t>Standard Deviation:</w:t>
+      </w:r>
+    </w:p>
+    <w:p>
+      <w:pPr>
+        <w:pStyle w:val="BodyText"/>
+      </w:pPr>
+      <m:oMath>
+        <m:sSub>
+          <m:sSubPr>
+            <m:ctrlPr>
+              <w:rPr>
+                <w:rFonts w:ascii="Cambria Math" w:hAnsi="Cambria Math"/>
+                <w:lang w:val=""/>
+              </w:rPr>
+            </m:ctrlPr>
+          </m:sSubPr>
+          <m:e>
+            <m:r>
+              <w:rPr>
+                <w:rFonts w:ascii="Cambria Math" w:hAnsi="Cambria Math"/>
+                <w:lang w:val=""/>
+              </w:rPr>
+              <m:t>σ</m:t>
+            </m:r>
+          </m:e>
+          <m:sub>
+            <m:r>
+              <w:rPr>
+                <w:rFonts w:ascii="Cambria Math" w:hAnsi="Cambria Math"/>
+                <w:lang w:val=""/>
+              </w:rPr>
+              <m:t>P</m:t>
+            </m:r>
+          </m:sub>
+        </m:sSub>
+        <m:r>
+          <m:rPr>
+            <m:sty m:val="p"/>
+          </m:rPr>
+          <w:rPr>
+            <w:rFonts w:ascii="Cambria Math" w:hAnsi="Cambria Math"/>
+            <w:lang w:val=""/>
+          </w:rPr>
+          <m:t>=</m:t>
+        </m:r>
+        <m:rad>
+          <m:radPr>
+            <m:degHide m:val="1"/>
+            <m:ctrlPr>
+              <w:rPr>
+                <w:rFonts w:ascii="Cambria Math" w:hAnsi="Cambria Math"/>
+                <w:lang w:val=""/>
+              </w:rPr>
+            </m:ctrlPr>
+          </m:radPr>
+          <m:deg/>
+          <m:e>
+            <m:f>
+              <m:fPr>
+                <m:ctrlPr>
+                  <w:rPr>
+                    <w:rFonts w:ascii="Cambria Math" w:hAnsi="Cambria Math"/>
+                    <w:lang w:val=""/>
+                  </w:rPr>
+                </m:ctrlPr>
+              </m:fPr>
+              <m:num>
+                <m:eqArr>
+                  <m:eqArrPr>
+                    <m:ctrlPr>
+                      <w:rPr>
+                        <w:rFonts w:ascii="Cambria Math" w:hAnsi="Cambria Math"/>
+                        <w:i/>
+                        <w:lang w:val=""/>
+                      </w:rPr>
+                    </m:ctrlPr>
+                  </m:eqArrPr>
+                  <m:e>
+                    <m:sSup>
+                      <m:sSupPr>
+                        <m:ctrlPr>
+                          <w:rPr>
+                            <w:rFonts w:ascii="Cambria Math" w:hAnsi="Cambria Math"/>
+                            <w:lang w:val=""/>
+                          </w:rPr>
+                        </m:ctrlPr>
+                      </m:sSupPr>
+                      <m:e>
+                        <m:d>
+                          <m:dPr>
+                            <m:ctrlPr>
+                              <w:rPr>
+                                <w:rFonts w:ascii="Cambria Math" w:hAnsi="Cambria Math"/>
+                                <w:lang w:val=""/>
+                              </w:rPr>
+                            </m:ctrlPr>
+                          </m:dPr>
+                          <m:e>
+                            <m:r>
+                              <w:rPr>
+                                <w:rFonts w:ascii="Cambria Math" w:hAnsi="Cambria Math"/>
+                                <w:lang w:val=""/>
+                              </w:rPr>
+                              <m:t>894.42-894.53</m:t>
+                            </m:r>
+                          </m:e>
+                        </m:d>
+                      </m:e>
+                      <m:sup>
+                        <m:r>
+                          <m:rPr>
+                            <m:sty m:val="p"/>
+                          </m:rPr>
+                          <w:rPr>
+                            <w:rFonts w:ascii="Cambria Math" w:hAnsi="Cambria Math"/>
+                            <w:lang w:val=""/>
+                          </w:rPr>
+                          <m:t>2</m:t>
+                        </m:r>
+                      </m:sup>
+                    </m:sSup>
+                    <m:r>
+                      <m:rPr>
+                        <m:sty m:val="p"/>
+                      </m:rPr>
+                      <w:rPr>
+                        <w:rFonts w:ascii="Cambria Math" w:hAnsi="Cambria Math"/>
+                        <w:lang w:val=""/>
+                      </w:rPr>
+                      <m:t>×2</m:t>
+                    </m:r>
+                    <m:r>
+                      <w:rPr>
+                        <w:rFonts w:ascii="Cambria Math" w:hAnsi="Cambria Math"/>
+                        <w:lang w:val=""/>
+                      </w:rPr>
+                      <m:t>+</m:t>
+                    </m:r>
+                  </m:e>
+                  <m:e>
+                    <m:sSup>
+                      <m:sSupPr>
+                        <m:ctrlPr>
+                          <w:rPr>
+                            <w:rFonts w:ascii="Cambria Math" w:hAnsi="Cambria Math"/>
+                            <w:lang w:val=""/>
+                          </w:rPr>
+                        </m:ctrlPr>
+                      </m:sSupPr>
+                      <m:e>
+                        <m:d>
+                          <m:dPr>
+                            <m:ctrlPr>
+                              <w:rPr>
+                                <w:rFonts w:ascii="Cambria Math" w:hAnsi="Cambria Math"/>
+                                <w:lang w:val=""/>
+                              </w:rPr>
+                            </m:ctrlPr>
+                          </m:dPr>
+                          <m:e>
+                            <m:r>
+                              <w:rPr>
+                                <w:rFonts w:ascii="Cambria Math" w:hAnsi="Cambria Math"/>
+                                <w:lang w:val=""/>
+                              </w:rPr>
+                              <m:t>894.66</m:t>
+                            </m:r>
+                            <m:r>
+                              <m:rPr>
+                                <m:sty m:val="p"/>
+                              </m:rPr>
+                              <w:rPr>
+                                <w:rFonts w:ascii="Cambria Math" w:hAnsi="Cambria Math"/>
+                                <w:lang w:val=""/>
+                              </w:rPr>
+                              <m:t>-</m:t>
+                            </m:r>
+                            <m:r>
+                              <w:rPr>
+                                <w:rFonts w:ascii="Cambria Math" w:hAnsi="Cambria Math"/>
+                                <w:lang w:val=""/>
+                              </w:rPr>
+                              <m:t>894.53</m:t>
+                            </m:r>
+                          </m:e>
+                        </m:d>
+                      </m:e>
+                      <m:sup>
+                        <m:r>
+                          <m:rPr>
+                            <m:sty m:val="p"/>
+                          </m:rPr>
+                          <w:rPr>
+                            <w:rFonts w:ascii="Cambria Math" w:hAnsi="Cambria Math"/>
+                            <w:lang w:val=""/>
+                          </w:rPr>
+                          <m:t>2</m:t>
+                        </m:r>
+                      </m:sup>
+                    </m:sSup>
+                  </m:e>
+                </m:eqArr>
+              </m:num>
+              <m:den>
+                <m:r>
+                  <m:rPr>
+                    <m:sty m:val="p"/>
+                  </m:rPr>
+                  <w:rPr>
+                    <w:rFonts w:ascii="Cambria Math" w:hAnsi="Cambria Math"/>
+                    <w:lang w:val=""/>
+                  </w:rPr>
+                  <m:t>4-1</m:t>
+                </m:r>
+              </m:den>
+            </m:f>
+          </m:e>
+        </m:rad>
+        <m:r>
+          <w:rPr>
+            <w:rFonts w:ascii="Cambria Math" w:hAnsi="Cambria Math"/>
+            <w:lang w:val=""/>
+          </w:rPr>
+          <m:t>=0.138</m:t>
+        </m:r>
+        <m:f>
+          <m:fPr>
+            <m:ctrlPr>
+              <w:rPr>
+                <w:rFonts w:ascii="Cambria Math" w:hAnsi="Cambria Math"/>
+                <w:i/>
+                <w:lang w:val=""/>
+              </w:rPr>
+            </m:ctrlPr>
+          </m:fPr>
+          <m:num>
+            <m:r>
+              <w:rPr>
+                <w:rFonts w:ascii="Cambria Math" w:hAnsi="Cambria Math"/>
+                <w:lang w:val=""/>
+              </w:rPr>
+              <m:t>kg</m:t>
+            </m:r>
+          </m:num>
+          <m:den>
+            <m:sSup>
+              <m:sSupPr>
+                <m:ctrlPr>
+                  <w:rPr>
+                    <w:rFonts w:ascii="Cambria Math" w:hAnsi="Cambria Math"/>
+                    <w:i/>
+                    <w:lang w:val=""/>
+                  </w:rPr>
+                </m:ctrlPr>
+              </m:sSupPr>
+              <m:e>
+                <m:r>
+                  <w:rPr>
+                    <w:rFonts w:ascii="Cambria Math" w:hAnsi="Cambria Math"/>
+                    <w:lang w:val=""/>
+                  </w:rPr>
+                  <m:t>m</m:t>
+                </m:r>
+              </m:e>
+              <m:sup>
+                <m:r>
+                  <w:rPr>
+                    <w:rFonts w:ascii="Cambria Math" w:hAnsi="Cambria Math"/>
+                    <w:lang w:val=""/>
+                  </w:rPr>
+                  <m:t>3</m:t>
+                </m:r>
+              </m:sup>
+            </m:sSup>
+          </m:den>
+        </m:f>
+        <m:r>
+          <w:rPr>
+            <w:rFonts w:ascii="Cambria Math" w:hAnsi="Cambria Math"/>
+            <w:lang w:val=""/>
+          </w:rPr>
+          <m:t>≈0.14</m:t>
+        </m:r>
+        <m:f>
+          <m:fPr>
+            <m:ctrlPr>
+              <w:rPr>
+                <w:rFonts w:ascii="Cambria Math" w:hAnsi="Cambria Math"/>
+                <w:i/>
+                <w:lang w:val=""/>
+              </w:rPr>
+            </m:ctrlPr>
+          </m:fPr>
+          <m:num>
+            <m:r>
+              <w:rPr>
+                <w:rFonts w:ascii="Cambria Math" w:hAnsi="Cambria Math"/>
+                <w:lang w:val=""/>
+              </w:rPr>
+              <m:t>kg</m:t>
+            </m:r>
+          </m:num>
+          <m:den>
+            <m:sSup>
+              <m:sSupPr>
+                <m:ctrlPr>
+                  <w:rPr>
+                    <w:rFonts w:ascii="Cambria Math" w:hAnsi="Cambria Math"/>
+                    <w:i/>
+                    <w:lang w:val=""/>
+                  </w:rPr>
+                </m:ctrlPr>
+              </m:sSupPr>
+              <m:e>
+                <m:r>
+                  <w:rPr>
+                    <w:rFonts w:ascii="Cambria Math" w:hAnsi="Cambria Math"/>
+                    <w:lang w:val=""/>
+                  </w:rPr>
+                  <m:t>m</m:t>
+                </m:r>
+              </m:e>
+              <m:sup>
+                <m:r>
+                  <w:rPr>
+                    <w:rFonts w:ascii="Cambria Math" w:hAnsi="Cambria Math"/>
+                    <w:lang w:val=""/>
+                  </w:rPr>
+                  <m:t>3</m:t>
+                </m:r>
+              </m:sup>
+            </m:sSup>
+          </m:den>
+        </m:f>
+      </m:oMath>
+      <w:r>
+        <w:t xml:space="preserve"> </w:t>
+      </w:r>
+    </w:p>
+    <w:p>
+      <w:pPr>
+        <w:pStyle w:val="BodyText"/>
+        <w:rPr>
+          <w:lang w:val=""/>
+        </w:rPr>
+      </w:pPr>
+      <w:r>
+        <w:rPr>
+          <w:u w:val="single"/>
+        </w:rPr>
+        <w:t>Percentage Error</w:t>
+      </w:r>
+      <w:r>
+        <w:t>:</w:t>
+      </w:r>
+      <w:r>
+        <w:t xml:space="preserve"> </w:t>
+      </w:r>
+      <m:oMath>
+        <m:r>
+          <w:rPr>
+            <w:rFonts w:ascii="Cambria Math" w:hAnsi="Cambria Math"/>
+          </w:rPr>
+          <m:t xml:space="preserve"> </m:t>
+        </m:r>
+        <m:sSub>
+          <m:sSubPr>
+            <m:ctrlPr>
+              <w:rPr>
+                <w:rFonts w:ascii="Cambria Math" w:hAnsi="Cambria Math"/>
+                <w:i/>
+                <w:lang w:val=""/>
+              </w:rPr>
+            </m:ctrlPr>
+          </m:sSubPr>
+          <m:e>
+            <m:r>
+              <m:rPr>
+                <m:sty m:val="p"/>
+              </m:rPr>
+              <w:rPr>
+                <w:rFonts w:ascii="Cambria Math" w:hAnsi="Cambria Math"/>
+                <w:lang w:val=""/>
+              </w:rPr>
+              <m:t>%</m:t>
+            </m:r>
+            <m:r>
+              <w:rPr>
+                <w:rFonts w:ascii="Cambria Math" w:hAnsi="Cambria Math"/>
+                <w:lang w:val=""/>
+              </w:rPr>
+              <m:t>error</m:t>
+            </m:r>
+          </m:e>
+          <m:sub>
+            <m:r>
+              <w:rPr>
+                <w:rFonts w:ascii="Cambria Math" w:hAnsi="Cambria Math"/>
+                <w:lang w:val=""/>
+              </w:rPr>
+              <m:t>P</m:t>
+            </m:r>
+          </m:sub>
+        </m:sSub>
+        <m:r>
+          <m:rPr>
+            <m:sty m:val="p"/>
+          </m:rPr>
+          <w:rPr>
+            <w:rFonts w:ascii="Cambria Math" w:hAnsi="Cambria Math"/>
+            <w:lang w:val=""/>
+          </w:rPr>
+          <m:t>=</m:t>
+        </m:r>
+      </m:oMath>
+      <w:r>
+        <w:rPr>
+          <w:b/>
+          <w:iCs/>
+          <w:sz w:val="20"/>
+        </w:rPr>
+        <w:t xml:space="preserve"> </w:t>
+      </w:r>
+      <m:oMath>
+        <m:r>
+          <m:rPr>
+            <m:sty m:val="p"/>
+          </m:rPr>
+          <w:rPr>
+            <w:rFonts w:ascii="Cambria Math" w:hAnsi="Cambria Math"/>
+            <w:spacing w:val="-2"/>
+          </w:rPr>
+          <m:t>%Erro</m:t>
+        </m:r>
+        <m:sSub>
+          <m:sSubPr>
+            <m:ctrlPr>
+              <w:rPr>
+                <w:rFonts w:ascii="Cambria Math" w:hAnsi="Cambria Math"/>
+                <w:iCs/>
+                <w:spacing w:val="-2"/>
+              </w:rPr>
+            </m:ctrlPr>
+          </m:sSubPr>
+          <m:e>
+            <m:r>
+              <m:rPr>
+                <m:sty m:val="p"/>
+              </m:rPr>
+              <w:rPr>
+                <w:rFonts w:ascii="Cambria Math" w:hAnsi="Cambria Math"/>
+                <w:spacing w:val="-2"/>
+              </w:rPr>
+              <m:t>r</m:t>
+            </m:r>
+          </m:e>
+          <m:sub>
+            <m:r>
+              <m:rPr>
+                <m:sty m:val="p"/>
+              </m:rPr>
+              <w:rPr>
+                <w:rFonts w:ascii="Cambria Math" w:hAnsi="Cambria Math"/>
+                <w:spacing w:val="-2"/>
+              </w:rPr>
+              <m:t>Volume</m:t>
+            </m:r>
+          </m:sub>
+        </m:sSub>
+        <m:r>
+          <w:rPr>
+            <w:rFonts w:ascii="Cambria Math" w:hAnsi="Cambria Math"/>
+            <w:spacing w:val="-2"/>
+          </w:rPr>
+          <m:t>+</m:t>
+        </m:r>
+      </m:oMath>
+      <w:r>
+        <w:rPr>
+          <w:b/>
+          <w:iCs/>
+          <w:sz w:val="20"/>
+        </w:rPr>
+        <w:t xml:space="preserve"> </w:t>
+      </w:r>
+      <m:oMath>
+        <m:r>
+          <m:rPr>
+            <m:sty m:val="p"/>
+          </m:rPr>
+          <w:rPr>
+            <w:rFonts w:ascii="Cambria Math" w:hAnsi="Cambria Math"/>
+            <w:spacing w:val="-2"/>
+          </w:rPr>
+          <m:t>%Erro</m:t>
+        </m:r>
+        <m:sSub>
+          <m:sSubPr>
+            <m:ctrlPr>
+              <w:rPr>
+                <w:rFonts w:ascii="Cambria Math" w:hAnsi="Cambria Math"/>
+                <w:iCs/>
+                <w:spacing w:val="-2"/>
+              </w:rPr>
+            </m:ctrlPr>
+          </m:sSubPr>
+          <m:e>
+            <m:r>
+              <m:rPr>
+                <m:sty m:val="p"/>
+              </m:rPr>
+              <w:rPr>
+                <w:rFonts w:ascii="Cambria Math" w:hAnsi="Cambria Math"/>
+                <w:spacing w:val="-2"/>
+              </w:rPr>
+              <m:t>r</m:t>
+            </m:r>
+          </m:e>
+          <m:sub>
+            <m:r>
+              <m:rPr>
+                <m:sty m:val="p"/>
+              </m:rPr>
+              <w:rPr>
+                <w:rFonts w:ascii="Cambria Math" w:hAnsi="Cambria Math"/>
+                <w:spacing w:val="-2"/>
+              </w:rPr>
+              <m:t>Mass</m:t>
+            </m:r>
+          </m:sub>
+        </m:sSub>
+      </m:oMath>
+      <w:r>
+        <w:rPr>
+          <w:iCs/>
+          <w:spacing w:val="-2"/>
+        </w:rPr>
+        <w:t>= 0.78% +0.02% = 0.80%</w:t>
+      </w:r>
+      <w:r>
+        <w:rPr>
+          <w:lang w:val=""/>
+        </w:rPr>
+        <w:br/>
+      </w:r>
+      <w:r>
+        <w:rPr>
+          <w:lang w:val=""/>
+        </w:rPr>
+        <w:br/>
+      </w:r>
+      <w:r>
+        <w:rPr>
+          <w:lang w:val=""/>
+        </w:rPr>
+        <w:sym w:font="Wingdings" w:char="F0E0"/>
+      </w:r>
+      <m:oMath>
+        <m:r>
+          <w:rPr>
+            <w:rFonts w:ascii="Cambria Math" w:hAnsi="Cambria Math"/>
+            <w:lang w:val=""/>
+          </w:rPr>
+          <m:t>P</m:t>
+        </m:r>
+        <m:r>
+          <w:rPr>
+            <w:rFonts w:ascii="Cambria Math" w:hAnsi="Cambria Math"/>
+            <w:lang w:val=""/>
+          </w:rPr>
+          <m:t>=</m:t>
+        </m:r>
+        <m:r>
+          <w:rPr>
+            <w:rFonts w:ascii="Cambria Math" w:hAnsi="Cambria Math"/>
+            <w:lang w:val=""/>
+          </w:rPr>
+          <m:t>894.53</m:t>
+        </m:r>
+        <m:r>
+          <w:rPr>
+            <w:rFonts w:ascii="Cambria Math" w:hAnsi="Cambria Math"/>
+            <w:lang w:val=""/>
+          </w:rPr>
+          <m:t xml:space="preserve"> </m:t>
+        </m:r>
+        <m:r>
+          <w:rPr>
+            <w:rFonts w:ascii="Cambria Math" w:hAnsi="Cambria Math"/>
+            <w:lang w:val=""/>
+          </w:rPr>
+          <m:t>±</m:t>
+        </m:r>
+        <m:r>
+          <w:rPr>
+            <w:rFonts w:ascii="Cambria Math" w:hAnsi="Cambria Math"/>
+            <w:lang w:val=""/>
+          </w:rPr>
+          <m:t xml:space="preserve">0.14 </m:t>
+        </m:r>
+        <m:d>
+          <m:dPr>
+            <m:ctrlPr>
+              <w:rPr>
+                <w:rFonts w:ascii="Cambria Math" w:hAnsi="Cambria Math"/>
+                <w:i/>
+                <w:lang w:val=""/>
+              </w:rPr>
+            </m:ctrlPr>
+          </m:dPr>
+          <m:e>
+            <m:r>
+              <w:rPr>
+                <w:rFonts w:ascii="Cambria Math" w:hAnsi="Cambria Math"/>
+                <w:lang w:val=""/>
+              </w:rPr>
+              <m:t>0.80%</m:t>
+            </m:r>
+          </m:e>
+        </m:d>
+        <m:r>
+          <w:rPr>
+            <w:rFonts w:ascii="Cambria Math" w:hAnsi="Cambria Math"/>
+            <w:lang w:val=""/>
+          </w:rPr>
+          <m:t>kg/</m:t>
+        </m:r>
+        <m:sSup>
+          <m:sSupPr>
+            <m:ctrlPr>
+              <w:rPr>
+                <w:rFonts w:ascii="Cambria Math" w:hAnsi="Cambria Math"/>
+                <w:i/>
+                <w:lang w:val=""/>
+              </w:rPr>
+            </m:ctrlPr>
+          </m:sSupPr>
+          <m:e>
+            <m:r>
+              <w:rPr>
+                <w:rFonts w:ascii="Cambria Math" w:hAnsi="Cambria Math"/>
+                <w:lang w:val=""/>
+              </w:rPr>
+              <m:t>m</m:t>
+            </m:r>
+          </m:e>
+          <m:sup>
+            <m:r>
+              <w:rPr>
+                <w:rFonts w:ascii="Cambria Math" w:hAnsi="Cambria Math"/>
+                <w:lang w:val=""/>
+              </w:rPr>
+              <m:t>3</m:t>
+            </m:r>
+          </m:sup>
+        </m:sSup>
+      </m:oMath>
+      <w:r>
+        <w:rPr>
+          <w:lang w:val=""/>
+        </w:rPr>
+        <w:br/>
+      </w:r>
+      <w:r>
+        <w:rPr>
+          <w:lang w:val=""/>
+        </w:rPr>
+        <w:br/>
+      </w:r>
+      <w:r>
+        <w:rPr>
+          <w:lang w:val=""/>
+        </w:rPr>
+        <w:br/>
+      </w:r>
+      <w:r>
+        <w:rPr>
+          <w:lang w:val=""/>
+        </w:rPr>
+        <w:br/>
+      </w:r>
+      <w:r>
+        <w:rPr>
+          <w:lang w:val=""/>
+        </w:rPr>
+        <w:br/>
+      </w:r>
+      <w:r>
+        <w:rPr>
+          <w:lang w:val=""/>
+        </w:rPr>
+        <w:br/>
+      </w:r>
+      <w:r>
+        <w:rPr>
+          <w:lang w:val=""/>
+        </w:rPr>
+        <w:br/>
+      </w:r>
+      <w:r>
+        <w:rPr>
+          <w:lang w:val=""/>
+        </w:rPr>
+        <w:br/>
+      </w:r>
+      <w:r>
+        <w:rPr>
+          <w:lang w:val=""/>
+        </w:rPr>
+        <w:br/>
+      </w:r>
+      <w:r>
+        <w:rPr>
+          <w:lang w:val=""/>
+        </w:rPr>
+        <w:br/>
+      </w:r>
+      <w:r>
+        <w:rPr>
+          <w:lang w:val=""/>
+        </w:rPr>
+        <w:br/>
+      </w:r>
+      <w:r>
+        <w:rPr>
+          <w:lang w:val=""/>
+        </w:rPr>
+        <w:br/>
+      </w:r>
+      <w:r>
+        <w:rPr>
+          <w:lang w:val=""/>
+        </w:rPr>
+        <w:br/>
+      </w:r>
+      <w:r>
+        <w:rPr>
+          <w:lang w:val=""/>
+        </w:rPr>
+        <w:br/>
+      </w:r>
+      <w:r>
+        <w:rPr>
+          <w:lang w:val=""/>
+        </w:rPr>
+        <w:br/>
+      </w:r>
+      <w:r>
+        <w:rPr>
+          <w:lang w:val=""/>
+        </w:rPr>
+        <w:br/>
+      </w:r>
+      <w:r>
+        <w:rPr>
+          <w:lang w:val=""/>
+        </w:rPr>
+        <w:br/>
+      </w:r>
+      <w:r>
+        <w:rPr>
+          <w:lang w:val=""/>
+        </w:rPr>
+        <w:br/>
+      </w:r>
+      <w:r>
+        <w:rPr>
+          <w:lang w:val=""/>
+        </w:rPr>
+        <w:br/>
+      </w:r>
+      <w:r>
+        <w:rPr>
+          <w:lang w:val=""/>
+        </w:rPr>
+        <w:br/>
+      </w:r>
+      <w:r>
+        <w:rPr>
+          <w:lang w:val=""/>
+        </w:rPr>
+        <w:br/>
+      </w:r>
+      <w:r>
+        <w:rPr>
+          <w:lang w:val=""/>
+        </w:rPr>
+        <w:br/>
+      </w:r>
+      <w:r>
+        <w:rPr>
+          <w:lang w:val=""/>
+        </w:rPr>
+        <w:br/>
+      </w:r>
+      <w:r>
+        <w:rPr>
+          <w:lang w:val=""/>
+        </w:rPr>
+        <w:br/>
+      </w:r>
+    </w:p>
+    <w:p>
+      <w:pPr>
+        <w:pStyle w:val="BodyText"/>
+        <w:ind w:right="366"/>
+      </w:pPr>
+      <w:r>
+        <w:t xml:space="preserve">A) </w:t>
+      </w:r>
+      <w:r>
+        <w:t>When comparing the coin diameter measurements from the digital caliper and digital micrometer, the micrometer was more precise than the caliper. The micrometer had a smaller percent error of.00678 percent, while the caliper had a. percent error of .0503. This shows that the micrometer is better when a more precise measurement is needed.  </w:t>
+      </w:r>
+    </w:p>
+    <w:p>
+      <w:pPr>
+        <w:pStyle w:val="BodyText"/>
+        <w:ind w:right="366"/>
+      </w:pPr>
+      <w:r>
+        <w:lastRenderedPageBreak/>
+        <w:t xml:space="preserve">B) </w:t>
+      </w:r>
+      <w:r>
+        <w:t xml:space="preserve">A digital micrometer could measure something as small as a single hair, but it would be complicated to get an accurate measurement. </w:t>
+      </w:r>
+    </w:p>
+    <w:p>
+      <w:pPr>
+        <w:pStyle w:val="BodyText"/>
+        <w:ind w:right="366"/>
+      </w:pPr>
+      <w:r>
+        <w:t xml:space="preserve">C) </w:t>
+      </w:r>
+      <w:r>
+        <w:t>The micrometer’s capability is limited by the size and flexibility of the object. A piece of hair is very thin and could get squeed or bend while being measured. This could cause the measurements to be different each time and create random error. </w:t>
+      </w:r>
+    </w:p>
+    <w:p>
+      <w:pPr>
+        <w:pStyle w:val="BodyText"/>
+        <w:ind w:right="366"/>
+      </w:pPr>
+      <w:r>
+        <w:t xml:space="preserve">D) </w:t>
+      </w:r>
+      <w:r>
+        <w:t>We measure one sheet of paper and 100 sheets of paper to compare the values and determine which measurement has a higher precision for a single sheet of paper. Dividing the average thickness of 100 sheets of paper by 100, we get a precise measurement for a single sheet of paper compared to the measurements of a single sheet of paper which has an 8.98% error.  </w:t>
+      </w:r>
+    </w:p>
+    <w:p>
+      <w:pPr>
+        <w:pStyle w:val="BodyText"/>
+        <w:ind w:right="366"/>
+      </w:pPr>
+      <w:r>
+        <w:t xml:space="preserve">E) </w:t>
+      </w:r>
+      <w:r>
+        <w:t>The results of density calculations were surprising because the expected density of water is 1000 kg/m^3, however our calculations gave us a density of P = 894.53 +/- 0.14 (0.80%) kg/m^3. Our density is approximately 100 kg/m^3 less than the density of water because our volume formula assumes the can is a perfect cylinder, which the can is not so there is extra volume giving us a less dense liquid measurement. </w:t>
+      </w:r>
+    </w:p>
+    <w:p>
+      <w:pPr>
+        <w:pStyle w:val="BodyText"/>
+        <w:ind w:right="366"/>
+      </w:pPr>
+      <w:r>
+        <w:t xml:space="preserve">F) </w:t>
+      </w:r>
+      <w:r>
+        <w:t xml:space="preserve">Our calculations gave us a volume measurement of V = 4.12 +/- 0.03 * 10^-4 (0.78%) m^3, which is approximately 13.9 fluid ounces. The volume of the can we measured is 12 fluid ounces, so our calculated volume is marginally larger than the actual volume of the can. Once again, this is because of the volume formula we used which assumes the can is a perfect cylinder and in </w:t>
+      </w:r>
+      <w:proofErr w:type="gramStart"/>
+      <w:r>
+        <w:t>reality</w:t>
+      </w:r>
+      <w:proofErr w:type="gramEnd"/>
+      <w:r>
+        <w:t xml:space="preserve"> the can has less volume than a cylinder, so our calculations overestimate the total volume of the can.  </w:t>
+      </w:r>
+    </w:p>
+    <w:p>
+      <w:pPr>
+        <w:pStyle w:val="BodyText"/>
+        <w:ind w:right="366"/>
+      </w:pPr>
+      <w:r>
+        <w:t xml:space="preserve">G) </w:t>
+      </w:r>
+      <w:r>
+        <w:t>The calculations of volume and density are approximations so they cannot be interpreted as exact values. The error in volume and density is a systematic error based on the volume of a cylinder formula, so it is affecting the accuracy of our calculations. Our penny measurements using both a digital caliper and digital micrometer are accurate and precise so the percent error is insignificantly small. Our single sheet measurements have a percent error of 8.9% which is caused by random errors in our measurements between attempts, but our 100 sheets of paper measurements are more precise with a percent error of 1%, giving us a more precise value for the thickness of a single sheet of paper. For our mass of the can measurements, each attempt has very little deviation between values, so our measurements are precise and accurate to the real value.  </w:t>
+      </w:r>
     </w:p>
     <w:sectPr>
       <w:pgSz w:w="12240" w:h="15840" w:code="1"/>
@@ -11248,6 +16201,209 @@
 <file path=word/numbering.xml><?xml version="1.0" encoding="utf-8"?>
 <w:numbering xmlns:wpc="http://schemas.microsoft.com/office/word/2010/wordprocessingCanvas" xmlns:cx="http://schemas.microsoft.com/office/drawing/2014/chartex" xmlns:cx1="http://schemas.microsoft.com/office/drawing/2015/9/8/chartex" xmlns:cx2="http://schemas.microsoft.com/office/drawing/2015/10/21/chartex" xmlns:cx3="http://schemas.microsoft.com/office/drawing/2016/5/9/chartex" xmlns:cx4="http://schemas.microsoft.com/office/drawing/2016/5/10/chartex" xmlns:cx5="http://schemas.microsoft.com/office/drawing/2016/5/11/chartex" xmlns:cx6="http://schemas.microsoft.com/office/drawing/2016/5/12/chartex" xmlns:cx7="http://schemas.microsoft.com/office/drawing/2016/5/13/chartex" xmlns:cx8="http://schemas.microsoft.com/office/drawing/2016/5/14/chartex" xmlns:mc="http://schemas.openxmlformats.org/markup-compatibility/2006" xmlns:aink="http://schemas.microsoft.com/office/drawing/2016/ink" xmlns:am3d="http://schemas.microsoft.com/office/drawing/2017/model3d" xmlns:o="urn:schemas-microsoft-com:office:office" xmlns:oel="http://schemas.microsoft.com/office/2019/extlst" xmlns:r="http://schemas.openxmlformats.org/officeDocument/2006/relationships" xmlns:m="http://schemas.openxmlformats.org/officeDocument/2006/math" xmlns:v="urn:schemas-microsoft-com:vml" xmlns:wp14="http://schemas.microsoft.com/office/word/2010/wordprocessingDrawing" xmlns:wp="http://schemas.openxmlformats.org/drawingml/2006/wordprocessingDrawing" xmlns:w10="urn:schemas-microsoft-com:office:word" xmlns:w="http://schemas.openxmlformats.org/wordprocessingml/2006/main" xmlns:w14="http://schemas.microsoft.com/office/word/2010/wordml" xmlns:w15="http://schemas.microsoft.com/office/word/2012/wordml" xmlns:w16cex="http://schemas.microsoft.com/office/word/2018/wordml/cex" xmlns:w16cid="http://schemas.microsoft.com/office/word/2016/wordml/cid" xmlns:w16="http://schemas.microsoft.com/office/word/2018/wordml" xmlns:w16sdtdh="http://schemas.microsoft.com/office/word/2020/wordml/sdtdatahash" xmlns:w16se="http://schemas.microsoft.com/office/word/2015/wordml/symex" xmlns:wpg="http://schemas.microsoft.com/office/word/2010/wordprocessingGroup" xmlns:wpi="http://schemas.microsoft.com/office/word/2010/wordprocessingInk" xmlns:wne="http://schemas.microsoft.com/office/word/2006/wordml" xmlns:wps="http://schemas.microsoft.com/office/word/2010/wordprocessingShape" mc:Ignorable="w14 w15 w16se w16cid w16 w16cex w16sdtdh wp14">
   <w:abstractNum w:abstractNumId="0" w15:restartNumberingAfterBreak="0">
+    <w:nsid w:val="248A0803"/>
+    <w:multiLevelType w:val="hybridMultilevel"/>
+    <w:tmpl w:val="7E6096AE"/>
+    <w:lvl w:ilvl="0" w:tplc="F1084348">
+      <w:start w:val="1"/>
+      <w:numFmt w:val="lowerLetter"/>
+      <w:lvlText w:val="%1)"/>
+      <w:lvlJc w:val="left"/>
+      <w:pPr>
+        <w:ind w:left="1080" w:hanging="360"/>
+      </w:pPr>
+      <w:rPr>
+        <w:rFonts w:hint="default"/>
+      </w:rPr>
+    </w:lvl>
+    <w:lvl w:ilvl="1" w:tplc="04090019" w:tentative="1">
+      <w:start w:val="1"/>
+      <w:numFmt w:val="lowerLetter"/>
+      <w:lvlText w:val="%2."/>
+      <w:lvlJc w:val="left"/>
+      <w:pPr>
+        <w:ind w:left="1800" w:hanging="360"/>
+      </w:pPr>
+    </w:lvl>
+    <w:lvl w:ilvl="2" w:tplc="0409001B" w:tentative="1">
+      <w:start w:val="1"/>
+      <w:numFmt w:val="lowerRoman"/>
+      <w:lvlText w:val="%3."/>
+      <w:lvlJc w:val="right"/>
+      <w:pPr>
+        <w:ind w:left="2520" w:hanging="180"/>
+      </w:pPr>
+    </w:lvl>
+    <w:lvl w:ilvl="3" w:tplc="0409000F" w:tentative="1">
+      <w:start w:val="1"/>
+      <w:numFmt w:val="decimal"/>
+      <w:lvlText w:val="%4."/>
+      <w:lvlJc w:val="left"/>
+      <w:pPr>
+        <w:ind w:left="3240" w:hanging="360"/>
+      </w:pPr>
+    </w:lvl>
+    <w:lvl w:ilvl="4" w:tplc="04090019" w:tentative="1">
+      <w:start w:val="1"/>
+      <w:numFmt w:val="lowerLetter"/>
+      <w:lvlText w:val="%5."/>
+      <w:lvlJc w:val="left"/>
+      <w:pPr>
+        <w:ind w:left="3960" w:hanging="360"/>
+      </w:pPr>
+    </w:lvl>
+    <w:lvl w:ilvl="5" w:tplc="0409001B" w:tentative="1">
+      <w:start w:val="1"/>
+      <w:numFmt w:val="lowerRoman"/>
+      <w:lvlText w:val="%6."/>
+      <w:lvlJc w:val="right"/>
+      <w:pPr>
+        <w:ind w:left="4680" w:hanging="180"/>
+      </w:pPr>
+    </w:lvl>
+    <w:lvl w:ilvl="6" w:tplc="0409000F" w:tentative="1">
+      <w:start w:val="1"/>
+      <w:numFmt w:val="decimal"/>
+      <w:lvlText w:val="%7."/>
+      <w:lvlJc w:val="left"/>
+      <w:pPr>
+        <w:ind w:left="5400" w:hanging="360"/>
+      </w:pPr>
+    </w:lvl>
+    <w:lvl w:ilvl="7" w:tplc="04090019" w:tentative="1">
+      <w:start w:val="1"/>
+      <w:numFmt w:val="lowerLetter"/>
+      <w:lvlText w:val="%8."/>
+      <w:lvlJc w:val="left"/>
+      <w:pPr>
+        <w:ind w:left="6120" w:hanging="360"/>
+      </w:pPr>
+    </w:lvl>
+    <w:lvl w:ilvl="8" w:tplc="0409001B" w:tentative="1">
+      <w:start w:val="1"/>
+      <w:numFmt w:val="lowerRoman"/>
+      <w:lvlText w:val="%9."/>
+      <w:lvlJc w:val="right"/>
+      <w:pPr>
+        <w:ind w:left="6840" w:hanging="180"/>
+      </w:pPr>
+    </w:lvl>
+  </w:abstractNum>
+  <w:abstractNum w:abstractNumId="1" w15:restartNumberingAfterBreak="0">
+    <w:nsid w:val="5086725B"/>
+    <w:multiLevelType w:val="hybridMultilevel"/>
+    <w:tmpl w:val="FA92388A"/>
+    <w:lvl w:ilvl="0" w:tplc="F678EB42">
+      <w:numFmt w:val="bullet"/>
+      <w:lvlText w:val=""/>
+      <w:lvlJc w:val="left"/>
+      <w:pPr>
+        <w:ind w:left="720" w:hanging="360"/>
+      </w:pPr>
+      <w:rPr>
+        <w:rFonts w:ascii="Wingdings" w:eastAsiaTheme="minorEastAsia" w:hAnsi="Wingdings" w:cstheme="minorBidi" w:hint="default"/>
+        <w:b w:val="0"/>
+        <w:sz w:val="24"/>
+      </w:rPr>
+    </w:lvl>
+    <w:lvl w:ilvl="1" w:tplc="04090003" w:tentative="1">
+      <w:start w:val="1"/>
+      <w:numFmt w:val="bullet"/>
+      <w:lvlText w:val="o"/>
+      <w:lvlJc w:val="left"/>
+      <w:pPr>
+        <w:ind w:left="1440" w:hanging="360"/>
+      </w:pPr>
+      <w:rPr>
+        <w:rFonts w:ascii="Courier New" w:hAnsi="Courier New" w:cs="Courier New" w:hint="default"/>
+      </w:rPr>
+    </w:lvl>
+    <w:lvl w:ilvl="2" w:tplc="04090005" w:tentative="1">
+      <w:start w:val="1"/>
+      <w:numFmt w:val="bullet"/>
+      <w:lvlText w:val=""/>
+      <w:lvlJc w:val="left"/>
+      <w:pPr>
+        <w:ind w:left="2160" w:hanging="360"/>
+      </w:pPr>
+      <w:rPr>
+        <w:rFonts w:ascii="Wingdings" w:hAnsi="Wingdings" w:hint="default"/>
+      </w:rPr>
+    </w:lvl>
+    <w:lvl w:ilvl="3" w:tplc="04090001" w:tentative="1">
+      <w:start w:val="1"/>
+      <w:numFmt w:val="bullet"/>
+      <w:lvlText w:val=""/>
+      <w:lvlJc w:val="left"/>
+      <w:pPr>
+        <w:ind w:left="2880" w:hanging="360"/>
+      </w:pPr>
+      <w:rPr>
+        <w:rFonts w:ascii="Symbol" w:hAnsi="Symbol" w:hint="default"/>
+      </w:rPr>
+    </w:lvl>
+    <w:lvl w:ilvl="4" w:tplc="04090003" w:tentative="1">
+      <w:start w:val="1"/>
+      <w:numFmt w:val="bullet"/>
+      <w:lvlText w:val="o"/>
+      <w:lvlJc w:val="left"/>
+      <w:pPr>
+        <w:ind w:left="3600" w:hanging="360"/>
+      </w:pPr>
+      <w:rPr>
+        <w:rFonts w:ascii="Courier New" w:hAnsi="Courier New" w:cs="Courier New" w:hint="default"/>
+      </w:rPr>
+    </w:lvl>
+    <w:lvl w:ilvl="5" w:tplc="04090005" w:tentative="1">
+      <w:start w:val="1"/>
+      <w:numFmt w:val="bullet"/>
+      <w:lvlText w:val=""/>
+      <w:lvlJc w:val="left"/>
+      <w:pPr>
+        <w:ind w:left="4320" w:hanging="360"/>
+      </w:pPr>
+      <w:rPr>
+        <w:rFonts w:ascii="Wingdings" w:hAnsi="Wingdings" w:hint="default"/>
+      </w:rPr>
+    </w:lvl>
+    <w:lvl w:ilvl="6" w:tplc="04090001" w:tentative="1">
+      <w:start w:val="1"/>
+      <w:numFmt w:val="bullet"/>
+      <w:lvlText w:val=""/>
+      <w:lvlJc w:val="left"/>
+      <w:pPr>
+        <w:ind w:left="5040" w:hanging="360"/>
+      </w:pPr>
+      <w:rPr>
+        <w:rFonts w:ascii="Symbol" w:hAnsi="Symbol" w:hint="default"/>
+      </w:rPr>
+    </w:lvl>
+    <w:lvl w:ilvl="7" w:tplc="04090003" w:tentative="1">
+      <w:start w:val="1"/>
+      <w:numFmt w:val="bullet"/>
+      <w:lvlText w:val="o"/>
+      <w:lvlJc w:val="left"/>
+      <w:pPr>
+        <w:ind w:left="5760" w:hanging="360"/>
+      </w:pPr>
+      <w:rPr>
+        <w:rFonts w:ascii="Courier New" w:hAnsi="Courier New" w:cs="Courier New" w:hint="default"/>
+      </w:rPr>
+    </w:lvl>
+    <w:lvl w:ilvl="8" w:tplc="04090005" w:tentative="1">
+      <w:start w:val="1"/>
+      <w:numFmt w:val="bullet"/>
+      <w:lvlText w:val=""/>
+      <w:lvlJc w:val="left"/>
+      <w:pPr>
+        <w:ind w:left="6480" w:hanging="360"/>
+      </w:pPr>
+      <w:rPr>
+        <w:rFonts w:ascii="Wingdings" w:hAnsi="Wingdings" w:hint="default"/>
+      </w:rPr>
+    </w:lvl>
+  </w:abstractNum>
+  <w:abstractNum w:abstractNumId="2" w15:restartNumberingAfterBreak="0">
     <w:nsid w:val="66383FDF"/>
     <w:multiLevelType w:val="hybridMultilevel"/>
     <w:tmpl w:val="5B10C716"/>
@@ -11381,7 +16537,7 @@
       </w:rPr>
     </w:lvl>
   </w:abstractNum>
-  <w:abstractNum w:abstractNumId="1" w15:restartNumberingAfterBreak="0">
+  <w:abstractNum w:abstractNumId="3" w15:restartNumberingAfterBreak="0">
     <w:nsid w:val="752A2CB4"/>
     <w:multiLevelType w:val="hybridMultilevel"/>
     <w:tmpl w:val="70B8CEBA"/>
@@ -11471,10 +16627,16 @@
     </w:lvl>
   </w:abstractNum>
   <w:num w:numId="1" w16cid:durableId="2135949359">
-    <w:abstractNumId w:val="1"/>
+    <w:abstractNumId w:val="3"/>
   </w:num>
   <w:num w:numId="2" w16cid:durableId="324238648">
+    <w:abstractNumId w:val="2"/>
+  </w:num>
+  <w:num w:numId="3" w16cid:durableId="26682643">
     <w:abstractNumId w:val="0"/>
+  </w:num>
+  <w:num w:numId="4" w16cid:durableId="581723999">
+    <w:abstractNumId w:val="1"/>
   </w:num>
 </w:numbering>
 </file>
@@ -11565,7 +16727,7 @@
     <w:lsdException w:name="Closing" w:semiHidden="1" w:unhideWhenUsed="1"/>
     <w:lsdException w:name="Signature" w:semiHidden="1" w:unhideWhenUsed="1"/>
     <w:lsdException w:name="Default Paragraph Font" w:semiHidden="1" w:uiPriority="1" w:unhideWhenUsed="1"/>
-    <w:lsdException w:name="Body Text" w:semiHidden="1" w:unhideWhenUsed="1"/>
+    <w:lsdException w:name="Body Text" w:semiHidden="1" w:uiPriority="0" w:unhideWhenUsed="1" w:qFormat="1"/>
     <w:lsdException w:name="Body Text Indent" w:semiHidden="1" w:unhideWhenUsed="1"/>
     <w:lsdException w:name="List Continue" w:semiHidden="1" w:unhideWhenUsed="1"/>
     <w:lsdException w:name="List Continue 2" w:semiHidden="1" w:unhideWhenUsed="1"/>
@@ -12437,6 +17599,51 @@
     <w:uiPriority w:val="99"/>
     <w:rsid w:val="00C42D4A"/>
   </w:style>
+  <w:style w:type="paragraph" w:styleId="BodyText">
+    <w:name w:val="Body Text"/>
+    <w:basedOn w:val="Normal"/>
+    <w:link w:val="BodyTextChar"/>
+    <w:qFormat/>
+    <w:rsid w:val="007658BC"/>
+    <w:pPr>
+      <w:spacing w:before="180" w:after="180" w:line="240" w:lineRule="auto"/>
+    </w:pPr>
+    <w:rPr>
+      <w:rFonts w:eastAsiaTheme="minorEastAsia"/>
+      <w:kern w:val="0"/>
+      <w:lang w:eastAsia="zh-CN"/>
+      <w14:ligatures w14:val="none"/>
+    </w:rPr>
+  </w:style>
+  <w:style w:type="character" w:customStyle="1" w:styleId="BodyTextChar">
+    <w:name w:val="Body Text Char"/>
+    <w:basedOn w:val="DefaultParagraphFont"/>
+    <w:link w:val="BodyText"/>
+    <w:rsid w:val="007658BC"/>
+    <w:rPr>
+      <w:rFonts w:eastAsiaTheme="minorEastAsia"/>
+      <w:kern w:val="0"/>
+      <w:lang w:eastAsia="zh-CN"/>
+      <w14:ligatures w14:val="none"/>
+    </w:rPr>
+  </w:style>
+  <w:style w:type="paragraph" w:customStyle="1" w:styleId="FirstParagraph">
+    <w:name w:val="First Paragraph"/>
+    <w:basedOn w:val="BodyText"/>
+    <w:next w:val="BodyText"/>
+    <w:qFormat/>
+    <w:rsid w:val="007658BC"/>
+  </w:style>
+  <w:style w:type="character" w:styleId="PlaceholderText">
+    <w:name w:val="Placeholder Text"/>
+    <w:basedOn w:val="DefaultParagraphFont"/>
+    <w:uiPriority w:val="99"/>
+    <w:semiHidden/>
+    <w:rsid w:val="007658BC"/>
+    <w:rPr>
+      <w:color w:val="666666"/>
+    </w:rPr>
+  </w:style>
 </w:styles>
 </file>
 
